--- a/CodeCC/申万一级行业年度收益率分析报告.docx
+++ b/CodeCC/申万一级行业年度收益率分析报告.docx
@@ -266,7 +266,7 @@
                 <w:color w:val="27AE60"/>
                 <w:sz w:val="17"/>
               </w:rPr>
-              <w:t>158.5%</w:t>
+              <w:t>150.5%</w:t>
             </w:r>
           </w:p>
         </w:tc>
@@ -284,23 +284,23 @@
                 <w:color w:val="27AE60"/>
                 <w:sz w:val="17"/>
               </w:rPr>
-              <w:t>14.35%</w:t>
-            </w:r>
-          </w:p>
-        </w:tc>
-        <w:tc>
-          <w:tcPr>
-            <w:tcW w:type="dxa" w:w="1440"/>
-          </w:tcPr>
-          <w:p>
-            <w:pPr>
-              <w:jc w:val="center"/>
-            </w:pPr>
-            <w:r>
-              <w:rPr>
-                <w:sz w:val="17"/>
-              </w:rPr>
-              <w:t>34.6%</w:t>
+              <w:t>13.99%</w:t>
+            </w:r>
+          </w:p>
+        </w:tc>
+        <w:tc>
+          <w:tcPr>
+            <w:tcW w:type="dxa" w:w="1440"/>
+          </w:tcPr>
+          <w:p>
+            <w:pPr>
+              <w:jc w:val="center"/>
+            </w:pPr>
+            <w:r>
+              <w:rPr>
+                <w:sz w:val="17"/>
+              </w:rPr>
+              <w:t>34.5%</w:t>
             </w:r>
           </w:p>
         </w:tc>
@@ -368,7 +368,7 @@
                 <w:color w:val="27AE60"/>
                 <w:sz w:val="17"/>
               </w:rPr>
-              <w:t>118.4%</w:t>
+              <w:t>122.3%</w:t>
             </w:r>
           </w:p>
         </w:tc>
@@ -386,23 +386,23 @@
                 <w:color w:val="27AE60"/>
                 <w:sz w:val="17"/>
               </w:rPr>
-              <w:t>12.77%</w:t>
-            </w:r>
-          </w:p>
-        </w:tc>
-        <w:tc>
-          <w:tcPr>
-            <w:tcW w:type="dxa" w:w="1440"/>
-          </w:tcPr>
-          <w:p>
-            <w:pPr>
-              <w:jc w:val="center"/>
-            </w:pPr>
-            <w:r>
-              <w:rPr>
-                <w:sz w:val="17"/>
-              </w:rPr>
-              <w:t>39.7%</w:t>
+              <w:t>12.91%</w:t>
+            </w:r>
+          </w:p>
+        </w:tc>
+        <w:tc>
+          <w:tcPr>
+            <w:tcW w:type="dxa" w:w="1440"/>
+          </w:tcPr>
+          <w:p>
+            <w:pPr>
+              <w:jc w:val="center"/>
+            </w:pPr>
+            <w:r>
+              <w:rPr>
+                <w:sz w:val="17"/>
+              </w:rPr>
+              <w:t>39.5%</w:t>
             </w:r>
           </w:p>
         </w:tc>
@@ -452,7 +452,7 @@
               <w:rPr>
                 <w:sz w:val="17"/>
               </w:rPr>
-              <w:t>通信</w:t>
+              <w:t>有色金属</w:t>
             </w:r>
           </w:p>
         </w:tc>
@@ -470,7 +470,7 @@
                 <w:color w:val="27AE60"/>
                 <w:sz w:val="17"/>
               </w:rPr>
-              <w:t>117.6%</w:t>
+              <w:t>115.7%</w:t>
             </w:r>
           </w:p>
         </w:tc>
@@ -488,39 +488,39 @@
                 <w:color w:val="27AE60"/>
                 <w:sz w:val="17"/>
               </w:rPr>
-              <w:t>11.33%</w:t>
-            </w:r>
-          </w:p>
-        </w:tc>
-        <w:tc>
-          <w:tcPr>
-            <w:tcW w:type="dxa" w:w="1440"/>
-          </w:tcPr>
-          <w:p>
-            <w:pPr>
-              <w:jc w:val="center"/>
-            </w:pPr>
-            <w:r>
-              <w:rPr>
-                <w:sz w:val="17"/>
-              </w:rPr>
-              <w:t>33.3%</w:t>
-            </w:r>
-          </w:p>
-        </w:tc>
-        <w:tc>
-          <w:tcPr>
-            <w:tcW w:type="dxa" w:w="1440"/>
-          </w:tcPr>
-          <w:p>
-            <w:pPr>
-              <w:jc w:val="center"/>
-            </w:pPr>
-            <w:r>
-              <w:rPr>
-                <w:sz w:val="17"/>
-              </w:rPr>
-              <w:t>55%</w:t>
+              <w:t>12.14%</w:t>
+            </w:r>
+          </w:p>
+        </w:tc>
+        <w:tc>
+          <w:tcPr>
+            <w:tcW w:type="dxa" w:w="1440"/>
+          </w:tcPr>
+          <w:p>
+            <w:pPr>
+              <w:jc w:val="center"/>
+            </w:pPr>
+            <w:r>
+              <w:rPr>
+                <w:sz w:val="17"/>
+              </w:rPr>
+              <w:t>36.0%</w:t>
+            </w:r>
+          </w:p>
+        </w:tc>
+        <w:tc>
+          <w:tcPr>
+            <w:tcW w:type="dxa" w:w="1440"/>
+          </w:tcPr>
+          <w:p>
+            <w:pPr>
+              <w:jc w:val="center"/>
+            </w:pPr>
+            <w:r>
+              <w:rPr>
+                <w:sz w:val="17"/>
+              </w:rPr>
+              <w:t>64%</w:t>
             </w:r>
           </w:p>
         </w:tc>
@@ -554,7 +554,7 @@
               <w:rPr>
                 <w:sz w:val="17"/>
               </w:rPr>
-              <w:t>有色金属</w:t>
+              <w:t>通信</w:t>
             </w:r>
           </w:p>
         </w:tc>
@@ -572,7 +572,7 @@
                 <w:color w:val="27AE60"/>
                 <w:sz w:val="17"/>
               </w:rPr>
-              <w:t>106.2%</w:t>
+              <w:t>104.4%</w:t>
             </w:r>
           </w:p>
         </w:tc>
@@ -590,39 +590,39 @@
                 <w:color w:val="27AE60"/>
                 <w:sz w:val="17"/>
               </w:rPr>
-              <w:t>11.75%</w:t>
-            </w:r>
-          </w:p>
-        </w:tc>
-        <w:tc>
-          <w:tcPr>
-            <w:tcW w:type="dxa" w:w="1440"/>
-          </w:tcPr>
-          <w:p>
-            <w:pPr>
-              <w:jc w:val="center"/>
-            </w:pPr>
-            <w:r>
-              <w:rPr>
-                <w:sz w:val="17"/>
-              </w:rPr>
-              <w:t>36.2%</w:t>
-            </w:r>
-          </w:p>
-        </w:tc>
-        <w:tc>
-          <w:tcPr>
-            <w:tcW w:type="dxa" w:w="1440"/>
-          </w:tcPr>
-          <w:p>
-            <w:pPr>
-              <w:jc w:val="center"/>
-            </w:pPr>
-            <w:r>
-              <w:rPr>
-                <w:sz w:val="17"/>
-              </w:rPr>
-              <w:t>64%</w:t>
+              <w:t>10.59%</w:t>
+            </w:r>
+          </w:p>
+        </w:tc>
+        <w:tc>
+          <w:tcPr>
+            <w:tcW w:type="dxa" w:w="1440"/>
+          </w:tcPr>
+          <w:p>
+            <w:pPr>
+              <w:jc w:val="center"/>
+            </w:pPr>
+            <w:r>
+              <w:rPr>
+                <w:sz w:val="17"/>
+              </w:rPr>
+              <w:t>32.8%</w:t>
+            </w:r>
+          </w:p>
+        </w:tc>
+        <w:tc>
+          <w:tcPr>
+            <w:tcW w:type="dxa" w:w="1440"/>
+          </w:tcPr>
+          <w:p>
+            <w:pPr>
+              <w:jc w:val="center"/>
+            </w:pPr>
+            <w:r>
+              <w:rPr>
+                <w:sz w:val="17"/>
+              </w:rPr>
+              <w:t>55%</w:t>
             </w:r>
           </w:p>
         </w:tc>
@@ -656,7 +656,7 @@
               <w:rPr>
                 <w:sz w:val="17"/>
               </w:rPr>
-              <w:t>煤炭</w:t>
+              <w:t>家用电器</w:t>
             </w:r>
           </w:p>
         </w:tc>
@@ -674,7 +674,7 @@
                 <w:color w:val="27AE60"/>
                 <w:sz w:val="17"/>
               </w:rPr>
-              <w:t>67.1%</w:t>
+              <w:t>67.8%</w:t>
             </w:r>
           </w:p>
         </w:tc>
@@ -692,39 +692,39 @@
                 <w:color w:val="27AE60"/>
                 <w:sz w:val="17"/>
               </w:rPr>
-              <w:t>6.23%</w:t>
-            </w:r>
-          </w:p>
-        </w:tc>
-        <w:tc>
-          <w:tcPr>
-            <w:tcW w:type="dxa" w:w="1440"/>
-          </w:tcPr>
-          <w:p>
-            <w:pPr>
-              <w:jc w:val="center"/>
-            </w:pPr>
-            <w:r>
-              <w:rPr>
-                <w:sz w:val="17"/>
-              </w:rPr>
-              <w:t>17.2%</w:t>
-            </w:r>
-          </w:p>
-        </w:tc>
-        <w:tc>
-          <w:tcPr>
-            <w:tcW w:type="dxa" w:w="1440"/>
-          </w:tcPr>
-          <w:p>
-            <w:pPr>
-              <w:jc w:val="center"/>
-            </w:pPr>
-            <w:r>
-              <w:rPr>
-                <w:sz w:val="17"/>
-              </w:rPr>
-              <w:t>82%</w:t>
+              <w:t>8.15%</w:t>
+            </w:r>
+          </w:p>
+        </w:tc>
+        <w:tc>
+          <w:tcPr>
+            <w:tcW w:type="dxa" w:w="1440"/>
+          </w:tcPr>
+          <w:p>
+            <w:pPr>
+              <w:jc w:val="center"/>
+            </w:pPr>
+            <w:r>
+              <w:rPr>
+                <w:sz w:val="17"/>
+              </w:rPr>
+              <w:t>28.0%</w:t>
+            </w:r>
+          </w:p>
+        </w:tc>
+        <w:tc>
+          <w:tcPr>
+            <w:tcW w:type="dxa" w:w="1440"/>
+          </w:tcPr>
+          <w:p>
+            <w:pPr>
+              <w:jc w:val="center"/>
+            </w:pPr>
+            <w:r>
+              <w:rPr>
+                <w:sz w:val="17"/>
+              </w:rPr>
+              <w:t>64%</w:t>
             </w:r>
           </w:p>
         </w:tc>
@@ -758,7 +758,7 @@
               <w:rPr>
                 <w:sz w:val="17"/>
               </w:rPr>
-              <w:t>家用电器</w:t>
+              <w:t>煤炭</w:t>
             </w:r>
           </w:p>
         </w:tc>
@@ -776,7 +776,7 @@
                 <w:color w:val="27AE60"/>
                 <w:sz w:val="17"/>
               </w:rPr>
-              <w:t>63.8%</w:t>
+              <w:t>59.4%</w:t>
             </w:r>
           </w:p>
         </w:tc>
@@ -794,39 +794,39 @@
                 <w:color w:val="27AE60"/>
                 <w:sz w:val="17"/>
               </w:rPr>
-              <w:t>7.95%</w:t>
-            </w:r>
-          </w:p>
-        </w:tc>
-        <w:tc>
-          <w:tcPr>
-            <w:tcW w:type="dxa" w:w="1440"/>
-          </w:tcPr>
-          <w:p>
-            <w:pPr>
-              <w:jc w:val="center"/>
-            </w:pPr>
-            <w:r>
-              <w:rPr>
-                <w:sz w:val="17"/>
-              </w:rPr>
-              <w:t>28.1%</w:t>
-            </w:r>
-          </w:p>
-        </w:tc>
-        <w:tc>
-          <w:tcPr>
-            <w:tcW w:type="dxa" w:w="1440"/>
-          </w:tcPr>
-          <w:p>
-            <w:pPr>
-              <w:jc w:val="center"/>
-            </w:pPr>
-            <w:r>
-              <w:rPr>
-                <w:sz w:val="17"/>
-              </w:rPr>
-              <w:t>64%</w:t>
+              <w:t>5.74%</w:t>
+            </w:r>
+          </w:p>
+        </w:tc>
+        <w:tc>
+          <w:tcPr>
+            <w:tcW w:type="dxa" w:w="1440"/>
+          </w:tcPr>
+          <w:p>
+            <w:pPr>
+              <w:jc w:val="center"/>
+            </w:pPr>
+            <w:r>
+              <w:rPr>
+                <w:sz w:val="17"/>
+              </w:rPr>
+              <w:t>16.9%</w:t>
+            </w:r>
+          </w:p>
+        </w:tc>
+        <w:tc>
+          <w:tcPr>
+            <w:tcW w:type="dxa" w:w="1440"/>
+          </w:tcPr>
+          <w:p>
+            <w:pPr>
+              <w:jc w:val="center"/>
+            </w:pPr>
+            <w:r>
+              <w:rPr>
+                <w:sz w:val="17"/>
+              </w:rPr>
+              <w:t>82%</w:t>
             </w:r>
           </w:p>
         </w:tc>
@@ -878,7 +878,7 @@
                 <w:color w:val="27AE60"/>
                 <w:sz w:val="17"/>
               </w:rPr>
-              <w:t>33.9%</w:t>
+              <w:t>38.9%</w:t>
             </w:r>
           </w:p>
         </w:tc>
@@ -896,23 +896,23 @@
                 <w:color w:val="27AE60"/>
                 <w:sz w:val="17"/>
               </w:rPr>
-              <w:t>8.11%</w:t>
-            </w:r>
-          </w:p>
-        </w:tc>
-        <w:tc>
-          <w:tcPr>
-            <w:tcW w:type="dxa" w:w="1440"/>
-          </w:tcPr>
-          <w:p>
-            <w:pPr>
-              <w:jc w:val="center"/>
-            </w:pPr>
-            <w:r>
-              <w:rPr>
-                <w:sz w:val="17"/>
-              </w:rPr>
-              <w:t>37.9%</w:t>
+              <w:t>8.41%</w:t>
+            </w:r>
+          </w:p>
+        </w:tc>
+        <w:tc>
+          <w:tcPr>
+            <w:tcW w:type="dxa" w:w="1440"/>
+          </w:tcPr>
+          <w:p>
+            <w:pPr>
+              <w:jc w:val="center"/>
+            </w:pPr>
+            <w:r>
+              <w:rPr>
+                <w:sz w:val="17"/>
+              </w:rPr>
+              <w:t>37.8%</w:t>
             </w:r>
           </w:p>
         </w:tc>
@@ -980,7 +980,7 @@
                 <w:color w:val="27AE60"/>
                 <w:sz w:val="17"/>
               </w:rPr>
-              <w:t>26.1%</w:t>
+              <w:t>25.6%</w:t>
             </w:r>
           </w:p>
         </w:tc>
@@ -998,7 +998,7 @@
                 <w:color w:val="27AE60"/>
                 <w:sz w:val="17"/>
               </w:rPr>
-              <w:t>3.16%</w:t>
+              <w:t>3.13%</w:t>
             </w:r>
           </w:p>
         </w:tc>
@@ -1082,7 +1082,7 @@
                 <w:color w:val="27AE60"/>
                 <w:sz w:val="17"/>
               </w:rPr>
-              <w:t>18.9%</w:t>
+              <w:t>22.7%</w:t>
             </w:r>
           </w:p>
         </w:tc>
@@ -1100,23 +1100,23 @@
                 <w:color w:val="27AE60"/>
                 <w:sz w:val="17"/>
               </w:rPr>
-              <w:t>4.14%</w:t>
-            </w:r>
-          </w:p>
-        </w:tc>
-        <w:tc>
-          <w:tcPr>
-            <w:tcW w:type="dxa" w:w="1440"/>
-          </w:tcPr>
-          <w:p>
-            <w:pPr>
-              <w:jc w:val="center"/>
-            </w:pPr>
-            <w:r>
-              <w:rPr>
-                <w:sz w:val="17"/>
-              </w:rPr>
-              <w:t>24.0%</w:t>
+              <w:t>4.41%</w:t>
+            </w:r>
+          </w:p>
+        </w:tc>
+        <w:tc>
+          <w:tcPr>
+            <w:tcW w:type="dxa" w:w="1440"/>
+          </w:tcPr>
+          <w:p>
+            <w:pPr>
+              <w:jc w:val="center"/>
+            </w:pPr>
+            <w:r>
+              <w:rPr>
+                <w:sz w:val="17"/>
+              </w:rPr>
+              <w:t>23.9%</w:t>
             </w:r>
           </w:p>
         </w:tc>
@@ -1184,7 +1184,7 @@
                 <w:color w:val="27AE60"/>
                 <w:sz w:val="17"/>
               </w:rPr>
-              <w:t>16.5%</w:t>
+              <w:t>21.9%</w:t>
             </w:r>
           </w:p>
         </w:tc>
@@ -1202,23 +1202,23 @@
                 <w:color w:val="27AE60"/>
                 <w:sz w:val="17"/>
               </w:rPr>
-              <w:t>3.86%</w:t>
-            </w:r>
-          </w:p>
-        </w:tc>
-        <w:tc>
-          <w:tcPr>
-            <w:tcW w:type="dxa" w:w="1440"/>
-          </w:tcPr>
-          <w:p>
-            <w:pPr>
-              <w:jc w:val="center"/>
-            </w:pPr>
-            <w:r>
-              <w:rPr>
-                <w:sz w:val="17"/>
-              </w:rPr>
-              <w:t>23.1%</w:t>
+              <w:t>4.19%</w:t>
+            </w:r>
+          </w:p>
+        </w:tc>
+        <w:tc>
+          <w:tcPr>
+            <w:tcW w:type="dxa" w:w="1440"/>
+          </w:tcPr>
+          <w:p>
+            <w:pPr>
+              <w:jc w:val="center"/>
+            </w:pPr>
+            <w:r>
+              <w:rPr>
+                <w:sz w:val="17"/>
+              </w:rPr>
+              <w:t>22.8%</w:t>
             </w:r>
           </w:p>
         </w:tc>
@@ -1286,7 +1286,7 @@
                 <w:color w:val="27AE60"/>
                 <w:sz w:val="17"/>
               </w:rPr>
-              <w:t>11.7%</w:t>
+              <w:t>15.8%</w:t>
             </w:r>
           </w:p>
         </w:tc>
@@ -1304,39 +1304,39 @@
                 <w:color w:val="27AE60"/>
                 <w:sz w:val="17"/>
               </w:rPr>
-              <w:t>3.49%</w:t>
-            </w:r>
-          </w:p>
-        </w:tc>
-        <w:tc>
-          <w:tcPr>
-            <w:tcW w:type="dxa" w:w="1440"/>
-          </w:tcPr>
-          <w:p>
-            <w:pPr>
-              <w:jc w:val="center"/>
-            </w:pPr>
-            <w:r>
-              <w:rPr>
-                <w:sz w:val="17"/>
-              </w:rPr>
-              <w:t>23.4%</w:t>
-            </w:r>
-          </w:p>
-        </w:tc>
-        <w:tc>
-          <w:tcPr>
-            <w:tcW w:type="dxa" w:w="1440"/>
-          </w:tcPr>
-          <w:p>
-            <w:pPr>
-              <w:jc w:val="center"/>
-            </w:pPr>
-            <w:r>
-              <w:rPr>
-                <w:sz w:val="17"/>
-              </w:rPr>
-              <w:t>55%</w:t>
+              <w:t>3.81%</w:t>
+            </w:r>
+          </w:p>
+        </w:tc>
+        <w:tc>
+          <w:tcPr>
+            <w:tcW w:type="dxa" w:w="1440"/>
+          </w:tcPr>
+          <w:p>
+            <w:pPr>
+              <w:jc w:val="center"/>
+            </w:pPr>
+            <w:r>
+              <w:rPr>
+                <w:sz w:val="17"/>
+              </w:rPr>
+              <w:t>23.3%</w:t>
+            </w:r>
+          </w:p>
+        </w:tc>
+        <w:tc>
+          <w:tcPr>
+            <w:tcW w:type="dxa" w:w="1440"/>
+          </w:tcPr>
+          <w:p>
+            <w:pPr>
+              <w:jc w:val="center"/>
+            </w:pPr>
+            <w:r>
+              <w:rPr>
+                <w:sz w:val="17"/>
+              </w:rPr>
+              <w:t>64%</w:t>
             </w:r>
           </w:p>
         </w:tc>
@@ -1388,7 +1388,7 @@
                 <w:color w:val="27AE60"/>
                 <w:sz w:val="17"/>
               </w:rPr>
-              <w:t>9.4%</w:t>
+              <w:t>7.3%</w:t>
             </w:r>
           </w:p>
         </w:tc>
@@ -1406,7 +1406,7 @@
                 <w:color w:val="27AE60"/>
                 <w:sz w:val="17"/>
               </w:rPr>
-              <w:t>1.72%</w:t>
+              <w:t>1.54%</w:t>
             </w:r>
           </w:p>
         </w:tc>
@@ -1472,7 +1472,7 @@
               <w:rPr>
                 <w:sz w:val="17"/>
               </w:rPr>
-              <w:t>非银金融</w:t>
+              <w:t>社会服务</w:t>
             </w:r>
           </w:p>
         </w:tc>
@@ -1490,7 +1490,7 @@
                 <w:color w:val="27AE60"/>
                 <w:sz w:val="17"/>
               </w:rPr>
-              <w:t>1.1%</w:t>
+              <w:t>4.3%</w:t>
             </w:r>
           </w:p>
         </w:tc>
@@ -1508,39 +1508,39 @@
                 <w:color w:val="27AE60"/>
                 <w:sz w:val="17"/>
               </w:rPr>
-              <w:t>2.40%</w:t>
-            </w:r>
-          </w:p>
-        </w:tc>
-        <w:tc>
-          <w:tcPr>
-            <w:tcW w:type="dxa" w:w="1440"/>
-          </w:tcPr>
-          <w:p>
-            <w:pPr>
-              <w:jc w:val="center"/>
-            </w:pPr>
-            <w:r>
-              <w:rPr>
-                <w:sz w:val="17"/>
-              </w:rPr>
-              <w:t>23.3%</w:t>
-            </w:r>
-          </w:p>
-        </w:tc>
-        <w:tc>
-          <w:tcPr>
-            <w:tcW w:type="dxa" w:w="1440"/>
-          </w:tcPr>
-          <w:p>
-            <w:pPr>
-              <w:jc w:val="center"/>
-            </w:pPr>
-            <w:r>
-              <w:rPr>
-                <w:sz w:val="17"/>
-              </w:rPr>
-              <w:t>45%</w:t>
+              <w:t>4.10%</w:t>
+            </w:r>
+          </w:p>
+        </w:tc>
+        <w:tc>
+          <w:tcPr>
+            <w:tcW w:type="dxa" w:w="1440"/>
+          </w:tcPr>
+          <w:p>
+            <w:pPr>
+              <w:jc w:val="center"/>
+            </w:pPr>
+            <w:r>
+              <w:rPr>
+                <w:sz w:val="17"/>
+              </w:rPr>
+              <w:t>33.9%</w:t>
+            </w:r>
+          </w:p>
+        </w:tc>
+        <w:tc>
+          <w:tcPr>
+            <w:tcW w:type="dxa" w:w="1440"/>
+          </w:tcPr>
+          <w:p>
+            <w:pPr>
+              <w:jc w:val="center"/>
+            </w:pPr>
+            <w:r>
+              <w:rPr>
+                <w:sz w:val="17"/>
+              </w:rPr>
+              <w:t>27%</w:t>
             </w:r>
           </w:p>
         </w:tc>
@@ -1592,7 +1592,7 @@
                 <w:color w:val="27AE60"/>
                 <w:sz w:val="17"/>
               </w:rPr>
-              <w:t>1.0%</w:t>
+              <w:t>3.9%</w:t>
             </w:r>
           </w:p>
         </w:tc>
@@ -1610,7 +1610,7 @@
                 <w:color w:val="27AE60"/>
                 <w:sz w:val="17"/>
               </w:rPr>
-              <w:t>2.81%</w:t>
+              <w:t>3.07%</w:t>
             </w:r>
           </w:p>
         </w:tc>
@@ -1676,7 +1676,109 @@
               <w:rPr>
                 <w:sz w:val="17"/>
               </w:rPr>
-              <w:t>社会服务</w:t>
+              <w:t>综合</w:t>
+            </w:r>
+          </w:p>
+        </w:tc>
+        <w:tc>
+          <w:tcPr>
+            <w:tcW w:type="dxa" w:w="1440"/>
+          </w:tcPr>
+          <w:p>
+            <w:pPr>
+              <w:jc w:val="center"/>
+            </w:pPr>
+            <w:r>
+              <w:rPr>
+                <w:b/>
+                <w:color w:val="27AE60"/>
+                <w:sz w:val="17"/>
+              </w:rPr>
+              <w:t>0.9%</w:t>
+            </w:r>
+          </w:p>
+        </w:tc>
+        <w:tc>
+          <w:tcPr>
+            <w:tcW w:type="dxa" w:w="1440"/>
+          </w:tcPr>
+          <w:p>
+            <w:pPr>
+              <w:jc w:val="center"/>
+            </w:pPr>
+            <w:r>
+              <w:rPr>
+                <w:b/>
+                <w:color w:val="27AE60"/>
+                <w:sz w:val="17"/>
+              </w:rPr>
+              <w:t>2.51%</w:t>
+            </w:r>
+          </w:p>
+        </w:tc>
+        <w:tc>
+          <w:tcPr>
+            <w:tcW w:type="dxa" w:w="1440"/>
+          </w:tcPr>
+          <w:p>
+            <w:pPr>
+              <w:jc w:val="center"/>
+            </w:pPr>
+            <w:r>
+              <w:rPr>
+                <w:sz w:val="17"/>
+              </w:rPr>
+              <w:t>22.6%</w:t>
+            </w:r>
+          </w:p>
+        </w:tc>
+        <w:tc>
+          <w:tcPr>
+            <w:tcW w:type="dxa" w:w="1440"/>
+          </w:tcPr>
+          <w:p>
+            <w:pPr>
+              <w:jc w:val="center"/>
+            </w:pPr>
+            <w:r>
+              <w:rPr>
+                <w:sz w:val="17"/>
+              </w:rPr>
+              <w:t>64%</w:t>
+            </w:r>
+          </w:p>
+        </w:tc>
+      </w:tr>
+      <w:tr>
+        <w:tc>
+          <w:tcPr>
+            <w:tcW w:type="dxa" w:w="1440"/>
+          </w:tcPr>
+          <w:p>
+            <w:pPr>
+              <w:jc w:val="center"/>
+            </w:pPr>
+            <w:r>
+              <w:rPr>
+                <w:sz w:val="17"/>
+              </w:rPr>
+              <w:t>16</w:t>
+            </w:r>
+          </w:p>
+        </w:tc>
+        <w:tc>
+          <w:tcPr>
+            <w:tcW w:type="dxa" w:w="1440"/>
+          </w:tcPr>
+          <w:p>
+            <w:pPr>
+              <w:jc w:val="center"/>
+            </w:pPr>
+            <w:r>
+              <w:rPr>
+                <w:sz w:val="17"/>
+              </w:rPr>
+              <w:t>非银金融</w:t>
             </w:r>
           </w:p>
         </w:tc>
@@ -1694,7 +1796,7 @@
                 <w:color w:val="C0392B"/>
                 <w:sz w:val="17"/>
               </w:rPr>
-              <w:t>-4.3%</w:t>
+              <w:t>-0.4%</w:t>
             </w:r>
           </w:p>
         </w:tc>
@@ -1712,39 +1814,39 @@
                 <w:color w:val="C0392B"/>
                 <w:sz w:val="17"/>
               </w:rPr>
-              <w:t>3.48%</w:t>
-            </w:r>
-          </w:p>
-        </w:tc>
-        <w:tc>
-          <w:tcPr>
-            <w:tcW w:type="dxa" w:w="1440"/>
-          </w:tcPr>
-          <w:p>
-            <w:pPr>
-              <w:jc w:val="center"/>
-            </w:pPr>
-            <w:r>
-              <w:rPr>
-                <w:sz w:val="17"/>
-              </w:rPr>
-              <w:t>34.4%</w:t>
-            </w:r>
-          </w:p>
-        </w:tc>
-        <w:tc>
-          <w:tcPr>
-            <w:tcW w:type="dxa" w:w="1440"/>
-          </w:tcPr>
-          <w:p>
-            <w:pPr>
-              <w:jc w:val="center"/>
-            </w:pPr>
-            <w:r>
-              <w:rPr>
-                <w:sz w:val="17"/>
-              </w:rPr>
-              <w:t>27%</w:t>
+              <w:t>2.29%</w:t>
+            </w:r>
+          </w:p>
+        </w:tc>
+        <w:tc>
+          <w:tcPr>
+            <w:tcW w:type="dxa" w:w="1440"/>
+          </w:tcPr>
+          <w:p>
+            <w:pPr>
+              <w:jc w:val="center"/>
+            </w:pPr>
+            <w:r>
+              <w:rPr>
+                <w:sz w:val="17"/>
+              </w:rPr>
+              <w:t>23.4%</w:t>
+            </w:r>
+          </w:p>
+        </w:tc>
+        <w:tc>
+          <w:tcPr>
+            <w:tcW w:type="dxa" w:w="1440"/>
+          </w:tcPr>
+          <w:p>
+            <w:pPr>
+              <w:jc w:val="center"/>
+            </w:pPr>
+            <w:r>
+              <w:rPr>
+                <w:sz w:val="17"/>
+              </w:rPr>
+              <w:t>45%</w:t>
             </w:r>
           </w:p>
         </w:tc>
@@ -1762,23 +1864,23 @@
               <w:rPr>
                 <w:sz w:val="17"/>
               </w:rPr>
-              <w:t>16</w:t>
-            </w:r>
-          </w:p>
-        </w:tc>
-        <w:tc>
-          <w:tcPr>
-            <w:tcW w:type="dxa" w:w="1440"/>
-          </w:tcPr>
-          <w:p>
-            <w:pPr>
-              <w:jc w:val="center"/>
-            </w:pPr>
-            <w:r>
-              <w:rPr>
-                <w:sz w:val="17"/>
-              </w:rPr>
-              <w:t>综合</w:t>
+              <w:t>17</w:t>
+            </w:r>
+          </w:p>
+        </w:tc>
+        <w:tc>
+          <w:tcPr>
+            <w:tcW w:type="dxa" w:w="1440"/>
+          </w:tcPr>
+          <w:p>
+            <w:pPr>
+              <w:jc w:val="center"/>
+            </w:pPr>
+            <w:r>
+              <w:rPr>
+                <w:sz w:val="17"/>
+              </w:rPr>
+              <w:t>医药生物</w:t>
             </w:r>
           </w:p>
         </w:tc>
@@ -1796,7 +1898,7 @@
                 <w:color w:val="C0392B"/>
                 <w:sz w:val="17"/>
               </w:rPr>
-              <w:t>-5.3%</w:t>
+              <w:t>-5.2%</w:t>
             </w:r>
           </w:p>
         </w:tc>
@@ -1814,39 +1916,39 @@
                 <w:color w:val="C0392B"/>
                 <w:sz w:val="17"/>
               </w:rPr>
-              <w:t>1.93%</w:t>
-            </w:r>
-          </w:p>
-        </w:tc>
-        <w:tc>
-          <w:tcPr>
-            <w:tcW w:type="dxa" w:w="1440"/>
-          </w:tcPr>
-          <w:p>
-            <w:pPr>
-              <w:jc w:val="center"/>
-            </w:pPr>
-            <w:r>
-              <w:rPr>
-                <w:sz w:val="17"/>
-              </w:rPr>
-              <w:t>22.6%</w:t>
-            </w:r>
-          </w:p>
-        </w:tc>
-        <w:tc>
-          <w:tcPr>
-            <w:tcW w:type="dxa" w:w="1440"/>
-          </w:tcPr>
-          <w:p>
-            <w:pPr>
-              <w:jc w:val="center"/>
-            </w:pPr>
-            <w:r>
-              <w:rPr>
-                <w:sz w:val="17"/>
-              </w:rPr>
-              <w:t>55%</w:t>
+              <w:t>1.91%</w:t>
+            </w:r>
+          </w:p>
+        </w:tc>
+        <w:tc>
+          <w:tcPr>
+            <w:tcW w:type="dxa" w:w="1440"/>
+          </w:tcPr>
+          <w:p>
+            <w:pPr>
+              <w:jc w:val="center"/>
+            </w:pPr>
+            <w:r>
+              <w:rPr>
+                <w:sz w:val="17"/>
+              </w:rPr>
+              <w:t>24.4%</w:t>
+            </w:r>
+          </w:p>
+        </w:tc>
+        <w:tc>
+          <w:tcPr>
+            <w:tcW w:type="dxa" w:w="1440"/>
+          </w:tcPr>
+          <w:p>
+            <w:pPr>
+              <w:jc w:val="center"/>
+            </w:pPr>
+            <w:r>
+              <w:rPr>
+                <w:sz w:val="17"/>
+              </w:rPr>
+              <w:t>36%</w:t>
             </w:r>
           </w:p>
         </w:tc>
@@ -1864,23 +1966,23 @@
               <w:rPr>
                 <w:sz w:val="17"/>
               </w:rPr>
-              <w:t>17</w:t>
-            </w:r>
-          </w:p>
-        </w:tc>
-        <w:tc>
-          <w:tcPr>
-            <w:tcW w:type="dxa" w:w="1440"/>
-          </w:tcPr>
-          <w:p>
-            <w:pPr>
-              <w:jc w:val="center"/>
-            </w:pPr>
-            <w:r>
-              <w:rPr>
-                <w:sz w:val="17"/>
-              </w:rPr>
-              <w:t>医药生物</w:t>
+              <w:t>18</w:t>
+            </w:r>
+          </w:p>
+        </w:tc>
+        <w:tc>
+          <w:tcPr>
+            <w:tcW w:type="dxa" w:w="1440"/>
+          </w:tcPr>
+          <w:p>
+            <w:pPr>
+              <w:jc w:val="center"/>
+            </w:pPr>
+            <w:r>
+              <w:rPr>
+                <w:sz w:val="17"/>
+              </w:rPr>
+              <w:t>国防军工</w:t>
             </w:r>
           </w:p>
         </w:tc>
@@ -1898,7 +2000,7 @@
                 <w:color w:val="C0392B"/>
                 <w:sz w:val="17"/>
               </w:rPr>
-              <w:t>-6.6%</w:t>
+              <w:t>-17.2%</w:t>
             </w:r>
           </w:p>
         </w:tc>
@@ -1916,39 +2018,39 @@
                 <w:color w:val="C0392B"/>
                 <w:sz w:val="17"/>
               </w:rPr>
-              <w:t>1.78%</w:t>
-            </w:r>
-          </w:p>
-        </w:tc>
-        <w:tc>
-          <w:tcPr>
-            <w:tcW w:type="dxa" w:w="1440"/>
-          </w:tcPr>
-          <w:p>
-            <w:pPr>
-              <w:jc w:val="center"/>
-            </w:pPr>
-            <w:r>
-              <w:rPr>
-                <w:sz w:val="17"/>
-              </w:rPr>
-              <w:t>24.5%</w:t>
-            </w:r>
-          </w:p>
-        </w:tc>
-        <w:tc>
-          <w:tcPr>
-            <w:tcW w:type="dxa" w:w="1440"/>
-          </w:tcPr>
-          <w:p>
-            <w:pPr>
-              <w:jc w:val="center"/>
-            </w:pPr>
-            <w:r>
-              <w:rPr>
-                <w:sz w:val="17"/>
-              </w:rPr>
-              <w:t>36%</w:t>
+              <w:t>1.60%</w:t>
+            </w:r>
+          </w:p>
+        </w:tc>
+        <w:tc>
+          <w:tcPr>
+            <w:tcW w:type="dxa" w:w="1440"/>
+          </w:tcPr>
+          <w:p>
+            <w:pPr>
+              <w:jc w:val="center"/>
+            </w:pPr>
+            <w:r>
+              <w:rPr>
+                <w:sz w:val="17"/>
+              </w:rPr>
+              <w:t>28.3%</w:t>
+            </w:r>
+          </w:p>
+        </w:tc>
+        <w:tc>
+          <w:tcPr>
+            <w:tcW w:type="dxa" w:w="1440"/>
+          </w:tcPr>
+          <w:p>
+            <w:pPr>
+              <w:jc w:val="center"/>
+            </w:pPr>
+            <w:r>
+              <w:rPr>
+                <w:sz w:val="17"/>
+              </w:rPr>
+              <w:t>45%</w:t>
             </w:r>
           </w:p>
         </w:tc>
@@ -1966,23 +2068,23 @@
               <w:rPr>
                 <w:sz w:val="17"/>
               </w:rPr>
-              <w:t>18</w:t>
-            </w:r>
-          </w:p>
-        </w:tc>
-        <w:tc>
-          <w:tcPr>
-            <w:tcW w:type="dxa" w:w="1440"/>
-          </w:tcPr>
-          <w:p>
-            <w:pPr>
-              <w:jc w:val="center"/>
-            </w:pPr>
-            <w:r>
-              <w:rPr>
-                <w:sz w:val="17"/>
-              </w:rPr>
-              <w:t>国防军工</w:t>
+              <w:t>19</w:t>
+            </w:r>
+          </w:p>
+        </w:tc>
+        <w:tc>
+          <w:tcPr>
+            <w:tcW w:type="dxa" w:w="1440"/>
+          </w:tcPr>
+          <w:p>
+            <w:pPr>
+              <w:jc w:val="center"/>
+            </w:pPr>
+            <w:r>
+              <w:rPr>
+                <w:sz w:val="17"/>
+              </w:rPr>
+              <w:t>钢铁</w:t>
             </w:r>
           </w:p>
         </w:tc>
@@ -2000,7 +2102,7 @@
                 <w:color w:val="C0392B"/>
                 <w:sz w:val="17"/>
               </w:rPr>
-              <w:t>-20.5%</w:t>
+              <w:t>-19.5%</w:t>
             </w:r>
           </w:p>
         </w:tc>
@@ -2018,39 +2120,39 @@
                 <w:color w:val="C0392B"/>
                 <w:sz w:val="17"/>
               </w:rPr>
-              <w:t>1.31%</w:t>
-            </w:r>
-          </w:p>
-        </w:tc>
-        <w:tc>
-          <w:tcPr>
-            <w:tcW w:type="dxa" w:w="1440"/>
-          </w:tcPr>
-          <w:p>
-            <w:pPr>
-              <w:jc w:val="center"/>
-            </w:pPr>
-            <w:r>
-              <w:rPr>
-                <w:sz w:val="17"/>
-              </w:rPr>
-              <w:t>28.5%</w:t>
-            </w:r>
-          </w:p>
-        </w:tc>
-        <w:tc>
-          <w:tcPr>
-            <w:tcW w:type="dxa" w:w="1440"/>
-          </w:tcPr>
-          <w:p>
-            <w:pPr>
-              <w:jc w:val="center"/>
-            </w:pPr>
-            <w:r>
-              <w:rPr>
-                <w:sz w:val="17"/>
-              </w:rPr>
-              <w:t>45%</w:t>
+              <w:t>-0.04%</w:t>
+            </w:r>
+          </w:p>
+        </w:tc>
+        <w:tc>
+          <w:tcPr>
+            <w:tcW w:type="dxa" w:w="1440"/>
+          </w:tcPr>
+          <w:p>
+            <w:pPr>
+              <w:jc w:val="center"/>
+            </w:pPr>
+            <w:r>
+              <w:rPr>
+                <w:sz w:val="17"/>
+              </w:rPr>
+              <w:t>20.4%</w:t>
+            </w:r>
+          </w:p>
+        </w:tc>
+        <w:tc>
+          <w:tcPr>
+            <w:tcW w:type="dxa" w:w="1440"/>
+          </w:tcPr>
+          <w:p>
+            <w:pPr>
+              <w:jc w:val="center"/>
+            </w:pPr>
+            <w:r>
+              <w:rPr>
+                <w:sz w:val="17"/>
+              </w:rPr>
+              <w:t>36%</w:t>
             </w:r>
           </w:p>
         </w:tc>
@@ -2068,23 +2170,23 @@
               <w:rPr>
                 <w:sz w:val="17"/>
               </w:rPr>
-              <w:t>19</w:t>
-            </w:r>
-          </w:p>
-        </w:tc>
-        <w:tc>
-          <w:tcPr>
-            <w:tcW w:type="dxa" w:w="1440"/>
-          </w:tcPr>
-          <w:p>
-            <w:pPr>
-              <w:jc w:val="center"/>
-            </w:pPr>
-            <w:r>
-              <w:rPr>
-                <w:sz w:val="17"/>
-              </w:rPr>
-              <w:t>钢铁</w:t>
+              <w:t>20</w:t>
+            </w:r>
+          </w:p>
+        </w:tc>
+        <w:tc>
+          <w:tcPr>
+            <w:tcW w:type="dxa" w:w="1440"/>
+          </w:tcPr>
+          <w:p>
+            <w:pPr>
+              <w:jc w:val="center"/>
+            </w:pPr>
+            <w:r>
+              <w:rPr>
+                <w:sz w:val="17"/>
+              </w:rPr>
+              <w:t>公用事业</w:t>
             </w:r>
           </w:p>
         </w:tc>
@@ -2102,7 +2204,7 @@
                 <w:color w:val="C0392B"/>
                 <w:sz w:val="17"/>
               </w:rPr>
-              <w:t>-21.1%</w:t>
+              <w:t>-24.6%</w:t>
             </w:r>
           </w:p>
         </w:tc>
@@ -2120,39 +2222,39 @@
                 <w:color w:val="C0392B"/>
                 <w:sz w:val="17"/>
               </w:rPr>
-              <w:t>-0.19%</w:t>
-            </w:r>
-          </w:p>
-        </w:tc>
-        <w:tc>
-          <w:tcPr>
-            <w:tcW w:type="dxa" w:w="1440"/>
-          </w:tcPr>
-          <w:p>
-            <w:pPr>
-              <w:jc w:val="center"/>
-            </w:pPr>
-            <w:r>
-              <w:rPr>
-                <w:sz w:val="17"/>
-              </w:rPr>
-              <w:t>20.5%</w:t>
-            </w:r>
-          </w:p>
-        </w:tc>
-        <w:tc>
-          <w:tcPr>
-            <w:tcW w:type="dxa" w:w="1440"/>
-          </w:tcPr>
-          <w:p>
-            <w:pPr>
-              <w:jc w:val="center"/>
-            </w:pPr>
-            <w:r>
-              <w:rPr>
-                <w:sz w:val="17"/>
-              </w:rPr>
-              <w:t>36%</w:t>
+              <w:t>-1.40%</w:t>
+            </w:r>
+          </w:p>
+        </w:tc>
+        <w:tc>
+          <w:tcPr>
+            <w:tcW w:type="dxa" w:w="1440"/>
+          </w:tcPr>
+          <w:p>
+            <w:pPr>
+              <w:jc w:val="center"/>
+            </w:pPr>
+            <w:r>
+              <w:rPr>
+                <w:sz w:val="17"/>
+              </w:rPr>
+              <w:t>15.5%</w:t>
+            </w:r>
+          </w:p>
+        </w:tc>
+        <w:tc>
+          <w:tcPr>
+            <w:tcW w:type="dxa" w:w="1440"/>
+          </w:tcPr>
+          <w:p>
+            <w:pPr>
+              <w:jc w:val="center"/>
+            </w:pPr>
+            <w:r>
+              <w:rPr>
+                <w:sz w:val="17"/>
+              </w:rPr>
+              <w:t>55%</w:t>
             </w:r>
           </w:p>
         </w:tc>
@@ -2170,23 +2272,23 @@
               <w:rPr>
                 <w:sz w:val="17"/>
               </w:rPr>
-              <w:t>20</w:t>
-            </w:r>
-          </w:p>
-        </w:tc>
-        <w:tc>
-          <w:tcPr>
-            <w:tcW w:type="dxa" w:w="1440"/>
-          </w:tcPr>
-          <w:p>
-            <w:pPr>
-              <w:jc w:val="center"/>
-            </w:pPr>
-            <w:r>
-              <w:rPr>
-                <w:sz w:val="17"/>
-              </w:rPr>
-              <w:t>公用事业</w:t>
+              <w:t>21</w:t>
+            </w:r>
+          </w:p>
+        </w:tc>
+        <w:tc>
+          <w:tcPr>
+            <w:tcW w:type="dxa" w:w="1440"/>
+          </w:tcPr>
+          <w:p>
+            <w:pPr>
+              <w:jc w:val="center"/>
+            </w:pPr>
+            <w:r>
+              <w:rPr>
+                <w:sz w:val="17"/>
+              </w:rPr>
+              <w:t>计算机</w:t>
             </w:r>
           </w:p>
         </w:tc>
@@ -2204,7 +2306,7 @@
                 <w:color w:val="C0392B"/>
                 <w:sz w:val="17"/>
               </w:rPr>
-              <w:t>-23.0%</w:t>
+              <w:t>-30.7%</w:t>
             </w:r>
           </w:p>
         </w:tc>
@@ -2222,39 +2324,39 @@
                 <w:color w:val="C0392B"/>
                 <w:sz w:val="17"/>
               </w:rPr>
-              <w:t>-1.20%</w:t>
-            </w:r>
-          </w:p>
-        </w:tc>
-        <w:tc>
-          <w:tcPr>
-            <w:tcW w:type="dxa" w:w="1440"/>
-          </w:tcPr>
-          <w:p>
-            <w:pPr>
-              <w:jc w:val="center"/>
-            </w:pPr>
-            <w:r>
-              <w:rPr>
-                <w:sz w:val="17"/>
-              </w:rPr>
-              <w:t>15.6%</w:t>
-            </w:r>
-          </w:p>
-        </w:tc>
-        <w:tc>
-          <w:tcPr>
-            <w:tcW w:type="dxa" w:w="1440"/>
-          </w:tcPr>
-          <w:p>
-            <w:pPr>
-              <w:jc w:val="center"/>
-            </w:pPr>
-            <w:r>
-              <w:rPr>
-                <w:sz w:val="17"/>
-              </w:rPr>
-              <w:t>55%</w:t>
+              <w:t>-1.07%</w:t>
+            </w:r>
+          </w:p>
+        </w:tc>
+        <w:tc>
+          <w:tcPr>
+            <w:tcW w:type="dxa" w:w="1440"/>
+          </w:tcPr>
+          <w:p>
+            <w:pPr>
+              <w:jc w:val="center"/>
+            </w:pPr>
+            <w:r>
+              <w:rPr>
+                <w:sz w:val="17"/>
+              </w:rPr>
+              <w:t>22.8%</w:t>
+            </w:r>
+          </w:p>
+        </w:tc>
+        <w:tc>
+          <w:tcPr>
+            <w:tcW w:type="dxa" w:w="1440"/>
+          </w:tcPr>
+          <w:p>
+            <w:pPr>
+              <w:jc w:val="center"/>
+            </w:pPr>
+            <w:r>
+              <w:rPr>
+                <w:sz w:val="17"/>
+              </w:rPr>
+              <w:t>45%</w:t>
             </w:r>
           </w:p>
         </w:tc>
@@ -2272,23 +2374,23 @@
               <w:rPr>
                 <w:sz w:val="17"/>
               </w:rPr>
-              <w:t>21</w:t>
-            </w:r>
-          </w:p>
-        </w:tc>
-        <w:tc>
-          <w:tcPr>
-            <w:tcW w:type="dxa" w:w="1440"/>
-          </w:tcPr>
-          <w:p>
-            <w:pPr>
-              <w:jc w:val="center"/>
-            </w:pPr>
-            <w:r>
-              <w:rPr>
-                <w:sz w:val="17"/>
-              </w:rPr>
-              <w:t>计算机</w:t>
+              <w:t>22</w:t>
+            </w:r>
+          </w:p>
+        </w:tc>
+        <w:tc>
+          <w:tcPr>
+            <w:tcW w:type="dxa" w:w="1440"/>
+          </w:tcPr>
+          <w:p>
+            <w:pPr>
+              <w:jc w:val="center"/>
+            </w:pPr>
+            <w:r>
+              <w:rPr>
+                <w:sz w:val="17"/>
+              </w:rPr>
+              <w:t>建筑装饰</w:t>
             </w:r>
           </w:p>
         </w:tc>
@@ -2306,7 +2408,7 @@
                 <w:color w:val="C0392B"/>
                 <w:sz w:val="17"/>
               </w:rPr>
-              <w:t>-35.8%</w:t>
+              <w:t>-36.6%</w:t>
             </w:r>
           </w:p>
         </w:tc>
@@ -2324,39 +2426,39 @@
                 <w:color w:val="C0392B"/>
                 <w:sz w:val="17"/>
               </w:rPr>
-              <w:t>-1.65%</w:t>
-            </w:r>
-          </w:p>
-        </w:tc>
-        <w:tc>
-          <w:tcPr>
-            <w:tcW w:type="dxa" w:w="1440"/>
-          </w:tcPr>
-          <w:p>
-            <w:pPr>
-              <w:jc w:val="center"/>
-            </w:pPr>
-            <w:r>
-              <w:rPr>
-                <w:sz w:val="17"/>
-              </w:rPr>
-              <w:t>23.1%</w:t>
-            </w:r>
-          </w:p>
-        </w:tc>
-        <w:tc>
-          <w:tcPr>
-            <w:tcW w:type="dxa" w:w="1440"/>
-          </w:tcPr>
-          <w:p>
-            <w:pPr>
-              <w:jc w:val="center"/>
-            </w:pPr>
-            <w:r>
-              <w:rPr>
-                <w:sz w:val="17"/>
-              </w:rPr>
-              <w:t>45%</w:t>
+              <w:t>-3.22%</w:t>
+            </w:r>
+          </w:p>
+        </w:tc>
+        <w:tc>
+          <w:tcPr>
+            <w:tcW w:type="dxa" w:w="1440"/>
+          </w:tcPr>
+          <w:p>
+            <w:pPr>
+              <w:jc w:val="center"/>
+            </w:pPr>
+            <w:r>
+              <w:rPr>
+                <w:sz w:val="17"/>
+              </w:rPr>
+              <w:t>13.0%</w:t>
+            </w:r>
+          </w:p>
+        </w:tc>
+        <w:tc>
+          <w:tcPr>
+            <w:tcW w:type="dxa" w:w="1440"/>
+          </w:tcPr>
+          <w:p>
+            <w:pPr>
+              <w:jc w:val="center"/>
+            </w:pPr>
+            <w:r>
+              <w:rPr>
+                <w:sz w:val="17"/>
+              </w:rPr>
+              <w:t>36%</w:t>
             </w:r>
           </w:p>
         </w:tc>
@@ -2374,23 +2476,23 @@
               <w:rPr>
                 <w:sz w:val="17"/>
               </w:rPr>
-              <w:t>22</w:t>
-            </w:r>
-          </w:p>
-        </w:tc>
-        <w:tc>
-          <w:tcPr>
-            <w:tcW w:type="dxa" w:w="1440"/>
-          </w:tcPr>
-          <w:p>
-            <w:pPr>
-              <w:jc w:val="center"/>
-            </w:pPr>
-            <w:r>
-              <w:rPr>
-                <w:sz w:val="17"/>
-              </w:rPr>
-              <w:t>建筑装饰</w:t>
+              <w:t>23</w:t>
+            </w:r>
+          </w:p>
+        </w:tc>
+        <w:tc>
+          <w:tcPr>
+            <w:tcW w:type="dxa" w:w="1440"/>
+          </w:tcPr>
+          <w:p>
+            <w:pPr>
+              <w:jc w:val="center"/>
+            </w:pPr>
+            <w:r>
+              <w:rPr>
+                <w:sz w:val="17"/>
+              </w:rPr>
+              <w:t>交通运输</w:t>
             </w:r>
           </w:p>
         </w:tc>
@@ -2408,7 +2510,7 @@
                 <w:color w:val="C0392B"/>
                 <w:sz w:val="17"/>
               </w:rPr>
-              <w:t>-38.4%</w:t>
+              <w:t>-37.3%</w:t>
             </w:r>
           </w:p>
         </w:tc>
@@ -2426,39 +2528,39 @@
                 <w:color w:val="C0392B"/>
                 <w:sz w:val="17"/>
               </w:rPr>
-              <w:t>-3.45%</w:t>
-            </w:r>
-          </w:p>
-        </w:tc>
-        <w:tc>
-          <w:tcPr>
-            <w:tcW w:type="dxa" w:w="1440"/>
-          </w:tcPr>
-          <w:p>
-            <w:pPr>
-              <w:jc w:val="center"/>
-            </w:pPr>
-            <w:r>
-              <w:rPr>
-                <w:sz w:val="17"/>
-              </w:rPr>
-              <w:t>13.2%</w:t>
-            </w:r>
-          </w:p>
-        </w:tc>
-        <w:tc>
-          <w:tcPr>
-            <w:tcW w:type="dxa" w:w="1440"/>
-          </w:tcPr>
-          <w:p>
-            <w:pPr>
-              <w:jc w:val="center"/>
-            </w:pPr>
-            <w:r>
-              <w:rPr>
-                <w:sz w:val="17"/>
-              </w:rPr>
-              <w:t>36%</w:t>
+              <w:t>-3.20%</w:t>
+            </w:r>
+          </w:p>
+        </w:tc>
+        <w:tc>
+          <w:tcPr>
+            <w:tcW w:type="dxa" w:w="1440"/>
+          </w:tcPr>
+          <w:p>
+            <w:pPr>
+              <w:jc w:val="center"/>
+            </w:pPr>
+            <w:r>
+              <w:rPr>
+                <w:sz w:val="17"/>
+              </w:rPr>
+              <w:t>13.9%</w:t>
+            </w:r>
+          </w:p>
+        </w:tc>
+        <w:tc>
+          <w:tcPr>
+            <w:tcW w:type="dxa" w:w="1440"/>
+          </w:tcPr>
+          <w:p>
+            <w:pPr>
+              <w:jc w:val="center"/>
+            </w:pPr>
+            <w:r>
+              <w:rPr>
+                <w:sz w:val="17"/>
+              </w:rPr>
+              <w:t>45%</w:t>
             </w:r>
           </w:p>
         </w:tc>
@@ -2476,7 +2578,7 @@
               <w:rPr>
                 <w:sz w:val="17"/>
               </w:rPr>
-              <w:t>23</w:t>
+              <w:t>24</w:t>
             </w:r>
           </w:p>
         </w:tc>
@@ -2510,7 +2612,7 @@
                 <w:color w:val="C0392B"/>
                 <w:sz w:val="17"/>
               </w:rPr>
-              <w:t>-38.5%</w:t>
+              <w:t>-37.6%</w:t>
             </w:r>
           </w:p>
         </w:tc>
@@ -2528,23 +2630,23 @@
                 <w:color w:val="C0392B"/>
                 <w:sz w:val="17"/>
               </w:rPr>
-              <w:t>-2.50%</w:t>
-            </w:r>
-          </w:p>
-        </w:tc>
-        <w:tc>
-          <w:tcPr>
-            <w:tcW w:type="dxa" w:w="1440"/>
-          </w:tcPr>
-          <w:p>
-            <w:pPr>
-              <w:jc w:val="center"/>
-            </w:pPr>
-            <w:r>
-              <w:rPr>
-                <w:sz w:val="17"/>
-              </w:rPr>
-              <w:t>21.1%</w:t>
+              <w:t>-2.40%</w:t>
+            </w:r>
+          </w:p>
+        </w:tc>
+        <w:tc>
+          <w:tcPr>
+            <w:tcW w:type="dxa" w:w="1440"/>
+          </w:tcPr>
+          <w:p>
+            <w:pPr>
+              <w:jc w:val="center"/>
+            </w:pPr>
+            <w:r>
+              <w:rPr>
+                <w:sz w:val="17"/>
+              </w:rPr>
+              <w:t>21.0%</w:t>
             </w:r>
           </w:p>
         </w:tc>
@@ -2578,23 +2680,23 @@
               <w:rPr>
                 <w:sz w:val="17"/>
               </w:rPr>
-              <w:t>24</w:t>
-            </w:r>
-          </w:p>
-        </w:tc>
-        <w:tc>
-          <w:tcPr>
-            <w:tcW w:type="dxa" w:w="1440"/>
-          </w:tcPr>
-          <w:p>
-            <w:pPr>
-              <w:jc w:val="center"/>
-            </w:pPr>
-            <w:r>
-              <w:rPr>
-                <w:sz w:val="17"/>
-              </w:rPr>
-              <w:t>交通运输</w:t>
+              <w:t>25</w:t>
+            </w:r>
+          </w:p>
+        </w:tc>
+        <w:tc>
+          <w:tcPr>
+            <w:tcW w:type="dxa" w:w="1440"/>
+          </w:tcPr>
+          <w:p>
+            <w:pPr>
+              <w:jc w:val="center"/>
+            </w:pPr>
+            <w:r>
+              <w:rPr>
+                <w:sz w:val="17"/>
+              </w:rPr>
+              <w:t>美容护理</w:t>
             </w:r>
           </w:p>
         </w:tc>
@@ -2630,39 +2732,39 @@
                 <w:color w:val="C0392B"/>
                 <w:sz w:val="17"/>
               </w:rPr>
-              <w:t>-3.39%</w:t>
-            </w:r>
-          </w:p>
-        </w:tc>
-        <w:tc>
-          <w:tcPr>
-            <w:tcW w:type="dxa" w:w="1440"/>
-          </w:tcPr>
-          <w:p>
-            <w:pPr>
-              <w:jc w:val="center"/>
-            </w:pPr>
-            <w:r>
-              <w:rPr>
-                <w:sz w:val="17"/>
-              </w:rPr>
-              <w:t>14.0%</w:t>
-            </w:r>
-          </w:p>
-        </w:tc>
-        <w:tc>
-          <w:tcPr>
-            <w:tcW w:type="dxa" w:w="1440"/>
-          </w:tcPr>
-          <w:p>
-            <w:pPr>
-              <w:jc w:val="center"/>
-            </w:pPr>
-            <w:r>
-              <w:rPr>
-                <w:sz w:val="17"/>
-              </w:rPr>
-              <w:t>45%</w:t>
+              <w:t>-2.08%</w:t>
+            </w:r>
+          </w:p>
+        </w:tc>
+        <w:tc>
+          <w:tcPr>
+            <w:tcW w:type="dxa" w:w="1440"/>
+          </w:tcPr>
+          <w:p>
+            <w:pPr>
+              <w:jc w:val="center"/>
+            </w:pPr>
+            <w:r>
+              <w:rPr>
+                <w:sz w:val="17"/>
+              </w:rPr>
+              <w:t>23.6%</w:t>
+            </w:r>
+          </w:p>
+        </w:tc>
+        <w:tc>
+          <w:tcPr>
+            <w:tcW w:type="dxa" w:w="1440"/>
+          </w:tcPr>
+          <w:p>
+            <w:pPr>
+              <w:jc w:val="center"/>
+            </w:pPr>
+            <w:r>
+              <w:rPr>
+                <w:sz w:val="17"/>
+              </w:rPr>
+              <w:t>27%</w:t>
             </w:r>
           </w:p>
         </w:tc>
@@ -2680,23 +2782,23 @@
               <w:rPr>
                 <w:sz w:val="17"/>
               </w:rPr>
-              <w:t>25</w:t>
-            </w:r>
-          </w:p>
-        </w:tc>
-        <w:tc>
-          <w:tcPr>
-            <w:tcW w:type="dxa" w:w="1440"/>
-          </w:tcPr>
-          <w:p>
-            <w:pPr>
-              <w:jc w:val="center"/>
-            </w:pPr>
-            <w:r>
-              <w:rPr>
-                <w:sz w:val="17"/>
-              </w:rPr>
-              <w:t>美容护理</w:t>
+              <w:t>26</w:t>
+            </w:r>
+          </w:p>
+        </w:tc>
+        <w:tc>
+          <w:tcPr>
+            <w:tcW w:type="dxa" w:w="1440"/>
+          </w:tcPr>
+          <w:p>
+            <w:pPr>
+              <w:jc w:val="center"/>
+            </w:pPr>
+            <w:r>
+              <w:rPr>
+                <w:sz w:val="17"/>
+              </w:rPr>
+              <w:t>轻工制造</w:t>
             </w:r>
           </w:p>
         </w:tc>
@@ -2714,7 +2816,7 @@
                 <w:color w:val="C0392B"/>
                 <w:sz w:val="17"/>
               </w:rPr>
-              <w:t>-40.7%</w:t>
+              <w:t>-47.9%</w:t>
             </w:r>
           </w:p>
         </w:tc>
@@ -2732,39 +2834,39 @@
                 <w:color w:val="C0392B"/>
                 <w:sz w:val="17"/>
               </w:rPr>
-              <w:t>-2.30%</w:t>
-            </w:r>
-          </w:p>
-        </w:tc>
-        <w:tc>
-          <w:tcPr>
-            <w:tcW w:type="dxa" w:w="1440"/>
-          </w:tcPr>
-          <w:p>
-            <w:pPr>
-              <w:jc w:val="center"/>
-            </w:pPr>
-            <w:r>
-              <w:rPr>
-                <w:sz w:val="17"/>
-              </w:rPr>
-              <w:t>23.8%</w:t>
-            </w:r>
-          </w:p>
-        </w:tc>
-        <w:tc>
-          <w:tcPr>
-            <w:tcW w:type="dxa" w:w="1440"/>
-          </w:tcPr>
-          <w:p>
-            <w:pPr>
-              <w:jc w:val="center"/>
-            </w:pPr>
-            <w:r>
-              <w:rPr>
-                <w:sz w:val="17"/>
-              </w:rPr>
-              <w:t>27%</w:t>
+              <w:t>-4.09%</w:t>
+            </w:r>
+          </w:p>
+        </w:tc>
+        <w:tc>
+          <w:tcPr>
+            <w:tcW w:type="dxa" w:w="1440"/>
+          </w:tcPr>
+          <w:p>
+            <w:pPr>
+              <w:jc w:val="center"/>
+            </w:pPr>
+            <w:r>
+              <w:rPr>
+                <w:sz w:val="17"/>
+              </w:rPr>
+              <w:t>18.3%</w:t>
+            </w:r>
+          </w:p>
+        </w:tc>
+        <w:tc>
+          <w:tcPr>
+            <w:tcW w:type="dxa" w:w="1440"/>
+          </w:tcPr>
+          <w:p>
+            <w:pPr>
+              <w:jc w:val="center"/>
+            </w:pPr>
+            <w:r>
+              <w:rPr>
+                <w:sz w:val="17"/>
+              </w:rPr>
+              <w:t>36%</w:t>
             </w:r>
           </w:p>
         </w:tc>
@@ -2782,23 +2884,23 @@
               <w:rPr>
                 <w:sz w:val="17"/>
               </w:rPr>
-              <w:t>26</w:t>
-            </w:r>
-          </w:p>
-        </w:tc>
-        <w:tc>
-          <w:tcPr>
-            <w:tcW w:type="dxa" w:w="1440"/>
-          </w:tcPr>
-          <w:p>
-            <w:pPr>
-              <w:jc w:val="center"/>
-            </w:pPr>
-            <w:r>
-              <w:rPr>
-                <w:sz w:val="17"/>
-              </w:rPr>
-              <w:t>轻工制造</w:t>
+              <w:t>27</w:t>
+            </w:r>
+          </w:p>
+        </w:tc>
+        <w:tc>
+          <w:tcPr>
+            <w:tcW w:type="dxa" w:w="1440"/>
+          </w:tcPr>
+          <w:p>
+            <w:pPr>
+              <w:jc w:val="center"/>
+            </w:pPr>
+            <w:r>
+              <w:rPr>
+                <w:sz w:val="17"/>
+              </w:rPr>
+              <w:t>环保</w:t>
             </w:r>
           </w:p>
         </w:tc>
@@ -2816,7 +2918,7 @@
                 <w:color w:val="C0392B"/>
                 <w:sz w:val="17"/>
               </w:rPr>
-              <w:t>-51.0%</w:t>
+              <w:t>-53.3%</w:t>
             </w:r>
           </w:p>
         </w:tc>
@@ -2834,23 +2936,23 @@
                 <w:color w:val="C0392B"/>
                 <w:sz w:val="17"/>
               </w:rPr>
-              <w:t>-4.55%</w:t>
-            </w:r>
-          </w:p>
-        </w:tc>
-        <w:tc>
-          <w:tcPr>
-            <w:tcW w:type="dxa" w:w="1440"/>
-          </w:tcPr>
-          <w:p>
-            <w:pPr>
-              <w:jc w:val="center"/>
-            </w:pPr>
-            <w:r>
-              <w:rPr>
-                <w:sz w:val="17"/>
-              </w:rPr>
-              <w:t>18.7%</w:t>
+              <w:t>-4.80%</w:t>
+            </w:r>
+          </w:p>
+        </w:tc>
+        <w:tc>
+          <w:tcPr>
+            <w:tcW w:type="dxa" w:w="1440"/>
+          </w:tcPr>
+          <w:p>
+            <w:pPr>
+              <w:jc w:val="center"/>
+            </w:pPr>
+            <w:r>
+              <w:rPr>
+                <w:sz w:val="17"/>
+              </w:rPr>
+              <w:t>18.4%</w:t>
             </w:r>
           </w:p>
         </w:tc>
@@ -2884,23 +2986,23 @@
               <w:rPr>
                 <w:sz w:val="17"/>
               </w:rPr>
-              <w:t>27</w:t>
-            </w:r>
-          </w:p>
-        </w:tc>
-        <w:tc>
-          <w:tcPr>
-            <w:tcW w:type="dxa" w:w="1440"/>
-          </w:tcPr>
-          <w:p>
-            <w:pPr>
-              <w:jc w:val="center"/>
-            </w:pPr>
-            <w:r>
-              <w:rPr>
-                <w:sz w:val="17"/>
-              </w:rPr>
-              <w:t>环保</w:t>
+              <w:t>28</w:t>
+            </w:r>
+          </w:p>
+        </w:tc>
+        <w:tc>
+          <w:tcPr>
+            <w:tcW w:type="dxa" w:w="1440"/>
+          </w:tcPr>
+          <w:p>
+            <w:pPr>
+              <w:jc w:val="center"/>
+            </w:pPr>
+            <w:r>
+              <w:rPr>
+                <w:sz w:val="17"/>
+              </w:rPr>
+              <w:t>传媒</w:t>
             </w:r>
           </w:p>
         </w:tc>
@@ -2918,7 +3020,7 @@
                 <w:color w:val="C0392B"/>
                 <w:sz w:val="17"/>
               </w:rPr>
-              <w:t>-55.8%</w:t>
+              <w:t>-61.6%</w:t>
             </w:r>
           </w:p>
         </w:tc>
@@ -2936,39 +3038,39 @@
                 <w:color w:val="C0392B"/>
                 <w:sz w:val="17"/>
               </w:rPr>
-              <w:t>-5.26%</w:t>
-            </w:r>
-          </w:p>
-        </w:tc>
-        <w:tc>
-          <w:tcPr>
-            <w:tcW w:type="dxa" w:w="1440"/>
-          </w:tcPr>
-          <w:p>
-            <w:pPr>
-              <w:jc w:val="center"/>
-            </w:pPr>
-            <w:r>
-              <w:rPr>
-                <w:sz w:val="17"/>
-              </w:rPr>
-              <w:t>18.4%</w:t>
-            </w:r>
-          </w:p>
-        </w:tc>
-        <w:tc>
-          <w:tcPr>
-            <w:tcW w:type="dxa" w:w="1440"/>
-          </w:tcPr>
-          <w:p>
-            <w:pPr>
-              <w:jc w:val="center"/>
-            </w:pPr>
-            <w:r>
-              <w:rPr>
-                <w:sz w:val="17"/>
-              </w:rPr>
-              <w:t>36%</w:t>
+              <w:t>-5.81%</w:t>
+            </w:r>
+          </w:p>
+        </w:tc>
+        <w:tc>
+          <w:tcPr>
+            <w:tcW w:type="dxa" w:w="1440"/>
+          </w:tcPr>
+          <w:p>
+            <w:pPr>
+              <w:jc w:val="center"/>
+            </w:pPr>
+            <w:r>
+              <w:rPr>
+                <w:sz w:val="17"/>
+              </w:rPr>
+              <w:t>22.6%</w:t>
+            </w:r>
+          </w:p>
+        </w:tc>
+        <w:tc>
+          <w:tcPr>
+            <w:tcW w:type="dxa" w:w="1440"/>
+          </w:tcPr>
+          <w:p>
+            <w:pPr>
+              <w:jc w:val="center"/>
+            </w:pPr>
+            <w:r>
+              <w:rPr>
+                <w:sz w:val="17"/>
+              </w:rPr>
+              <w:t>45%</w:t>
             </w:r>
           </w:p>
         </w:tc>
@@ -2986,7 +3088,7 @@
               <w:rPr>
                 <w:sz w:val="17"/>
               </w:rPr>
-              <w:t>28</w:t>
+              <w:t>29</w:t>
             </w:r>
           </w:p>
         </w:tc>
@@ -3020,7 +3122,7 @@
                 <w:color w:val="C0392B"/>
                 <w:sz w:val="17"/>
               </w:rPr>
-              <w:t>-65.7%</w:t>
+              <w:t>-63.2%</w:t>
             </w:r>
           </w:p>
         </w:tc>
@@ -3038,23 +3140,23 @@
                 <w:color w:val="C0392B"/>
                 <w:sz w:val="17"/>
               </w:rPr>
-              <w:t>-8.21%</w:t>
-            </w:r>
-          </w:p>
-        </w:tc>
-        <w:tc>
-          <w:tcPr>
-            <w:tcW w:type="dxa" w:w="1440"/>
-          </w:tcPr>
-          <w:p>
-            <w:pPr>
-              <w:jc w:val="center"/>
-            </w:pPr>
-            <w:r>
-              <w:rPr>
-                <w:sz w:val="17"/>
-              </w:rPr>
-              <w:t>14.3%</w:t>
+              <w:t>-7.66%</w:t>
+            </w:r>
+          </w:p>
+        </w:tc>
+        <w:tc>
+          <w:tcPr>
+            <w:tcW w:type="dxa" w:w="1440"/>
+          </w:tcPr>
+          <w:p>
+            <w:pPr>
+              <w:jc w:val="center"/>
+            </w:pPr>
+            <w:r>
+              <w:rPr>
+                <w:sz w:val="17"/>
+              </w:rPr>
+              <w:t>14.0%</w:t>
             </w:r>
           </w:p>
         </w:tc>
@@ -3088,23 +3190,23 @@
               <w:rPr>
                 <w:sz w:val="17"/>
               </w:rPr>
-              <w:t>29</w:t>
-            </w:r>
-          </w:p>
-        </w:tc>
-        <w:tc>
-          <w:tcPr>
-            <w:tcW w:type="dxa" w:w="1440"/>
-          </w:tcPr>
-          <w:p>
-            <w:pPr>
-              <w:jc w:val="center"/>
-            </w:pPr>
-            <w:r>
-              <w:rPr>
-                <w:sz w:val="17"/>
-              </w:rPr>
-              <w:t>传媒</w:t>
+              <w:t>30</w:t>
+            </w:r>
+          </w:p>
+        </w:tc>
+        <w:tc>
+          <w:tcPr>
+            <w:tcW w:type="dxa" w:w="1440"/>
+          </w:tcPr>
+          <w:p>
+            <w:pPr>
+              <w:jc w:val="center"/>
+            </w:pPr>
+            <w:r>
+              <w:rPr>
+                <w:sz w:val="17"/>
+              </w:rPr>
+              <w:t>房地产</w:t>
             </w:r>
           </w:p>
         </w:tc>
@@ -3122,7 +3224,7 @@
                 <w:color w:val="C0392B"/>
                 <w:sz w:val="17"/>
               </w:rPr>
-              <w:t>-66.2%</w:t>
+              <w:t>-66.5%</w:t>
             </w:r>
           </w:p>
         </w:tc>
@@ -3140,39 +3242,39 @@
                 <w:color w:val="C0392B"/>
                 <w:sz w:val="17"/>
               </w:rPr>
-              <w:t>-6.73%</w:t>
-            </w:r>
-          </w:p>
-        </w:tc>
-        <w:tc>
-          <w:tcPr>
-            <w:tcW w:type="dxa" w:w="1440"/>
-          </w:tcPr>
-          <w:p>
-            <w:pPr>
-              <w:jc w:val="center"/>
-            </w:pPr>
-            <w:r>
-              <w:rPr>
-                <w:sz w:val="17"/>
-              </w:rPr>
-              <w:t>23.3%</w:t>
-            </w:r>
-          </w:p>
-        </w:tc>
-        <w:tc>
-          <w:tcPr>
-            <w:tcW w:type="dxa" w:w="1440"/>
-          </w:tcPr>
-          <w:p>
-            <w:pPr>
-              <w:jc w:val="center"/>
-            </w:pPr>
-            <w:r>
-              <w:rPr>
-                <w:sz w:val="17"/>
-              </w:rPr>
-              <w:t>45%</w:t>
+              <w:t>-8.38%</w:t>
+            </w:r>
+          </w:p>
+        </w:tc>
+        <w:tc>
+          <w:tcPr>
+            <w:tcW w:type="dxa" w:w="1440"/>
+          </w:tcPr>
+          <w:p>
+            <w:pPr>
+              <w:jc w:val="center"/>
+            </w:pPr>
+            <w:r>
+              <w:rPr>
+                <w:sz w:val="17"/>
+              </w:rPr>
+              <w:t>15.0%</w:t>
+            </w:r>
+          </w:p>
+        </w:tc>
+        <w:tc>
+          <w:tcPr>
+            <w:tcW w:type="dxa" w:w="1440"/>
+          </w:tcPr>
+          <w:p>
+            <w:pPr>
+              <w:jc w:val="center"/>
+            </w:pPr>
+            <w:r>
+              <w:rPr>
+                <w:sz w:val="17"/>
+              </w:rPr>
+              <w:t>27%</w:t>
             </w:r>
           </w:p>
         </w:tc>
@@ -3190,23 +3292,23 @@
               <w:rPr>
                 <w:sz w:val="17"/>
               </w:rPr>
-              <w:t>30</w:t>
-            </w:r>
-          </w:p>
-        </w:tc>
-        <w:tc>
-          <w:tcPr>
-            <w:tcW w:type="dxa" w:w="1440"/>
-          </w:tcPr>
-          <w:p>
-            <w:pPr>
-              <w:jc w:val="center"/>
-            </w:pPr>
-            <w:r>
-              <w:rPr>
-                <w:sz w:val="17"/>
-              </w:rPr>
-              <w:t>房地产</w:t>
+              <w:t>31</w:t>
+            </w:r>
+          </w:p>
+        </w:tc>
+        <w:tc>
+          <w:tcPr>
+            <w:tcW w:type="dxa" w:w="1440"/>
+          </w:tcPr>
+          <w:p>
+            <w:pPr>
+              <w:jc w:val="center"/>
+            </w:pPr>
+            <w:r>
+              <w:rPr>
+                <w:sz w:val="17"/>
+              </w:rPr>
+              <w:t>商贸零售</w:t>
             </w:r>
           </w:p>
         </w:tc>
@@ -3242,125 +3344,23 @@
                 <w:color w:val="C0392B"/>
                 <w:sz w:val="17"/>
               </w:rPr>
-              <w:t>-8.68%</w:t>
-            </w:r>
-          </w:p>
-        </w:tc>
-        <w:tc>
-          <w:tcPr>
-            <w:tcW w:type="dxa" w:w="1440"/>
-          </w:tcPr>
-          <w:p>
-            <w:pPr>
-              <w:jc w:val="center"/>
-            </w:pPr>
-            <w:r>
-              <w:rPr>
-                <w:sz w:val="17"/>
-              </w:rPr>
-              <w:t>15.2%</w:t>
-            </w:r>
-          </w:p>
-        </w:tc>
-        <w:tc>
-          <w:tcPr>
-            <w:tcW w:type="dxa" w:w="1440"/>
-          </w:tcPr>
-          <w:p>
-            <w:pPr>
-              <w:jc w:val="center"/>
-            </w:pPr>
-            <w:r>
-              <w:rPr>
-                <w:sz w:val="17"/>
-              </w:rPr>
-              <w:t>27%</w:t>
-            </w:r>
-          </w:p>
-        </w:tc>
-      </w:tr>
-      <w:tr>
-        <w:tc>
-          <w:tcPr>
-            <w:tcW w:type="dxa" w:w="1440"/>
-          </w:tcPr>
-          <w:p>
-            <w:pPr>
-              <w:jc w:val="center"/>
-            </w:pPr>
-            <w:r>
-              <w:rPr>
-                <w:sz w:val="17"/>
-              </w:rPr>
-              <w:t>31</w:t>
-            </w:r>
-          </w:p>
-        </w:tc>
-        <w:tc>
-          <w:tcPr>
-            <w:tcW w:type="dxa" w:w="1440"/>
-          </w:tcPr>
-          <w:p>
-            <w:pPr>
-              <w:jc w:val="center"/>
-            </w:pPr>
-            <w:r>
-              <w:rPr>
-                <w:sz w:val="17"/>
-              </w:rPr>
-              <w:t>商贸零售</w:t>
-            </w:r>
-          </w:p>
-        </w:tc>
-        <w:tc>
-          <w:tcPr>
-            <w:tcW w:type="dxa" w:w="1440"/>
-          </w:tcPr>
-          <w:p>
-            <w:pPr>
-              <w:jc w:val="center"/>
-            </w:pPr>
-            <w:r>
-              <w:rPr>
-                <w:b/>
-                <w:color w:val="C0392B"/>
-                <w:sz w:val="17"/>
-              </w:rPr>
-              <w:t>-69.7%</w:t>
-            </w:r>
-          </w:p>
-        </w:tc>
-        <w:tc>
-          <w:tcPr>
-            <w:tcW w:type="dxa" w:w="1440"/>
-          </w:tcPr>
-          <w:p>
-            <w:pPr>
-              <w:jc w:val="center"/>
-            </w:pPr>
-            <w:r>
-              <w:rPr>
-                <w:b/>
-                <w:color w:val="C0392B"/>
-                <w:sz w:val="17"/>
-              </w:rPr>
-              <w:t>-8.87%</w:t>
-            </w:r>
-          </w:p>
-        </w:tc>
-        <w:tc>
-          <w:tcPr>
-            <w:tcW w:type="dxa" w:w="1440"/>
-          </w:tcPr>
-          <w:p>
-            <w:pPr>
-              <w:jc w:val="center"/>
-            </w:pPr>
-            <w:r>
-              <w:rPr>
-                <w:sz w:val="17"/>
-              </w:rPr>
-              <w:t>16.4%</w:t>
+              <w:t>-8.47%</w:t>
+            </w:r>
+          </w:p>
+        </w:tc>
+        <w:tc>
+          <w:tcPr>
+            <w:tcW w:type="dxa" w:w="1440"/>
+          </w:tcPr>
+          <w:p>
+            <w:pPr>
+              <w:jc w:val="center"/>
+            </w:pPr>
+            <w:r>
+              <w:rPr>
+                <w:sz w:val="17"/>
+              </w:rPr>
+              <w:t>15.9%</w:t>
             </w:r>
           </w:p>
         </w:tc>
@@ -3611,7 +3611,7 @@
                 <w:color w:val="27AE60"/>
                 <w:sz w:val="17"/>
               </w:rPr>
-              <w:t>158.5%</w:t>
+              <w:t>150.5%</w:t>
             </w:r>
           </w:p>
         </w:tc>
@@ -3629,23 +3629,23 @@
                 <w:color w:val="27AE60"/>
                 <w:sz w:val="17"/>
               </w:rPr>
-              <w:t>14.35%</w:t>
-            </w:r>
-          </w:p>
-        </w:tc>
-        <w:tc>
-          <w:tcPr>
-            <w:tcW w:type="dxa" w:w="1440"/>
-          </w:tcPr>
-          <w:p>
-            <w:pPr>
-              <w:jc w:val="center"/>
-            </w:pPr>
-            <w:r>
-              <w:rPr>
-                <w:sz w:val="17"/>
-              </w:rPr>
-              <w:t>34.6%</w:t>
+              <w:t>13.99%</w:t>
+            </w:r>
+          </w:p>
+        </w:tc>
+        <w:tc>
+          <w:tcPr>
+            <w:tcW w:type="dxa" w:w="1440"/>
+          </w:tcPr>
+          <w:p>
+            <w:pPr>
+              <w:jc w:val="center"/>
+            </w:pPr>
+            <w:r>
+              <w:rPr>
+                <w:sz w:val="17"/>
+              </w:rPr>
+              <w:t>34.5%</w:t>
             </w:r>
           </w:p>
         </w:tc>
@@ -3713,7 +3713,7 @@
                 <w:color w:val="27AE60"/>
                 <w:sz w:val="17"/>
               </w:rPr>
-              <w:t>118.4%</w:t>
+              <w:t>122.3%</w:t>
             </w:r>
           </w:p>
         </w:tc>
@@ -3731,23 +3731,23 @@
                 <w:color w:val="27AE60"/>
                 <w:sz w:val="17"/>
               </w:rPr>
-              <w:t>12.77%</w:t>
-            </w:r>
-          </w:p>
-        </w:tc>
-        <w:tc>
-          <w:tcPr>
-            <w:tcW w:type="dxa" w:w="1440"/>
-          </w:tcPr>
-          <w:p>
-            <w:pPr>
-              <w:jc w:val="center"/>
-            </w:pPr>
-            <w:r>
-              <w:rPr>
-                <w:sz w:val="17"/>
-              </w:rPr>
-              <w:t>39.7%</w:t>
+              <w:t>12.91%</w:t>
+            </w:r>
+          </w:p>
+        </w:tc>
+        <w:tc>
+          <w:tcPr>
+            <w:tcW w:type="dxa" w:w="1440"/>
+          </w:tcPr>
+          <w:p>
+            <w:pPr>
+              <w:jc w:val="center"/>
+            </w:pPr>
+            <w:r>
+              <w:rPr>
+                <w:sz w:val="17"/>
+              </w:rPr>
+              <w:t>39.5%</w:t>
             </w:r>
           </w:p>
         </w:tc>
@@ -3797,7 +3797,7 @@
               <w:rPr>
                 <w:sz w:val="17"/>
               </w:rPr>
-              <w:t>通信</w:t>
+              <w:t>有色金属</w:t>
             </w:r>
           </w:p>
         </w:tc>
@@ -3815,7 +3815,7 @@
                 <w:color w:val="27AE60"/>
                 <w:sz w:val="17"/>
               </w:rPr>
-              <w:t>117.6%</w:t>
+              <w:t>115.7%</w:t>
             </w:r>
           </w:p>
         </w:tc>
@@ -3833,39 +3833,39 @@
                 <w:color w:val="27AE60"/>
                 <w:sz w:val="17"/>
               </w:rPr>
-              <w:t>11.33%</w:t>
-            </w:r>
-          </w:p>
-        </w:tc>
-        <w:tc>
-          <w:tcPr>
-            <w:tcW w:type="dxa" w:w="1440"/>
-          </w:tcPr>
-          <w:p>
-            <w:pPr>
-              <w:jc w:val="center"/>
-            </w:pPr>
-            <w:r>
-              <w:rPr>
-                <w:sz w:val="17"/>
-              </w:rPr>
-              <w:t>33.3%</w:t>
-            </w:r>
-          </w:p>
-        </w:tc>
-        <w:tc>
-          <w:tcPr>
-            <w:tcW w:type="dxa" w:w="1440"/>
-          </w:tcPr>
-          <w:p>
-            <w:pPr>
-              <w:jc w:val="center"/>
-            </w:pPr>
-            <w:r>
-              <w:rPr>
-                <w:sz w:val="17"/>
-              </w:rPr>
-              <w:t>55%</w:t>
+              <w:t>12.14%</w:t>
+            </w:r>
+          </w:p>
+        </w:tc>
+        <w:tc>
+          <w:tcPr>
+            <w:tcW w:type="dxa" w:w="1440"/>
+          </w:tcPr>
+          <w:p>
+            <w:pPr>
+              <w:jc w:val="center"/>
+            </w:pPr>
+            <w:r>
+              <w:rPr>
+                <w:sz w:val="17"/>
+              </w:rPr>
+              <w:t>36.0%</w:t>
+            </w:r>
+          </w:p>
+        </w:tc>
+        <w:tc>
+          <w:tcPr>
+            <w:tcW w:type="dxa" w:w="1440"/>
+          </w:tcPr>
+          <w:p>
+            <w:pPr>
+              <w:jc w:val="center"/>
+            </w:pPr>
+            <w:r>
+              <w:rPr>
+                <w:sz w:val="17"/>
+              </w:rPr>
+              <w:t>64%</w:t>
             </w:r>
           </w:p>
         </w:tc>
@@ -3899,7 +3899,7 @@
               <w:rPr>
                 <w:sz w:val="17"/>
               </w:rPr>
-              <w:t>有色金属</w:t>
+              <w:t>通信</w:t>
             </w:r>
           </w:p>
         </w:tc>
@@ -3917,7 +3917,7 @@
                 <w:color w:val="27AE60"/>
                 <w:sz w:val="17"/>
               </w:rPr>
-              <w:t>106.2%</w:t>
+              <w:t>104.4%</w:t>
             </w:r>
           </w:p>
         </w:tc>
@@ -3935,39 +3935,39 @@
                 <w:color w:val="27AE60"/>
                 <w:sz w:val="17"/>
               </w:rPr>
-              <w:t>11.75%</w:t>
-            </w:r>
-          </w:p>
-        </w:tc>
-        <w:tc>
-          <w:tcPr>
-            <w:tcW w:type="dxa" w:w="1440"/>
-          </w:tcPr>
-          <w:p>
-            <w:pPr>
-              <w:jc w:val="center"/>
-            </w:pPr>
-            <w:r>
-              <w:rPr>
-                <w:sz w:val="17"/>
-              </w:rPr>
-              <w:t>36.2%</w:t>
-            </w:r>
-          </w:p>
-        </w:tc>
-        <w:tc>
-          <w:tcPr>
-            <w:tcW w:type="dxa" w:w="1440"/>
-          </w:tcPr>
-          <w:p>
-            <w:pPr>
-              <w:jc w:val="center"/>
-            </w:pPr>
-            <w:r>
-              <w:rPr>
-                <w:sz w:val="17"/>
-              </w:rPr>
-              <w:t>64%</w:t>
+              <w:t>10.59%</w:t>
+            </w:r>
+          </w:p>
+        </w:tc>
+        <w:tc>
+          <w:tcPr>
+            <w:tcW w:type="dxa" w:w="1440"/>
+          </w:tcPr>
+          <w:p>
+            <w:pPr>
+              <w:jc w:val="center"/>
+            </w:pPr>
+            <w:r>
+              <w:rPr>
+                <w:sz w:val="17"/>
+              </w:rPr>
+              <w:t>32.8%</w:t>
+            </w:r>
+          </w:p>
+        </w:tc>
+        <w:tc>
+          <w:tcPr>
+            <w:tcW w:type="dxa" w:w="1440"/>
+          </w:tcPr>
+          <w:p>
+            <w:pPr>
+              <w:jc w:val="center"/>
+            </w:pPr>
+            <w:r>
+              <w:rPr>
+                <w:sz w:val="17"/>
+              </w:rPr>
+              <w:t>55%</w:t>
             </w:r>
           </w:p>
         </w:tc>
@@ -4001,7 +4001,7 @@
               <w:rPr>
                 <w:sz w:val="17"/>
               </w:rPr>
-              <w:t>煤炭</w:t>
+              <w:t>家用电器</w:t>
             </w:r>
           </w:p>
         </w:tc>
@@ -4019,7 +4019,7 @@
                 <w:color w:val="27AE60"/>
                 <w:sz w:val="17"/>
               </w:rPr>
-              <w:t>67.1%</w:t>
+              <w:t>67.8%</w:t>
             </w:r>
           </w:p>
         </w:tc>
@@ -4037,39 +4037,39 @@
                 <w:color w:val="27AE60"/>
                 <w:sz w:val="17"/>
               </w:rPr>
-              <w:t>6.23%</w:t>
-            </w:r>
-          </w:p>
-        </w:tc>
-        <w:tc>
-          <w:tcPr>
-            <w:tcW w:type="dxa" w:w="1440"/>
-          </w:tcPr>
-          <w:p>
-            <w:pPr>
-              <w:jc w:val="center"/>
-            </w:pPr>
-            <w:r>
-              <w:rPr>
-                <w:sz w:val="17"/>
-              </w:rPr>
-              <w:t>17.2%</w:t>
-            </w:r>
-          </w:p>
-        </w:tc>
-        <w:tc>
-          <w:tcPr>
-            <w:tcW w:type="dxa" w:w="1440"/>
-          </w:tcPr>
-          <w:p>
-            <w:pPr>
-              <w:jc w:val="center"/>
-            </w:pPr>
-            <w:r>
-              <w:rPr>
-                <w:sz w:val="17"/>
-              </w:rPr>
-              <w:t>82%</w:t>
+              <w:t>8.15%</w:t>
+            </w:r>
+          </w:p>
+        </w:tc>
+        <w:tc>
+          <w:tcPr>
+            <w:tcW w:type="dxa" w:w="1440"/>
+          </w:tcPr>
+          <w:p>
+            <w:pPr>
+              <w:jc w:val="center"/>
+            </w:pPr>
+            <w:r>
+              <w:rPr>
+                <w:sz w:val="17"/>
+              </w:rPr>
+              <w:t>28.0%</w:t>
+            </w:r>
+          </w:p>
+        </w:tc>
+        <w:tc>
+          <w:tcPr>
+            <w:tcW w:type="dxa" w:w="1440"/>
+          </w:tcPr>
+          <w:p>
+            <w:pPr>
+              <w:jc w:val="center"/>
+            </w:pPr>
+            <w:r>
+              <w:rPr>
+                <w:sz w:val="17"/>
+              </w:rPr>
+              <w:t>64%</w:t>
             </w:r>
           </w:p>
         </w:tc>
@@ -4103,7 +4103,7 @@
               <w:rPr>
                 <w:sz w:val="17"/>
               </w:rPr>
-              <w:t>家用电器</w:t>
+              <w:t>煤炭</w:t>
             </w:r>
           </w:p>
         </w:tc>
@@ -4121,7 +4121,7 @@
                 <w:color w:val="27AE60"/>
                 <w:sz w:val="17"/>
               </w:rPr>
-              <w:t>63.8%</w:t>
+              <w:t>59.4%</w:t>
             </w:r>
           </w:p>
         </w:tc>
@@ -4139,39 +4139,39 @@
                 <w:color w:val="27AE60"/>
                 <w:sz w:val="17"/>
               </w:rPr>
-              <w:t>7.95%</w:t>
-            </w:r>
-          </w:p>
-        </w:tc>
-        <w:tc>
-          <w:tcPr>
-            <w:tcW w:type="dxa" w:w="1440"/>
-          </w:tcPr>
-          <w:p>
-            <w:pPr>
-              <w:jc w:val="center"/>
-            </w:pPr>
-            <w:r>
-              <w:rPr>
-                <w:sz w:val="17"/>
-              </w:rPr>
-              <w:t>28.1%</w:t>
-            </w:r>
-          </w:p>
-        </w:tc>
-        <w:tc>
-          <w:tcPr>
-            <w:tcW w:type="dxa" w:w="1440"/>
-          </w:tcPr>
-          <w:p>
-            <w:pPr>
-              <w:jc w:val="center"/>
-            </w:pPr>
-            <w:r>
-              <w:rPr>
-                <w:sz w:val="17"/>
-              </w:rPr>
-              <w:t>64%</w:t>
+              <w:t>5.74%</w:t>
+            </w:r>
+          </w:p>
+        </w:tc>
+        <w:tc>
+          <w:tcPr>
+            <w:tcW w:type="dxa" w:w="1440"/>
+          </w:tcPr>
+          <w:p>
+            <w:pPr>
+              <w:jc w:val="center"/>
+            </w:pPr>
+            <w:r>
+              <w:rPr>
+                <w:sz w:val="17"/>
+              </w:rPr>
+              <w:t>16.9%</w:t>
+            </w:r>
+          </w:p>
+        </w:tc>
+        <w:tc>
+          <w:tcPr>
+            <w:tcW w:type="dxa" w:w="1440"/>
+          </w:tcPr>
+          <w:p>
+            <w:pPr>
+              <w:jc w:val="center"/>
+            </w:pPr>
+            <w:r>
+              <w:rPr>
+                <w:sz w:val="17"/>
+              </w:rPr>
+              <w:t>82%</w:t>
             </w:r>
           </w:p>
         </w:tc>
@@ -4404,7 +4404,7 @@
                 <w:color w:val="27AE60"/>
                 <w:sz w:val="17"/>
               </w:rPr>
-              <w:t>33.9%</w:t>
+              <w:t>38.9%</w:t>
             </w:r>
           </w:p>
         </w:tc>
@@ -4422,23 +4422,23 @@
                 <w:color w:val="27AE60"/>
                 <w:sz w:val="17"/>
               </w:rPr>
-              <w:t>8.11%</w:t>
-            </w:r>
-          </w:p>
-        </w:tc>
-        <w:tc>
-          <w:tcPr>
-            <w:tcW w:type="dxa" w:w="1440"/>
-          </w:tcPr>
-          <w:p>
-            <w:pPr>
-              <w:jc w:val="center"/>
-            </w:pPr>
-            <w:r>
-              <w:rPr>
-                <w:sz w:val="17"/>
-              </w:rPr>
-              <w:t>37.9%</w:t>
+              <w:t>8.41%</w:t>
+            </w:r>
+          </w:p>
+        </w:tc>
+        <w:tc>
+          <w:tcPr>
+            <w:tcW w:type="dxa" w:w="1440"/>
+          </w:tcPr>
+          <w:p>
+            <w:pPr>
+              <w:jc w:val="center"/>
+            </w:pPr>
+            <w:r>
+              <w:rPr>
+                <w:sz w:val="17"/>
+              </w:rPr>
+              <w:t>37.8%</w:t>
             </w:r>
           </w:p>
         </w:tc>
@@ -4506,7 +4506,7 @@
                 <w:color w:val="27AE60"/>
                 <w:sz w:val="17"/>
               </w:rPr>
-              <w:t>26.1%</w:t>
+              <w:t>25.6%</w:t>
             </w:r>
           </w:p>
         </w:tc>
@@ -4524,7 +4524,7 @@
                 <w:color w:val="27AE60"/>
                 <w:sz w:val="17"/>
               </w:rPr>
-              <w:t>3.16%</w:t>
+              <w:t>3.13%</w:t>
             </w:r>
           </w:p>
         </w:tc>
@@ -4608,7 +4608,7 @@
                 <w:color w:val="27AE60"/>
                 <w:sz w:val="17"/>
               </w:rPr>
-              <w:t>18.9%</w:t>
+              <w:t>22.7%</w:t>
             </w:r>
           </w:p>
         </w:tc>
@@ -4626,23 +4626,23 @@
                 <w:color w:val="27AE60"/>
                 <w:sz w:val="17"/>
               </w:rPr>
-              <w:t>4.14%</w:t>
-            </w:r>
-          </w:p>
-        </w:tc>
-        <w:tc>
-          <w:tcPr>
-            <w:tcW w:type="dxa" w:w="1440"/>
-          </w:tcPr>
-          <w:p>
-            <w:pPr>
-              <w:jc w:val="center"/>
-            </w:pPr>
-            <w:r>
-              <w:rPr>
-                <w:sz w:val="17"/>
-              </w:rPr>
-              <w:t>24.0%</w:t>
+              <w:t>4.41%</w:t>
+            </w:r>
+          </w:p>
+        </w:tc>
+        <w:tc>
+          <w:tcPr>
+            <w:tcW w:type="dxa" w:w="1440"/>
+          </w:tcPr>
+          <w:p>
+            <w:pPr>
+              <w:jc w:val="center"/>
+            </w:pPr>
+            <w:r>
+              <w:rPr>
+                <w:sz w:val="17"/>
+              </w:rPr>
+              <w:t>23.9%</w:t>
             </w:r>
           </w:p>
         </w:tc>
@@ -4710,7 +4710,7 @@
                 <w:color w:val="27AE60"/>
                 <w:sz w:val="17"/>
               </w:rPr>
-              <w:t>16.5%</w:t>
+              <w:t>21.9%</w:t>
             </w:r>
           </w:p>
         </w:tc>
@@ -4728,23 +4728,23 @@
                 <w:color w:val="27AE60"/>
                 <w:sz w:val="17"/>
               </w:rPr>
-              <w:t>3.86%</w:t>
-            </w:r>
-          </w:p>
-        </w:tc>
-        <w:tc>
-          <w:tcPr>
-            <w:tcW w:type="dxa" w:w="1440"/>
-          </w:tcPr>
-          <w:p>
-            <w:pPr>
-              <w:jc w:val="center"/>
-            </w:pPr>
-            <w:r>
-              <w:rPr>
-                <w:sz w:val="17"/>
-              </w:rPr>
-              <w:t>23.1%</w:t>
+              <w:t>4.19%</w:t>
+            </w:r>
+          </w:p>
+        </w:tc>
+        <w:tc>
+          <w:tcPr>
+            <w:tcW w:type="dxa" w:w="1440"/>
+          </w:tcPr>
+          <w:p>
+            <w:pPr>
+              <w:jc w:val="center"/>
+            </w:pPr>
+            <w:r>
+              <w:rPr>
+                <w:sz w:val="17"/>
+              </w:rPr>
+              <w:t>22.8%</w:t>
             </w:r>
           </w:p>
         </w:tc>
@@ -4812,7 +4812,7 @@
                 <w:color w:val="27AE60"/>
                 <w:sz w:val="17"/>
               </w:rPr>
-              <w:t>11.7%</w:t>
+              <w:t>15.8%</w:t>
             </w:r>
           </w:p>
         </w:tc>
@@ -4830,39 +4830,39 @@
                 <w:color w:val="27AE60"/>
                 <w:sz w:val="17"/>
               </w:rPr>
-              <w:t>3.49%</w:t>
-            </w:r>
-          </w:p>
-        </w:tc>
-        <w:tc>
-          <w:tcPr>
-            <w:tcW w:type="dxa" w:w="1440"/>
-          </w:tcPr>
-          <w:p>
-            <w:pPr>
-              <w:jc w:val="center"/>
-            </w:pPr>
-            <w:r>
-              <w:rPr>
-                <w:sz w:val="17"/>
-              </w:rPr>
-              <w:t>23.4%</w:t>
-            </w:r>
-          </w:p>
-        </w:tc>
-        <w:tc>
-          <w:tcPr>
-            <w:tcW w:type="dxa" w:w="1440"/>
-          </w:tcPr>
-          <w:p>
-            <w:pPr>
-              <w:jc w:val="center"/>
-            </w:pPr>
-            <w:r>
-              <w:rPr>
-                <w:sz w:val="17"/>
-              </w:rPr>
-              <w:t>55%</w:t>
+              <w:t>3.81%</w:t>
+            </w:r>
+          </w:p>
+        </w:tc>
+        <w:tc>
+          <w:tcPr>
+            <w:tcW w:type="dxa" w:w="1440"/>
+          </w:tcPr>
+          <w:p>
+            <w:pPr>
+              <w:jc w:val="center"/>
+            </w:pPr>
+            <w:r>
+              <w:rPr>
+                <w:sz w:val="17"/>
+              </w:rPr>
+              <w:t>23.3%</w:t>
+            </w:r>
+          </w:p>
+        </w:tc>
+        <w:tc>
+          <w:tcPr>
+            <w:tcW w:type="dxa" w:w="1440"/>
+          </w:tcPr>
+          <w:p>
+            <w:pPr>
+              <w:jc w:val="center"/>
+            </w:pPr>
+            <w:r>
+              <w:rPr>
+                <w:sz w:val="17"/>
+              </w:rPr>
+              <w:t>64%</w:t>
             </w:r>
           </w:p>
         </w:tc>
@@ -4914,7 +4914,7 @@
                 <w:color w:val="27AE60"/>
                 <w:sz w:val="17"/>
               </w:rPr>
-              <w:t>9.4%</w:t>
+              <w:t>7.3%</w:t>
             </w:r>
           </w:p>
         </w:tc>
@@ -4932,7 +4932,7 @@
                 <w:color w:val="27AE60"/>
                 <w:sz w:val="17"/>
               </w:rPr>
-              <w:t>1.72%</w:t>
+              <w:t>1.54%</w:t>
             </w:r>
           </w:p>
         </w:tc>
@@ -4998,7 +4998,7 @@
               <w:rPr>
                 <w:sz w:val="17"/>
               </w:rPr>
-              <w:t>非银金融</w:t>
+              <w:t>社会服务</w:t>
             </w:r>
           </w:p>
         </w:tc>
@@ -5016,7 +5016,7 @@
                 <w:color w:val="27AE60"/>
                 <w:sz w:val="17"/>
               </w:rPr>
-              <w:t>1.1%</w:t>
+              <w:t>4.3%</w:t>
             </w:r>
           </w:p>
         </w:tc>
@@ -5034,39 +5034,39 @@
                 <w:color w:val="27AE60"/>
                 <w:sz w:val="17"/>
               </w:rPr>
-              <w:t>2.40%</w:t>
-            </w:r>
-          </w:p>
-        </w:tc>
-        <w:tc>
-          <w:tcPr>
-            <w:tcW w:type="dxa" w:w="1440"/>
-          </w:tcPr>
-          <w:p>
-            <w:pPr>
-              <w:jc w:val="center"/>
-            </w:pPr>
-            <w:r>
-              <w:rPr>
-                <w:sz w:val="17"/>
-              </w:rPr>
-              <w:t>23.3%</w:t>
-            </w:r>
-          </w:p>
-        </w:tc>
-        <w:tc>
-          <w:tcPr>
-            <w:tcW w:type="dxa" w:w="1440"/>
-          </w:tcPr>
-          <w:p>
-            <w:pPr>
-              <w:jc w:val="center"/>
-            </w:pPr>
-            <w:r>
-              <w:rPr>
-                <w:sz w:val="17"/>
-              </w:rPr>
-              <w:t>45%</w:t>
+              <w:t>4.10%</w:t>
+            </w:r>
+          </w:p>
+        </w:tc>
+        <w:tc>
+          <w:tcPr>
+            <w:tcW w:type="dxa" w:w="1440"/>
+          </w:tcPr>
+          <w:p>
+            <w:pPr>
+              <w:jc w:val="center"/>
+            </w:pPr>
+            <w:r>
+              <w:rPr>
+                <w:sz w:val="17"/>
+              </w:rPr>
+              <w:t>33.9%</w:t>
+            </w:r>
+          </w:p>
+        </w:tc>
+        <w:tc>
+          <w:tcPr>
+            <w:tcW w:type="dxa" w:w="1440"/>
+          </w:tcPr>
+          <w:p>
+            <w:pPr>
+              <w:jc w:val="center"/>
+            </w:pPr>
+            <w:r>
+              <w:rPr>
+                <w:sz w:val="17"/>
+              </w:rPr>
+              <w:t>27%</w:t>
             </w:r>
           </w:p>
         </w:tc>
@@ -5118,7 +5118,7 @@
                 <w:color w:val="27AE60"/>
                 <w:sz w:val="17"/>
               </w:rPr>
-              <w:t>1.0%</w:t>
+              <w:t>3.9%</w:t>
             </w:r>
           </w:p>
         </w:tc>
@@ -5136,7 +5136,7 @@
                 <w:color w:val="27AE60"/>
                 <w:sz w:val="17"/>
               </w:rPr>
-              <w:t>2.81%</w:t>
+              <w:t>3.07%</w:t>
             </w:r>
           </w:p>
         </w:tc>
@@ -5202,7 +5202,7 @@
               <w:rPr>
                 <w:sz w:val="17"/>
               </w:rPr>
-              <w:t>社会服务</w:t>
+              <w:t>综合</w:t>
             </w:r>
           </w:p>
         </w:tc>
@@ -5217,10 +5217,10 @@
             <w:r>
               <w:rPr>
                 <w:b/>
-                <w:color w:val="C0392B"/>
-                <w:sz w:val="17"/>
-              </w:rPr>
-              <w:t>-4.3%</w:t>
+                <w:color w:val="27AE60"/>
+                <w:sz w:val="17"/>
+              </w:rPr>
+              <w:t>0.9%</w:t>
             </w:r>
           </w:p>
         </w:tc>
@@ -5235,42 +5235,42 @@
             <w:r>
               <w:rPr>
                 <w:b/>
-                <w:color w:val="C0392B"/>
-                <w:sz w:val="17"/>
-              </w:rPr>
-              <w:t>3.48%</w:t>
-            </w:r>
-          </w:p>
-        </w:tc>
-        <w:tc>
-          <w:tcPr>
-            <w:tcW w:type="dxa" w:w="1440"/>
-          </w:tcPr>
-          <w:p>
-            <w:pPr>
-              <w:jc w:val="center"/>
-            </w:pPr>
-            <w:r>
-              <w:rPr>
-                <w:sz w:val="17"/>
-              </w:rPr>
-              <w:t>34.4%</w:t>
-            </w:r>
-          </w:p>
-        </w:tc>
-        <w:tc>
-          <w:tcPr>
-            <w:tcW w:type="dxa" w:w="1440"/>
-          </w:tcPr>
-          <w:p>
-            <w:pPr>
-              <w:jc w:val="center"/>
-            </w:pPr>
-            <w:r>
-              <w:rPr>
-                <w:sz w:val="17"/>
-              </w:rPr>
-              <w:t>27%</w:t>
+                <w:color w:val="27AE60"/>
+                <w:sz w:val="17"/>
+              </w:rPr>
+              <w:t>2.51%</w:t>
+            </w:r>
+          </w:p>
+        </w:tc>
+        <w:tc>
+          <w:tcPr>
+            <w:tcW w:type="dxa" w:w="1440"/>
+          </w:tcPr>
+          <w:p>
+            <w:pPr>
+              <w:jc w:val="center"/>
+            </w:pPr>
+            <w:r>
+              <w:rPr>
+                <w:sz w:val="17"/>
+              </w:rPr>
+              <w:t>22.6%</w:t>
+            </w:r>
+          </w:p>
+        </w:tc>
+        <w:tc>
+          <w:tcPr>
+            <w:tcW w:type="dxa" w:w="1440"/>
+          </w:tcPr>
+          <w:p>
+            <w:pPr>
+              <w:jc w:val="center"/>
+            </w:pPr>
+            <w:r>
+              <w:rPr>
+                <w:sz w:val="17"/>
+              </w:rPr>
+              <w:t>64%</w:t>
             </w:r>
           </w:p>
         </w:tc>
@@ -5485,7 +5485,7 @@
               <w:rPr>
                 <w:sz w:val="17"/>
               </w:rPr>
-              <w:t>交通运输</w:t>
+              <w:t>农林牧渔</w:t>
             </w:r>
           </w:p>
         </w:tc>
@@ -5503,7 +5503,7 @@
                 <w:color w:val="C0392B"/>
                 <w:sz w:val="17"/>
               </w:rPr>
-              <w:t>-38.8%</w:t>
+              <w:t>-37.6%</w:t>
             </w:r>
           </w:p>
         </w:tc>
@@ -5521,39 +5521,39 @@
                 <w:color w:val="C0392B"/>
                 <w:sz w:val="17"/>
               </w:rPr>
-              <w:t>-3.39%</w:t>
-            </w:r>
-          </w:p>
-        </w:tc>
-        <w:tc>
-          <w:tcPr>
-            <w:tcW w:type="dxa" w:w="1440"/>
-          </w:tcPr>
-          <w:p>
-            <w:pPr>
-              <w:jc w:val="center"/>
-            </w:pPr>
-            <w:r>
-              <w:rPr>
-                <w:sz w:val="17"/>
-              </w:rPr>
-              <w:t>14.0%</w:t>
-            </w:r>
-          </w:p>
-        </w:tc>
-        <w:tc>
-          <w:tcPr>
-            <w:tcW w:type="dxa" w:w="1440"/>
-          </w:tcPr>
-          <w:p>
-            <w:pPr>
-              <w:jc w:val="center"/>
-            </w:pPr>
-            <w:r>
-              <w:rPr>
-                <w:sz w:val="17"/>
-              </w:rPr>
-              <w:t>45%</w:t>
+              <w:t>-2.40%</w:t>
+            </w:r>
+          </w:p>
+        </w:tc>
+        <w:tc>
+          <w:tcPr>
+            <w:tcW w:type="dxa" w:w="1440"/>
+          </w:tcPr>
+          <w:p>
+            <w:pPr>
+              <w:jc w:val="center"/>
+            </w:pPr>
+            <w:r>
+              <w:rPr>
+                <w:sz w:val="17"/>
+              </w:rPr>
+              <w:t>21.0%</w:t>
+            </w:r>
+          </w:p>
+        </w:tc>
+        <w:tc>
+          <w:tcPr>
+            <w:tcW w:type="dxa" w:w="1440"/>
+          </w:tcPr>
+          <w:p>
+            <w:pPr>
+              <w:jc w:val="center"/>
+            </w:pPr>
+            <w:r>
+              <w:rPr>
+                <w:sz w:val="17"/>
+              </w:rPr>
+              <w:t>27%</w:t>
             </w:r>
           </w:p>
         </w:tc>
@@ -5605,7 +5605,7 @@
                 <w:color w:val="C0392B"/>
                 <w:sz w:val="17"/>
               </w:rPr>
-              <w:t>-40.7%</w:t>
+              <w:t>-38.8%</w:t>
             </w:r>
           </w:p>
         </w:tc>
@@ -5623,23 +5623,23 @@
                 <w:color w:val="C0392B"/>
                 <w:sz w:val="17"/>
               </w:rPr>
-              <w:t>-2.30%</w:t>
-            </w:r>
-          </w:p>
-        </w:tc>
-        <w:tc>
-          <w:tcPr>
-            <w:tcW w:type="dxa" w:w="1440"/>
-          </w:tcPr>
-          <w:p>
-            <w:pPr>
-              <w:jc w:val="center"/>
-            </w:pPr>
-            <w:r>
-              <w:rPr>
-                <w:sz w:val="17"/>
-              </w:rPr>
-              <w:t>23.8%</w:t>
+              <w:t>-2.08%</w:t>
+            </w:r>
+          </w:p>
+        </w:tc>
+        <w:tc>
+          <w:tcPr>
+            <w:tcW w:type="dxa" w:w="1440"/>
+          </w:tcPr>
+          <w:p>
+            <w:pPr>
+              <w:jc w:val="center"/>
+            </w:pPr>
+            <w:r>
+              <w:rPr>
+                <w:sz w:val="17"/>
+              </w:rPr>
+              <w:t>23.6%</w:t>
             </w:r>
           </w:p>
         </w:tc>
@@ -5707,7 +5707,7 @@
                 <w:color w:val="C0392B"/>
                 <w:sz w:val="17"/>
               </w:rPr>
-              <w:t>-51.0%</w:t>
+              <w:t>-47.9%</w:t>
             </w:r>
           </w:p>
         </w:tc>
@@ -5725,23 +5725,23 @@
                 <w:color w:val="C0392B"/>
                 <w:sz w:val="17"/>
               </w:rPr>
-              <w:t>-4.55%</w:t>
-            </w:r>
-          </w:p>
-        </w:tc>
-        <w:tc>
-          <w:tcPr>
-            <w:tcW w:type="dxa" w:w="1440"/>
-          </w:tcPr>
-          <w:p>
-            <w:pPr>
-              <w:jc w:val="center"/>
-            </w:pPr>
-            <w:r>
-              <w:rPr>
-                <w:sz w:val="17"/>
-              </w:rPr>
-              <w:t>18.7%</w:t>
+              <w:t>-4.09%</w:t>
+            </w:r>
+          </w:p>
+        </w:tc>
+        <w:tc>
+          <w:tcPr>
+            <w:tcW w:type="dxa" w:w="1440"/>
+          </w:tcPr>
+          <w:p>
+            <w:pPr>
+              <w:jc w:val="center"/>
+            </w:pPr>
+            <w:r>
+              <w:rPr>
+                <w:sz w:val="17"/>
+              </w:rPr>
+              <w:t>18.3%</w:t>
             </w:r>
           </w:p>
         </w:tc>
@@ -5809,7 +5809,7 @@
                 <w:color w:val="C0392B"/>
                 <w:sz w:val="17"/>
               </w:rPr>
-              <w:t>-55.8%</w:t>
+              <w:t>-53.3%</w:t>
             </w:r>
           </w:p>
         </w:tc>
@@ -5827,7 +5827,7 @@
                 <w:color w:val="C0392B"/>
                 <w:sz w:val="17"/>
               </w:rPr>
-              <w:t>-5.26%</w:t>
+              <w:t>-4.80%</w:t>
             </w:r>
           </w:p>
         </w:tc>
@@ -5893,7 +5893,7 @@
               <w:rPr>
                 <w:sz w:val="17"/>
               </w:rPr>
-              <w:t>纺织服饰</w:t>
+              <w:t>传媒</w:t>
             </w:r>
           </w:p>
         </w:tc>
@@ -5911,7 +5911,7 @@
                 <w:color w:val="C0392B"/>
                 <w:sz w:val="17"/>
               </w:rPr>
-              <w:t>-65.7%</w:t>
+              <w:t>-61.6%</w:t>
             </w:r>
           </w:p>
         </w:tc>
@@ -5929,39 +5929,39 @@
                 <w:color w:val="C0392B"/>
                 <w:sz w:val="17"/>
               </w:rPr>
-              <w:t>-8.21%</w:t>
-            </w:r>
-          </w:p>
-        </w:tc>
-        <w:tc>
-          <w:tcPr>
-            <w:tcW w:type="dxa" w:w="1440"/>
-          </w:tcPr>
-          <w:p>
-            <w:pPr>
-              <w:jc w:val="center"/>
-            </w:pPr>
-            <w:r>
-              <w:rPr>
-                <w:sz w:val="17"/>
-              </w:rPr>
-              <w:t>14.3%</w:t>
-            </w:r>
-          </w:p>
-        </w:tc>
-        <w:tc>
-          <w:tcPr>
-            <w:tcW w:type="dxa" w:w="1440"/>
-          </w:tcPr>
-          <w:p>
-            <w:pPr>
-              <w:jc w:val="center"/>
-            </w:pPr>
-            <w:r>
-              <w:rPr>
-                <w:sz w:val="17"/>
-              </w:rPr>
-              <w:t>27%</w:t>
+              <w:t>-5.81%</w:t>
+            </w:r>
+          </w:p>
+        </w:tc>
+        <w:tc>
+          <w:tcPr>
+            <w:tcW w:type="dxa" w:w="1440"/>
+          </w:tcPr>
+          <w:p>
+            <w:pPr>
+              <w:jc w:val="center"/>
+            </w:pPr>
+            <w:r>
+              <w:rPr>
+                <w:sz w:val="17"/>
+              </w:rPr>
+              <w:t>22.6%</w:t>
+            </w:r>
+          </w:p>
+        </w:tc>
+        <w:tc>
+          <w:tcPr>
+            <w:tcW w:type="dxa" w:w="1440"/>
+          </w:tcPr>
+          <w:p>
+            <w:pPr>
+              <w:jc w:val="center"/>
+            </w:pPr>
+            <w:r>
+              <w:rPr>
+                <w:sz w:val="17"/>
+              </w:rPr>
+              <w:t>45%</w:t>
             </w:r>
           </w:p>
         </w:tc>
@@ -5995,7 +5995,7 @@
               <w:rPr>
                 <w:sz w:val="17"/>
               </w:rPr>
-              <w:t>传媒</w:t>
+              <w:t>纺织服饰</w:t>
             </w:r>
           </w:p>
         </w:tc>
@@ -6013,7 +6013,7 @@
                 <w:color w:val="C0392B"/>
                 <w:sz w:val="17"/>
               </w:rPr>
-              <w:t>-66.2%</w:t>
+              <w:t>-63.2%</w:t>
             </w:r>
           </w:p>
         </w:tc>
@@ -6031,39 +6031,39 @@
                 <w:color w:val="C0392B"/>
                 <w:sz w:val="17"/>
               </w:rPr>
-              <w:t>-6.73%</w:t>
-            </w:r>
-          </w:p>
-        </w:tc>
-        <w:tc>
-          <w:tcPr>
-            <w:tcW w:type="dxa" w:w="1440"/>
-          </w:tcPr>
-          <w:p>
-            <w:pPr>
-              <w:jc w:val="center"/>
-            </w:pPr>
-            <w:r>
-              <w:rPr>
-                <w:sz w:val="17"/>
-              </w:rPr>
-              <w:t>23.3%</w:t>
-            </w:r>
-          </w:p>
-        </w:tc>
-        <w:tc>
-          <w:tcPr>
-            <w:tcW w:type="dxa" w:w="1440"/>
-          </w:tcPr>
-          <w:p>
-            <w:pPr>
-              <w:jc w:val="center"/>
-            </w:pPr>
-            <w:r>
-              <w:rPr>
-                <w:sz w:val="17"/>
-              </w:rPr>
-              <w:t>45%</w:t>
+              <w:t>-7.66%</w:t>
+            </w:r>
+          </w:p>
+        </w:tc>
+        <w:tc>
+          <w:tcPr>
+            <w:tcW w:type="dxa" w:w="1440"/>
+          </w:tcPr>
+          <w:p>
+            <w:pPr>
+              <w:jc w:val="center"/>
+            </w:pPr>
+            <w:r>
+              <w:rPr>
+                <w:sz w:val="17"/>
+              </w:rPr>
+              <w:t>14.0%</w:t>
+            </w:r>
+          </w:p>
+        </w:tc>
+        <w:tc>
+          <w:tcPr>
+            <w:tcW w:type="dxa" w:w="1440"/>
+          </w:tcPr>
+          <w:p>
+            <w:pPr>
+              <w:jc w:val="center"/>
+            </w:pPr>
+            <w:r>
+              <w:rPr>
+                <w:sz w:val="17"/>
+              </w:rPr>
+              <w:t>27%</w:t>
             </w:r>
           </w:p>
         </w:tc>
@@ -6115,7 +6115,7 @@
                 <w:color w:val="C0392B"/>
                 <w:sz w:val="17"/>
               </w:rPr>
-              <w:t>-67.8%</w:t>
+              <w:t>-66.5%</w:t>
             </w:r>
           </w:p>
         </w:tc>
@@ -6133,23 +6133,23 @@
                 <w:color w:val="C0392B"/>
                 <w:sz w:val="17"/>
               </w:rPr>
-              <w:t>-8.68%</w:t>
-            </w:r>
-          </w:p>
-        </w:tc>
-        <w:tc>
-          <w:tcPr>
-            <w:tcW w:type="dxa" w:w="1440"/>
-          </w:tcPr>
-          <w:p>
-            <w:pPr>
-              <w:jc w:val="center"/>
-            </w:pPr>
-            <w:r>
-              <w:rPr>
-                <w:sz w:val="17"/>
-              </w:rPr>
-              <w:t>15.2%</w:t>
+              <w:t>-8.38%</w:t>
+            </w:r>
+          </w:p>
+        </w:tc>
+        <w:tc>
+          <w:tcPr>
+            <w:tcW w:type="dxa" w:w="1440"/>
+          </w:tcPr>
+          <w:p>
+            <w:pPr>
+              <w:jc w:val="center"/>
+            </w:pPr>
+            <w:r>
+              <w:rPr>
+                <w:sz w:val="17"/>
+              </w:rPr>
+              <w:t>15.0%</w:t>
             </w:r>
           </w:p>
         </w:tc>
@@ -6217,7 +6217,7 @@
                 <w:color w:val="C0392B"/>
                 <w:sz w:val="17"/>
               </w:rPr>
-              <w:t>-69.7%</w:t>
+              <w:t>-67.8%</w:t>
             </w:r>
           </w:p>
         </w:tc>
@@ -6235,23 +6235,23 @@
                 <w:color w:val="C0392B"/>
                 <w:sz w:val="17"/>
               </w:rPr>
-              <w:t>-8.87%</w:t>
-            </w:r>
-          </w:p>
-        </w:tc>
-        <w:tc>
-          <w:tcPr>
-            <w:tcW w:type="dxa" w:w="1440"/>
-          </w:tcPr>
-          <w:p>
-            <w:pPr>
-              <w:jc w:val="center"/>
-            </w:pPr>
-            <w:r>
-              <w:rPr>
-                <w:sz w:val="17"/>
-              </w:rPr>
-              <w:t>16.4%</w:t>
+              <w:t>-8.47%</w:t>
+            </w:r>
+          </w:p>
+        </w:tc>
+        <w:tc>
+          <w:tcPr>
+            <w:tcW w:type="dxa" w:w="1440"/>
+          </w:tcPr>
+          <w:p>
+            <w:pPr>
+              <w:jc w:val="center"/>
+            </w:pPr>
+            <w:r>
+              <w:rPr>
+                <w:sz w:val="17"/>
+              </w:rPr>
+              <w:t>15.9%</w:t>
             </w:r>
           </w:p>
         </w:tc>
@@ -6519,7 +6519,7 @@
                 <w:color w:val="27AE60"/>
                 <w:sz w:val="17"/>
               </w:rPr>
-              <w:t>118.4%</w:t>
+              <w:t>122.3%</w:t>
             </w:r>
           </w:p>
         </w:tc>
@@ -6537,23 +6537,23 @@
                 <w:color w:val="27AE60"/>
                 <w:sz w:val="17"/>
               </w:rPr>
-              <w:t>12.77%</w:t>
-            </w:r>
-          </w:p>
-        </w:tc>
-        <w:tc>
-          <w:tcPr>
-            <w:tcW w:type="dxa" w:w="1440"/>
-          </w:tcPr>
-          <w:p>
-            <w:pPr>
-              <w:jc w:val="center"/>
-            </w:pPr>
-            <w:r>
-              <w:rPr>
-                <w:sz w:val="17"/>
-              </w:rPr>
-              <w:t>39.7%</w:t>
+              <w:t>12.91%</w:t>
+            </w:r>
+          </w:p>
+        </w:tc>
+        <w:tc>
+          <w:tcPr>
+            <w:tcW w:type="dxa" w:w="1440"/>
+          </w:tcPr>
+          <w:p>
+            <w:pPr>
+              <w:jc w:val="center"/>
+            </w:pPr>
+            <w:r>
+              <w:rPr>
+                <w:sz w:val="17"/>
+              </w:rPr>
+              <w:t>39.5%</w:t>
             </w:r>
           </w:p>
         </w:tc>
@@ -6621,7 +6621,7 @@
                 <w:color w:val="27AE60"/>
                 <w:sz w:val="17"/>
               </w:rPr>
-              <w:t>33.9%</w:t>
+              <w:t>38.9%</w:t>
             </w:r>
           </w:p>
         </w:tc>
@@ -6639,23 +6639,23 @@
                 <w:color w:val="27AE60"/>
                 <w:sz w:val="17"/>
               </w:rPr>
-              <w:t>8.11%</w:t>
-            </w:r>
-          </w:p>
-        </w:tc>
-        <w:tc>
-          <w:tcPr>
-            <w:tcW w:type="dxa" w:w="1440"/>
-          </w:tcPr>
-          <w:p>
-            <w:pPr>
-              <w:jc w:val="center"/>
-            </w:pPr>
-            <w:r>
-              <w:rPr>
-                <w:sz w:val="17"/>
-              </w:rPr>
-              <w:t>37.9%</w:t>
+              <w:t>8.41%</w:t>
+            </w:r>
+          </w:p>
+        </w:tc>
+        <w:tc>
+          <w:tcPr>
+            <w:tcW w:type="dxa" w:w="1440"/>
+          </w:tcPr>
+          <w:p>
+            <w:pPr>
+              <w:jc w:val="center"/>
+            </w:pPr>
+            <w:r>
+              <w:rPr>
+                <w:sz w:val="17"/>
+              </w:rPr>
+              <w:t>37.8%</w:t>
             </w:r>
           </w:p>
         </w:tc>
@@ -6723,7 +6723,7 @@
                 <w:color w:val="27AE60"/>
                 <w:sz w:val="17"/>
               </w:rPr>
-              <w:t>106.2%</w:t>
+              <w:t>115.7%</w:t>
             </w:r>
           </w:p>
         </w:tc>
@@ -6741,23 +6741,23 @@
                 <w:color w:val="27AE60"/>
                 <w:sz w:val="17"/>
               </w:rPr>
-              <w:t>11.75%</w:t>
-            </w:r>
-          </w:p>
-        </w:tc>
-        <w:tc>
-          <w:tcPr>
-            <w:tcW w:type="dxa" w:w="1440"/>
-          </w:tcPr>
-          <w:p>
-            <w:pPr>
-              <w:jc w:val="center"/>
-            </w:pPr>
-            <w:r>
-              <w:rPr>
-                <w:sz w:val="17"/>
-              </w:rPr>
-              <w:t>36.2%</w:t>
+              <w:t>12.14%</w:t>
+            </w:r>
+          </w:p>
+        </w:tc>
+        <w:tc>
+          <w:tcPr>
+            <w:tcW w:type="dxa" w:w="1440"/>
+          </w:tcPr>
+          <w:p>
+            <w:pPr>
+              <w:jc w:val="center"/>
+            </w:pPr>
+            <w:r>
+              <w:rPr>
+                <w:sz w:val="17"/>
+              </w:rPr>
+              <w:t>36.0%</w:t>
             </w:r>
           </w:p>
         </w:tc>
@@ -6989,7 +6989,7 @@
                 <w:color w:val="C0392B"/>
                 <w:sz w:val="17"/>
               </w:rPr>
-              <w:t>-55.8%</w:t>
+              <w:t>-53.3%</w:t>
             </w:r>
           </w:p>
         </w:tc>
@@ -7007,7 +7007,7 @@
                 <w:color w:val="C0392B"/>
                 <w:sz w:val="17"/>
               </w:rPr>
-              <w:t>-5.26%</w:t>
+              <w:t>-4.80%</w:t>
             </w:r>
           </w:p>
         </w:tc>
@@ -7091,7 +7091,7 @@
                 <w:color w:val="27AE60"/>
                 <w:sz w:val="17"/>
               </w:rPr>
-              <w:t>158.5%</w:t>
+              <w:t>150.5%</w:t>
             </w:r>
           </w:p>
         </w:tc>
@@ -7109,23 +7109,23 @@
                 <w:color w:val="27AE60"/>
                 <w:sz w:val="17"/>
               </w:rPr>
-              <w:t>14.35%</w:t>
-            </w:r>
-          </w:p>
-        </w:tc>
-        <w:tc>
-          <w:tcPr>
-            <w:tcW w:type="dxa" w:w="1440"/>
-          </w:tcPr>
-          <w:p>
-            <w:pPr>
-              <w:jc w:val="center"/>
-            </w:pPr>
-            <w:r>
-              <w:rPr>
-                <w:sz w:val="17"/>
-              </w:rPr>
-              <w:t>34.6%</w:t>
+              <w:t>13.99%</w:t>
+            </w:r>
+          </w:p>
+        </w:tc>
+        <w:tc>
+          <w:tcPr>
+            <w:tcW w:type="dxa" w:w="1440"/>
+          </w:tcPr>
+          <w:p>
+            <w:pPr>
+              <w:jc w:val="center"/>
+            </w:pPr>
+            <w:r>
+              <w:rPr>
+                <w:sz w:val="17"/>
+              </w:rPr>
+              <w:t>34.5%</w:t>
             </w:r>
           </w:p>
         </w:tc>
@@ -7193,7 +7193,7 @@
                 <w:color w:val="27AE60"/>
                 <w:sz w:val="17"/>
               </w:rPr>
-              <w:t>106.2%</w:t>
+              <w:t>115.7%</w:t>
             </w:r>
           </w:p>
         </w:tc>
@@ -7211,23 +7211,23 @@
                 <w:color w:val="27AE60"/>
                 <w:sz w:val="17"/>
               </w:rPr>
-              <w:t>11.75%</w:t>
-            </w:r>
-          </w:p>
-        </w:tc>
-        <w:tc>
-          <w:tcPr>
-            <w:tcW w:type="dxa" w:w="1440"/>
-          </w:tcPr>
-          <w:p>
-            <w:pPr>
-              <w:jc w:val="center"/>
-            </w:pPr>
-            <w:r>
-              <w:rPr>
-                <w:sz w:val="17"/>
-              </w:rPr>
-              <w:t>36.2%</w:t>
+              <w:t>12.14%</w:t>
+            </w:r>
+          </w:p>
+        </w:tc>
+        <w:tc>
+          <w:tcPr>
+            <w:tcW w:type="dxa" w:w="1440"/>
+          </w:tcPr>
+          <w:p>
+            <w:pPr>
+              <w:jc w:val="center"/>
+            </w:pPr>
+            <w:r>
+              <w:rPr>
+                <w:sz w:val="17"/>
+              </w:rPr>
+              <w:t>36.0%</w:t>
             </w:r>
           </w:p>
         </w:tc>
@@ -7295,7 +7295,7 @@
                 <w:color w:val="C0392B"/>
                 <w:sz w:val="17"/>
               </w:rPr>
-              <w:t>-66.2%</w:t>
+              <w:t>-61.6%</w:t>
             </w:r>
           </w:p>
         </w:tc>
@@ -7313,23 +7313,23 @@
                 <w:color w:val="C0392B"/>
                 <w:sz w:val="17"/>
               </w:rPr>
-              <w:t>-6.73%</w:t>
-            </w:r>
-          </w:p>
-        </w:tc>
-        <w:tc>
-          <w:tcPr>
-            <w:tcW w:type="dxa" w:w="1440"/>
-          </w:tcPr>
-          <w:p>
-            <w:pPr>
-              <w:jc w:val="center"/>
-            </w:pPr>
-            <w:r>
-              <w:rPr>
-                <w:sz w:val="17"/>
-              </w:rPr>
-              <w:t>23.3%</w:t>
+              <w:t>-5.81%</w:t>
+            </w:r>
+          </w:p>
+        </w:tc>
+        <w:tc>
+          <w:tcPr>
+            <w:tcW w:type="dxa" w:w="1440"/>
+          </w:tcPr>
+          <w:p>
+            <w:pPr>
+              <w:jc w:val="center"/>
+            </w:pPr>
+            <w:r>
+              <w:rPr>
+                <w:sz w:val="17"/>
+              </w:rPr>
+              <w:t>22.6%</w:t>
             </w:r>
           </w:p>
         </w:tc>
@@ -7394,10 +7394,94 @@
             <w:r>
               <w:rPr>
                 <w:b/>
-                <w:color w:val="C0392B"/>
-                <w:sz w:val="17"/>
-              </w:rPr>
-              <w:t>-5.3%</w:t>
+                <w:color w:val="27AE60"/>
+                <w:sz w:val="17"/>
+              </w:rPr>
+              <w:t>0.9%</w:t>
+            </w:r>
+          </w:p>
+        </w:tc>
+        <w:tc>
+          <w:tcPr>
+            <w:tcW w:type="dxa" w:w="1440"/>
+          </w:tcPr>
+          <w:p>
+            <w:pPr>
+              <w:jc w:val="center"/>
+            </w:pPr>
+            <w:r>
+              <w:rPr>
+                <w:b/>
+                <w:color w:val="27AE60"/>
+                <w:sz w:val="17"/>
+              </w:rPr>
+              <w:t>2.51%</w:t>
+            </w:r>
+          </w:p>
+        </w:tc>
+        <w:tc>
+          <w:tcPr>
+            <w:tcW w:type="dxa" w:w="1440"/>
+          </w:tcPr>
+          <w:p>
+            <w:pPr>
+              <w:jc w:val="center"/>
+            </w:pPr>
+            <w:r>
+              <w:rPr>
+                <w:sz w:val="17"/>
+              </w:rPr>
+              <w:t>22.6%</w:t>
+            </w:r>
+          </w:p>
+        </w:tc>
+        <w:tc>
+          <w:tcPr>
+            <w:tcW w:type="dxa" w:w="1440"/>
+          </w:tcPr>
+          <w:p>
+            <w:pPr>
+              <w:jc w:val="center"/>
+            </w:pPr>
+            <w:r>
+              <w:rPr>
+                <w:sz w:val="17"/>
+              </w:rPr>
+              <w:t>64%</w:t>
+            </w:r>
+          </w:p>
+        </w:tc>
+      </w:tr>
+      <w:tr>
+        <w:tc>
+          <w:tcPr>
+            <w:tcW w:type="dxa" w:w="1440"/>
+          </w:tcPr>
+          <w:p>
+            <w:pPr>
+              <w:jc w:val="center"/>
+            </w:pPr>
+            <w:r>
+              <w:rPr>
+                <w:sz w:val="17"/>
+              </w:rPr>
+              <w:t>6</w:t>
+            </w:r>
+          </w:p>
+        </w:tc>
+        <w:tc>
+          <w:tcPr>
+            <w:tcW w:type="dxa" w:w="1440"/>
+          </w:tcPr>
+          <w:p>
+            <w:pPr>
+              <w:jc w:val="center"/>
+            </w:pPr>
+            <w:r>
+              <w:rPr>
+                <w:sz w:val="17"/>
+              </w:rPr>
+              <w:t>轻工制造</w:t>
             </w:r>
           </w:p>
         </w:tc>
@@ -7415,39 +7499,57 @@
                 <w:color w:val="C0392B"/>
                 <w:sz w:val="17"/>
               </w:rPr>
-              <w:t>1.93%</w:t>
-            </w:r>
-          </w:p>
-        </w:tc>
-        <w:tc>
-          <w:tcPr>
-            <w:tcW w:type="dxa" w:w="1440"/>
-          </w:tcPr>
-          <w:p>
-            <w:pPr>
-              <w:jc w:val="center"/>
-            </w:pPr>
-            <w:r>
-              <w:rPr>
-                <w:sz w:val="17"/>
-              </w:rPr>
-              <w:t>22.6%</w:t>
-            </w:r>
-          </w:p>
-        </w:tc>
-        <w:tc>
-          <w:tcPr>
-            <w:tcW w:type="dxa" w:w="1440"/>
-          </w:tcPr>
-          <w:p>
-            <w:pPr>
-              <w:jc w:val="center"/>
-            </w:pPr>
-            <w:r>
-              <w:rPr>
-                <w:sz w:val="17"/>
-              </w:rPr>
-              <w:t>55%</w:t>
+              <w:t>-47.9%</w:t>
+            </w:r>
+          </w:p>
+        </w:tc>
+        <w:tc>
+          <w:tcPr>
+            <w:tcW w:type="dxa" w:w="1440"/>
+          </w:tcPr>
+          <w:p>
+            <w:pPr>
+              <w:jc w:val="center"/>
+            </w:pPr>
+            <w:r>
+              <w:rPr>
+                <w:b/>
+                <w:color w:val="C0392B"/>
+                <w:sz w:val="17"/>
+              </w:rPr>
+              <w:t>-4.09%</w:t>
+            </w:r>
+          </w:p>
+        </w:tc>
+        <w:tc>
+          <w:tcPr>
+            <w:tcW w:type="dxa" w:w="1440"/>
+          </w:tcPr>
+          <w:p>
+            <w:pPr>
+              <w:jc w:val="center"/>
+            </w:pPr>
+            <w:r>
+              <w:rPr>
+                <w:sz w:val="17"/>
+              </w:rPr>
+              <w:t>18.3%</w:t>
+            </w:r>
+          </w:p>
+        </w:tc>
+        <w:tc>
+          <w:tcPr>
+            <w:tcW w:type="dxa" w:w="1440"/>
+          </w:tcPr>
+          <w:p>
+            <w:pPr>
+              <w:jc w:val="center"/>
+            </w:pPr>
+            <w:r>
+              <w:rPr>
+                <w:sz w:val="17"/>
+              </w:rPr>
+              <w:t>36%</w:t>
             </w:r>
           </w:p>
         </w:tc>
@@ -7465,23 +7567,227 @@
               <w:rPr>
                 <w:sz w:val="17"/>
               </w:rPr>
-              <w:t>6</w:t>
-            </w:r>
-          </w:p>
-        </w:tc>
-        <w:tc>
-          <w:tcPr>
-            <w:tcW w:type="dxa" w:w="1440"/>
-          </w:tcPr>
-          <w:p>
-            <w:pPr>
-              <w:jc w:val="center"/>
-            </w:pPr>
-            <w:r>
-              <w:rPr>
-                <w:sz w:val="17"/>
-              </w:rPr>
-              <w:t>轻工制造</w:t>
+              <w:t>7</w:t>
+            </w:r>
+          </w:p>
+        </w:tc>
+        <w:tc>
+          <w:tcPr>
+            <w:tcW w:type="dxa" w:w="1440"/>
+          </w:tcPr>
+          <w:p>
+            <w:pPr>
+              <w:jc w:val="center"/>
+            </w:pPr>
+            <w:r>
+              <w:rPr>
+                <w:sz w:val="17"/>
+              </w:rPr>
+              <w:t>机械设备</w:t>
+            </w:r>
+          </w:p>
+        </w:tc>
+        <w:tc>
+          <w:tcPr>
+            <w:tcW w:type="dxa" w:w="1440"/>
+          </w:tcPr>
+          <w:p>
+            <w:pPr>
+              <w:jc w:val="center"/>
+            </w:pPr>
+            <w:r>
+              <w:rPr>
+                <w:b/>
+                <w:color w:val="27AE60"/>
+                <w:sz w:val="17"/>
+              </w:rPr>
+              <w:t>15.8%</w:t>
+            </w:r>
+          </w:p>
+        </w:tc>
+        <w:tc>
+          <w:tcPr>
+            <w:tcW w:type="dxa" w:w="1440"/>
+          </w:tcPr>
+          <w:p>
+            <w:pPr>
+              <w:jc w:val="center"/>
+            </w:pPr>
+            <w:r>
+              <w:rPr>
+                <w:b/>
+                <w:color w:val="27AE60"/>
+                <w:sz w:val="17"/>
+              </w:rPr>
+              <w:t>3.81%</w:t>
+            </w:r>
+          </w:p>
+        </w:tc>
+        <w:tc>
+          <w:tcPr>
+            <w:tcW w:type="dxa" w:w="1440"/>
+          </w:tcPr>
+          <w:p>
+            <w:pPr>
+              <w:jc w:val="center"/>
+            </w:pPr>
+            <w:r>
+              <w:rPr>
+                <w:sz w:val="17"/>
+              </w:rPr>
+              <w:t>23.3%</w:t>
+            </w:r>
+          </w:p>
+        </w:tc>
+        <w:tc>
+          <w:tcPr>
+            <w:tcW w:type="dxa" w:w="1440"/>
+          </w:tcPr>
+          <w:p>
+            <w:pPr>
+              <w:jc w:val="center"/>
+            </w:pPr>
+            <w:r>
+              <w:rPr>
+                <w:sz w:val="17"/>
+              </w:rPr>
+              <w:t>64%</w:t>
+            </w:r>
+          </w:p>
+        </w:tc>
+      </w:tr>
+      <w:tr>
+        <w:tc>
+          <w:tcPr>
+            <w:tcW w:type="dxa" w:w="1440"/>
+          </w:tcPr>
+          <w:p>
+            <w:pPr>
+              <w:jc w:val="center"/>
+            </w:pPr>
+            <w:r>
+              <w:rPr>
+                <w:sz w:val="17"/>
+              </w:rPr>
+              <w:t>8</w:t>
+            </w:r>
+          </w:p>
+        </w:tc>
+        <w:tc>
+          <w:tcPr>
+            <w:tcW w:type="dxa" w:w="1440"/>
+          </w:tcPr>
+          <w:p>
+            <w:pPr>
+              <w:jc w:val="center"/>
+            </w:pPr>
+            <w:r>
+              <w:rPr>
+                <w:sz w:val="17"/>
+              </w:rPr>
+              <w:t>电力设备</w:t>
+            </w:r>
+          </w:p>
+        </w:tc>
+        <w:tc>
+          <w:tcPr>
+            <w:tcW w:type="dxa" w:w="1440"/>
+          </w:tcPr>
+          <w:p>
+            <w:pPr>
+              <w:jc w:val="center"/>
+            </w:pPr>
+            <w:r>
+              <w:rPr>
+                <w:b/>
+                <w:color w:val="27AE60"/>
+                <w:sz w:val="17"/>
+              </w:rPr>
+              <w:t>38.9%</w:t>
+            </w:r>
+          </w:p>
+        </w:tc>
+        <w:tc>
+          <w:tcPr>
+            <w:tcW w:type="dxa" w:w="1440"/>
+          </w:tcPr>
+          <w:p>
+            <w:pPr>
+              <w:jc w:val="center"/>
+            </w:pPr>
+            <w:r>
+              <w:rPr>
+                <w:b/>
+                <w:color w:val="27AE60"/>
+                <w:sz w:val="17"/>
+              </w:rPr>
+              <w:t>8.41%</w:t>
+            </w:r>
+          </w:p>
+        </w:tc>
+        <w:tc>
+          <w:tcPr>
+            <w:tcW w:type="dxa" w:w="1440"/>
+          </w:tcPr>
+          <w:p>
+            <w:pPr>
+              <w:jc w:val="center"/>
+            </w:pPr>
+            <w:r>
+              <w:rPr>
+                <w:sz w:val="17"/>
+              </w:rPr>
+              <w:t>37.8%</w:t>
+            </w:r>
+          </w:p>
+        </w:tc>
+        <w:tc>
+          <w:tcPr>
+            <w:tcW w:type="dxa" w:w="1440"/>
+          </w:tcPr>
+          <w:p>
+            <w:pPr>
+              <w:jc w:val="center"/>
+            </w:pPr>
+            <w:r>
+              <w:rPr>
+                <w:sz w:val="17"/>
+              </w:rPr>
+              <w:t>45%</w:t>
+            </w:r>
+          </w:p>
+        </w:tc>
+      </w:tr>
+      <w:tr>
+        <w:tc>
+          <w:tcPr>
+            <w:tcW w:type="dxa" w:w="1440"/>
+          </w:tcPr>
+          <w:p>
+            <w:pPr>
+              <w:jc w:val="center"/>
+            </w:pPr>
+            <w:r>
+              <w:rPr>
+                <w:sz w:val="17"/>
+              </w:rPr>
+              <w:t>9</w:t>
+            </w:r>
+          </w:p>
+        </w:tc>
+        <w:tc>
+          <w:tcPr>
+            <w:tcW w:type="dxa" w:w="1440"/>
+          </w:tcPr>
+          <w:p>
+            <w:pPr>
+              <w:jc w:val="center"/>
+            </w:pPr>
+            <w:r>
+              <w:rPr>
+                <w:sz w:val="17"/>
+              </w:rPr>
+              <w:t>纺织服饰</w:t>
             </w:r>
           </w:p>
         </w:tc>
@@ -7499,7 +7805,7 @@
                 <w:color w:val="C0392B"/>
                 <w:sz w:val="17"/>
               </w:rPr>
-              <w:t>-51.0%</w:t>
+              <w:t>-63.2%</w:t>
             </w:r>
           </w:p>
         </w:tc>
@@ -7517,39 +7823,39 @@
                 <w:color w:val="C0392B"/>
                 <w:sz w:val="17"/>
               </w:rPr>
-              <w:t>-4.55%</w:t>
-            </w:r>
-          </w:p>
-        </w:tc>
-        <w:tc>
-          <w:tcPr>
-            <w:tcW w:type="dxa" w:w="1440"/>
-          </w:tcPr>
-          <w:p>
-            <w:pPr>
-              <w:jc w:val="center"/>
-            </w:pPr>
-            <w:r>
-              <w:rPr>
-                <w:sz w:val="17"/>
-              </w:rPr>
-              <w:t>18.7%</w:t>
-            </w:r>
-          </w:p>
-        </w:tc>
-        <w:tc>
-          <w:tcPr>
-            <w:tcW w:type="dxa" w:w="1440"/>
-          </w:tcPr>
-          <w:p>
-            <w:pPr>
-              <w:jc w:val="center"/>
-            </w:pPr>
-            <w:r>
-              <w:rPr>
-                <w:sz w:val="17"/>
-              </w:rPr>
-              <w:t>36%</w:t>
+              <w:t>-7.66%</w:t>
+            </w:r>
+          </w:p>
+        </w:tc>
+        <w:tc>
+          <w:tcPr>
+            <w:tcW w:type="dxa" w:w="1440"/>
+          </w:tcPr>
+          <w:p>
+            <w:pPr>
+              <w:jc w:val="center"/>
+            </w:pPr>
+            <w:r>
+              <w:rPr>
+                <w:sz w:val="17"/>
+              </w:rPr>
+              <w:t>14.0%</w:t>
+            </w:r>
+          </w:p>
+        </w:tc>
+        <w:tc>
+          <w:tcPr>
+            <w:tcW w:type="dxa" w:w="1440"/>
+          </w:tcPr>
+          <w:p>
+            <w:pPr>
+              <w:jc w:val="center"/>
+            </w:pPr>
+            <w:r>
+              <w:rPr>
+                <w:sz w:val="17"/>
+              </w:rPr>
+              <w:t>27%</w:t>
             </w:r>
           </w:p>
         </w:tc>
@@ -7567,23 +7873,23 @@
               <w:rPr>
                 <w:sz w:val="17"/>
               </w:rPr>
-              <w:t>7</w:t>
-            </w:r>
-          </w:p>
-        </w:tc>
-        <w:tc>
-          <w:tcPr>
-            <w:tcW w:type="dxa" w:w="1440"/>
-          </w:tcPr>
-          <w:p>
-            <w:pPr>
-              <w:jc w:val="center"/>
-            </w:pPr>
-            <w:r>
-              <w:rPr>
-                <w:sz w:val="17"/>
-              </w:rPr>
-              <w:t>机械设备</w:t>
+              <w:t>10</w:t>
+            </w:r>
+          </w:p>
+        </w:tc>
+        <w:tc>
+          <w:tcPr>
+            <w:tcW w:type="dxa" w:w="1440"/>
+          </w:tcPr>
+          <w:p>
+            <w:pPr>
+              <w:jc w:val="center"/>
+            </w:pPr>
+            <w:r>
+              <w:rPr>
+                <w:sz w:val="17"/>
+              </w:rPr>
+              <w:t>煤炭</w:t>
             </w:r>
           </w:p>
         </w:tc>
@@ -7601,7 +7907,7 @@
                 <w:color w:val="27AE60"/>
                 <w:sz w:val="17"/>
               </w:rPr>
-              <w:t>11.7%</w:t>
+              <w:t>59.4%</w:t>
             </w:r>
           </w:p>
         </w:tc>
@@ -7619,39 +7925,39 @@
                 <w:color w:val="27AE60"/>
                 <w:sz w:val="17"/>
               </w:rPr>
-              <w:t>3.49%</w:t>
-            </w:r>
-          </w:p>
-        </w:tc>
-        <w:tc>
-          <w:tcPr>
-            <w:tcW w:type="dxa" w:w="1440"/>
-          </w:tcPr>
-          <w:p>
-            <w:pPr>
-              <w:jc w:val="center"/>
-            </w:pPr>
-            <w:r>
-              <w:rPr>
-                <w:sz w:val="17"/>
-              </w:rPr>
-              <w:t>23.4%</w:t>
-            </w:r>
-          </w:p>
-        </w:tc>
-        <w:tc>
-          <w:tcPr>
-            <w:tcW w:type="dxa" w:w="1440"/>
-          </w:tcPr>
-          <w:p>
-            <w:pPr>
-              <w:jc w:val="center"/>
-            </w:pPr>
-            <w:r>
-              <w:rPr>
-                <w:sz w:val="17"/>
-              </w:rPr>
-              <w:t>55%</w:t>
+              <w:t>5.74%</w:t>
+            </w:r>
+          </w:p>
+        </w:tc>
+        <w:tc>
+          <w:tcPr>
+            <w:tcW w:type="dxa" w:w="1440"/>
+          </w:tcPr>
+          <w:p>
+            <w:pPr>
+              <w:jc w:val="center"/>
+            </w:pPr>
+            <w:r>
+              <w:rPr>
+                <w:sz w:val="17"/>
+              </w:rPr>
+              <w:t>16.9%</w:t>
+            </w:r>
+          </w:p>
+        </w:tc>
+        <w:tc>
+          <w:tcPr>
+            <w:tcW w:type="dxa" w:w="1440"/>
+          </w:tcPr>
+          <w:p>
+            <w:pPr>
+              <w:jc w:val="center"/>
+            </w:pPr>
+            <w:r>
+              <w:rPr>
+                <w:sz w:val="17"/>
+              </w:rPr>
+              <w:t>82%</w:t>
             </w:r>
           </w:p>
         </w:tc>
@@ -7669,23 +7975,23 @@
               <w:rPr>
                 <w:sz w:val="17"/>
               </w:rPr>
-              <w:t>8</w:t>
-            </w:r>
-          </w:p>
-        </w:tc>
-        <w:tc>
-          <w:tcPr>
-            <w:tcW w:type="dxa" w:w="1440"/>
-          </w:tcPr>
-          <w:p>
-            <w:pPr>
-              <w:jc w:val="center"/>
-            </w:pPr>
-            <w:r>
-              <w:rPr>
-                <w:sz w:val="17"/>
-              </w:rPr>
-              <w:t>电力设备</w:t>
+              <w:t>11</w:t>
+            </w:r>
+          </w:p>
+        </w:tc>
+        <w:tc>
+          <w:tcPr>
+            <w:tcW w:type="dxa" w:w="1440"/>
+          </w:tcPr>
+          <w:p>
+            <w:pPr>
+              <w:jc w:val="center"/>
+            </w:pPr>
+            <w:r>
+              <w:rPr>
+                <w:sz w:val="17"/>
+              </w:rPr>
+              <w:t>汽车</w:t>
             </w:r>
           </w:p>
         </w:tc>
@@ -7703,7 +8009,7 @@
                 <w:color w:val="27AE60"/>
                 <w:sz w:val="17"/>
               </w:rPr>
-              <w:t>33.9%</w:t>
+              <w:t>21.9%</w:t>
             </w:r>
           </w:p>
         </w:tc>
@@ -7721,39 +8027,39 @@
                 <w:color w:val="27AE60"/>
                 <w:sz w:val="17"/>
               </w:rPr>
-              <w:t>8.11%</w:t>
-            </w:r>
-          </w:p>
-        </w:tc>
-        <w:tc>
-          <w:tcPr>
-            <w:tcW w:type="dxa" w:w="1440"/>
-          </w:tcPr>
-          <w:p>
-            <w:pPr>
-              <w:jc w:val="center"/>
-            </w:pPr>
-            <w:r>
-              <w:rPr>
-                <w:sz w:val="17"/>
-              </w:rPr>
-              <w:t>37.9%</w:t>
-            </w:r>
-          </w:p>
-        </w:tc>
-        <w:tc>
-          <w:tcPr>
-            <w:tcW w:type="dxa" w:w="1440"/>
-          </w:tcPr>
-          <w:p>
-            <w:pPr>
-              <w:jc w:val="center"/>
-            </w:pPr>
-            <w:r>
-              <w:rPr>
-                <w:sz w:val="17"/>
-              </w:rPr>
-              <w:t>45%</w:t>
+              <w:t>4.19%</w:t>
+            </w:r>
+          </w:p>
+        </w:tc>
+        <w:tc>
+          <w:tcPr>
+            <w:tcW w:type="dxa" w:w="1440"/>
+          </w:tcPr>
+          <w:p>
+            <w:pPr>
+              <w:jc w:val="center"/>
+            </w:pPr>
+            <w:r>
+              <w:rPr>
+                <w:sz w:val="17"/>
+              </w:rPr>
+              <w:t>22.8%</w:t>
+            </w:r>
+          </w:p>
+        </w:tc>
+        <w:tc>
+          <w:tcPr>
+            <w:tcW w:type="dxa" w:w="1440"/>
+          </w:tcPr>
+          <w:p>
+            <w:pPr>
+              <w:jc w:val="center"/>
+            </w:pPr>
+            <w:r>
+              <w:rPr>
+                <w:sz w:val="17"/>
+              </w:rPr>
+              <w:t>55%</w:t>
             </w:r>
           </w:p>
         </w:tc>
@@ -7771,23 +8077,227 @@
               <w:rPr>
                 <w:sz w:val="17"/>
               </w:rPr>
-              <w:t>9</w:t>
-            </w:r>
-          </w:p>
-        </w:tc>
-        <w:tc>
-          <w:tcPr>
-            <w:tcW w:type="dxa" w:w="1440"/>
-          </w:tcPr>
-          <w:p>
-            <w:pPr>
-              <w:jc w:val="center"/>
-            </w:pPr>
-            <w:r>
-              <w:rPr>
-                <w:sz w:val="17"/>
-              </w:rPr>
-              <w:t>纺织服饰</w:t>
+              <w:t>12</w:t>
+            </w:r>
+          </w:p>
+        </w:tc>
+        <w:tc>
+          <w:tcPr>
+            <w:tcW w:type="dxa" w:w="1440"/>
+          </w:tcPr>
+          <w:p>
+            <w:pPr>
+              <w:jc w:val="center"/>
+            </w:pPr>
+            <w:r>
+              <w:rPr>
+                <w:sz w:val="17"/>
+              </w:rPr>
+              <w:t>基础化工</w:t>
+            </w:r>
+          </w:p>
+        </w:tc>
+        <w:tc>
+          <w:tcPr>
+            <w:tcW w:type="dxa" w:w="1440"/>
+          </w:tcPr>
+          <w:p>
+            <w:pPr>
+              <w:jc w:val="center"/>
+            </w:pPr>
+            <w:r>
+              <w:rPr>
+                <w:b/>
+                <w:color w:val="27AE60"/>
+                <w:sz w:val="17"/>
+              </w:rPr>
+              <w:t>22.7%</w:t>
+            </w:r>
+          </w:p>
+        </w:tc>
+        <w:tc>
+          <w:tcPr>
+            <w:tcW w:type="dxa" w:w="1440"/>
+          </w:tcPr>
+          <w:p>
+            <w:pPr>
+              <w:jc w:val="center"/>
+            </w:pPr>
+            <w:r>
+              <w:rPr>
+                <w:b/>
+                <w:color w:val="27AE60"/>
+                <w:sz w:val="17"/>
+              </w:rPr>
+              <w:t>4.41%</w:t>
+            </w:r>
+          </w:p>
+        </w:tc>
+        <w:tc>
+          <w:tcPr>
+            <w:tcW w:type="dxa" w:w="1440"/>
+          </w:tcPr>
+          <w:p>
+            <w:pPr>
+              <w:jc w:val="center"/>
+            </w:pPr>
+            <w:r>
+              <w:rPr>
+                <w:sz w:val="17"/>
+              </w:rPr>
+              <w:t>23.9%</w:t>
+            </w:r>
+          </w:p>
+        </w:tc>
+        <w:tc>
+          <w:tcPr>
+            <w:tcW w:type="dxa" w:w="1440"/>
+          </w:tcPr>
+          <w:p>
+            <w:pPr>
+              <w:jc w:val="center"/>
+            </w:pPr>
+            <w:r>
+              <w:rPr>
+                <w:sz w:val="17"/>
+              </w:rPr>
+              <w:t>45%</w:t>
+            </w:r>
+          </w:p>
+        </w:tc>
+      </w:tr>
+      <w:tr>
+        <w:tc>
+          <w:tcPr>
+            <w:tcW w:type="dxa" w:w="1440"/>
+          </w:tcPr>
+          <w:p>
+            <w:pPr>
+              <w:jc w:val="center"/>
+            </w:pPr>
+            <w:r>
+              <w:rPr>
+                <w:sz w:val="17"/>
+              </w:rPr>
+              <w:t>13</w:t>
+            </w:r>
+          </w:p>
+        </w:tc>
+        <w:tc>
+          <w:tcPr>
+            <w:tcW w:type="dxa" w:w="1440"/>
+          </w:tcPr>
+          <w:p>
+            <w:pPr>
+              <w:jc w:val="center"/>
+            </w:pPr>
+            <w:r>
+              <w:rPr>
+                <w:sz w:val="17"/>
+              </w:rPr>
+              <w:t>建筑材料</w:t>
+            </w:r>
+          </w:p>
+        </w:tc>
+        <w:tc>
+          <w:tcPr>
+            <w:tcW w:type="dxa" w:w="1440"/>
+          </w:tcPr>
+          <w:p>
+            <w:pPr>
+              <w:jc w:val="center"/>
+            </w:pPr>
+            <w:r>
+              <w:rPr>
+                <w:b/>
+                <w:color w:val="27AE60"/>
+                <w:sz w:val="17"/>
+              </w:rPr>
+              <w:t>3.9%</w:t>
+            </w:r>
+          </w:p>
+        </w:tc>
+        <w:tc>
+          <w:tcPr>
+            <w:tcW w:type="dxa" w:w="1440"/>
+          </w:tcPr>
+          <w:p>
+            <w:pPr>
+              <w:jc w:val="center"/>
+            </w:pPr>
+            <w:r>
+              <w:rPr>
+                <w:b/>
+                <w:color w:val="27AE60"/>
+                <w:sz w:val="17"/>
+              </w:rPr>
+              <w:t>3.07%</w:t>
+            </w:r>
+          </w:p>
+        </w:tc>
+        <w:tc>
+          <w:tcPr>
+            <w:tcW w:type="dxa" w:w="1440"/>
+          </w:tcPr>
+          <w:p>
+            <w:pPr>
+              <w:jc w:val="center"/>
+            </w:pPr>
+            <w:r>
+              <w:rPr>
+                <w:sz w:val="17"/>
+              </w:rPr>
+              <w:t>24.8%</w:t>
+            </w:r>
+          </w:p>
+        </w:tc>
+        <w:tc>
+          <w:tcPr>
+            <w:tcW w:type="dxa" w:w="1440"/>
+          </w:tcPr>
+          <w:p>
+            <w:pPr>
+              <w:jc w:val="center"/>
+            </w:pPr>
+            <w:r>
+              <w:rPr>
+                <w:sz w:val="17"/>
+              </w:rPr>
+              <w:t>64%</w:t>
+            </w:r>
+          </w:p>
+        </w:tc>
+      </w:tr>
+      <w:tr>
+        <w:tc>
+          <w:tcPr>
+            <w:tcW w:type="dxa" w:w="1440"/>
+          </w:tcPr>
+          <w:p>
+            <w:pPr>
+              <w:jc w:val="center"/>
+            </w:pPr>
+            <w:r>
+              <w:rPr>
+                <w:sz w:val="17"/>
+              </w:rPr>
+              <w:t>14</w:t>
+            </w:r>
+          </w:p>
+        </w:tc>
+        <w:tc>
+          <w:tcPr>
+            <w:tcW w:type="dxa" w:w="1440"/>
+          </w:tcPr>
+          <w:p>
+            <w:pPr>
+              <w:jc w:val="center"/>
+            </w:pPr>
+            <w:r>
+              <w:rPr>
+                <w:sz w:val="17"/>
+              </w:rPr>
+              <w:t>商贸零售</w:t>
             </w:r>
           </w:p>
         </w:tc>
@@ -7805,7 +8315,7 @@
                 <w:color w:val="C0392B"/>
                 <w:sz w:val="17"/>
               </w:rPr>
-              <w:t>-65.7%</w:t>
+              <w:t>-67.8%</w:t>
             </w:r>
           </w:p>
         </w:tc>
@@ -7823,23 +8333,23 @@
                 <w:color w:val="C0392B"/>
                 <w:sz w:val="17"/>
               </w:rPr>
-              <w:t>-8.21%</w:t>
-            </w:r>
-          </w:p>
-        </w:tc>
-        <w:tc>
-          <w:tcPr>
-            <w:tcW w:type="dxa" w:w="1440"/>
-          </w:tcPr>
-          <w:p>
-            <w:pPr>
-              <w:jc w:val="center"/>
-            </w:pPr>
-            <w:r>
-              <w:rPr>
-                <w:sz w:val="17"/>
-              </w:rPr>
-              <w:t>14.3%</w:t>
+              <w:t>-8.47%</w:t>
+            </w:r>
+          </w:p>
+        </w:tc>
+        <w:tc>
+          <w:tcPr>
+            <w:tcW w:type="dxa" w:w="1440"/>
+          </w:tcPr>
+          <w:p>
+            <w:pPr>
+              <w:jc w:val="center"/>
+            </w:pPr>
+            <w:r>
+              <w:rPr>
+                <w:sz w:val="17"/>
+              </w:rPr>
+              <w:t>15.9%</w:t>
             </w:r>
           </w:p>
         </w:tc>
@@ -7873,23 +8383,23 @@
               <w:rPr>
                 <w:sz w:val="17"/>
               </w:rPr>
-              <w:t>10</w:t>
-            </w:r>
-          </w:p>
-        </w:tc>
-        <w:tc>
-          <w:tcPr>
-            <w:tcW w:type="dxa" w:w="1440"/>
-          </w:tcPr>
-          <w:p>
-            <w:pPr>
-              <w:jc w:val="center"/>
-            </w:pPr>
-            <w:r>
-              <w:rPr>
-                <w:sz w:val="17"/>
-              </w:rPr>
-              <w:t>煤炭</w:t>
+              <w:t>15</w:t>
+            </w:r>
+          </w:p>
+        </w:tc>
+        <w:tc>
+          <w:tcPr>
+            <w:tcW w:type="dxa" w:w="1440"/>
+          </w:tcPr>
+          <w:p>
+            <w:pPr>
+              <w:jc w:val="center"/>
+            </w:pPr>
+            <w:r>
+              <w:rPr>
+                <w:sz w:val="17"/>
+              </w:rPr>
+              <w:t>家用电器</w:t>
             </w:r>
           </w:p>
         </w:tc>
@@ -7907,7 +8417,7 @@
                 <w:color w:val="27AE60"/>
                 <w:sz w:val="17"/>
               </w:rPr>
-              <w:t>67.1%</w:t>
+              <w:t>67.8%</w:t>
             </w:r>
           </w:p>
         </w:tc>
@@ -7925,39 +8435,39 @@
                 <w:color w:val="27AE60"/>
                 <w:sz w:val="17"/>
               </w:rPr>
-              <w:t>6.23%</w:t>
-            </w:r>
-          </w:p>
-        </w:tc>
-        <w:tc>
-          <w:tcPr>
-            <w:tcW w:type="dxa" w:w="1440"/>
-          </w:tcPr>
-          <w:p>
-            <w:pPr>
-              <w:jc w:val="center"/>
-            </w:pPr>
-            <w:r>
-              <w:rPr>
-                <w:sz w:val="17"/>
-              </w:rPr>
-              <w:t>17.2%</w:t>
-            </w:r>
-          </w:p>
-        </w:tc>
-        <w:tc>
-          <w:tcPr>
-            <w:tcW w:type="dxa" w:w="1440"/>
-          </w:tcPr>
-          <w:p>
-            <w:pPr>
-              <w:jc w:val="center"/>
-            </w:pPr>
-            <w:r>
-              <w:rPr>
-                <w:sz w:val="17"/>
-              </w:rPr>
-              <w:t>82%</w:t>
+              <w:t>8.15%</w:t>
+            </w:r>
+          </w:p>
+        </w:tc>
+        <w:tc>
+          <w:tcPr>
+            <w:tcW w:type="dxa" w:w="1440"/>
+          </w:tcPr>
+          <w:p>
+            <w:pPr>
+              <w:jc w:val="center"/>
+            </w:pPr>
+            <w:r>
+              <w:rPr>
+                <w:sz w:val="17"/>
+              </w:rPr>
+              <w:t>28.0%</w:t>
+            </w:r>
+          </w:p>
+        </w:tc>
+        <w:tc>
+          <w:tcPr>
+            <w:tcW w:type="dxa" w:w="1440"/>
+          </w:tcPr>
+          <w:p>
+            <w:pPr>
+              <w:jc w:val="center"/>
+            </w:pPr>
+            <w:r>
+              <w:rPr>
+                <w:sz w:val="17"/>
+              </w:rPr>
+              <w:t>64%</w:t>
             </w:r>
           </w:p>
         </w:tc>
@@ -7975,23 +8485,227 @@
               <w:rPr>
                 <w:sz w:val="17"/>
               </w:rPr>
-              <w:t>11</w:t>
-            </w:r>
-          </w:p>
-        </w:tc>
-        <w:tc>
-          <w:tcPr>
-            <w:tcW w:type="dxa" w:w="1440"/>
-          </w:tcPr>
-          <w:p>
-            <w:pPr>
-              <w:jc w:val="center"/>
-            </w:pPr>
-            <w:r>
-              <w:rPr>
-                <w:sz w:val="17"/>
-              </w:rPr>
-              <w:t>汽车</w:t>
+              <w:t>16</w:t>
+            </w:r>
+          </w:p>
+        </w:tc>
+        <w:tc>
+          <w:tcPr>
+            <w:tcW w:type="dxa" w:w="1440"/>
+          </w:tcPr>
+          <w:p>
+            <w:pPr>
+              <w:jc w:val="center"/>
+            </w:pPr>
+            <w:r>
+              <w:rPr>
+                <w:sz w:val="17"/>
+              </w:rPr>
+              <w:t>钢铁</w:t>
+            </w:r>
+          </w:p>
+        </w:tc>
+        <w:tc>
+          <w:tcPr>
+            <w:tcW w:type="dxa" w:w="1440"/>
+          </w:tcPr>
+          <w:p>
+            <w:pPr>
+              <w:jc w:val="center"/>
+            </w:pPr>
+            <w:r>
+              <w:rPr>
+                <w:b/>
+                <w:color w:val="C0392B"/>
+                <w:sz w:val="17"/>
+              </w:rPr>
+              <w:t>-19.5%</w:t>
+            </w:r>
+          </w:p>
+        </w:tc>
+        <w:tc>
+          <w:tcPr>
+            <w:tcW w:type="dxa" w:w="1440"/>
+          </w:tcPr>
+          <w:p>
+            <w:pPr>
+              <w:jc w:val="center"/>
+            </w:pPr>
+            <w:r>
+              <w:rPr>
+                <w:b/>
+                <w:color w:val="C0392B"/>
+                <w:sz w:val="17"/>
+              </w:rPr>
+              <w:t>-0.04%</w:t>
+            </w:r>
+          </w:p>
+        </w:tc>
+        <w:tc>
+          <w:tcPr>
+            <w:tcW w:type="dxa" w:w="1440"/>
+          </w:tcPr>
+          <w:p>
+            <w:pPr>
+              <w:jc w:val="center"/>
+            </w:pPr>
+            <w:r>
+              <w:rPr>
+                <w:sz w:val="17"/>
+              </w:rPr>
+              <w:t>20.4%</w:t>
+            </w:r>
+          </w:p>
+        </w:tc>
+        <w:tc>
+          <w:tcPr>
+            <w:tcW w:type="dxa" w:w="1440"/>
+          </w:tcPr>
+          <w:p>
+            <w:pPr>
+              <w:jc w:val="center"/>
+            </w:pPr>
+            <w:r>
+              <w:rPr>
+                <w:sz w:val="17"/>
+              </w:rPr>
+              <w:t>36%</w:t>
+            </w:r>
+          </w:p>
+        </w:tc>
+      </w:tr>
+      <w:tr>
+        <w:tc>
+          <w:tcPr>
+            <w:tcW w:type="dxa" w:w="1440"/>
+          </w:tcPr>
+          <w:p>
+            <w:pPr>
+              <w:jc w:val="center"/>
+            </w:pPr>
+            <w:r>
+              <w:rPr>
+                <w:sz w:val="17"/>
+              </w:rPr>
+              <w:t>17</w:t>
+            </w:r>
+          </w:p>
+        </w:tc>
+        <w:tc>
+          <w:tcPr>
+            <w:tcW w:type="dxa" w:w="1440"/>
+          </w:tcPr>
+          <w:p>
+            <w:pPr>
+              <w:jc w:val="center"/>
+            </w:pPr>
+            <w:r>
+              <w:rPr>
+                <w:sz w:val="17"/>
+              </w:rPr>
+              <w:t>美容护理</w:t>
+            </w:r>
+          </w:p>
+        </w:tc>
+        <w:tc>
+          <w:tcPr>
+            <w:tcW w:type="dxa" w:w="1440"/>
+          </w:tcPr>
+          <w:p>
+            <w:pPr>
+              <w:jc w:val="center"/>
+            </w:pPr>
+            <w:r>
+              <w:rPr>
+                <w:b/>
+                <w:color w:val="C0392B"/>
+                <w:sz w:val="17"/>
+              </w:rPr>
+              <w:t>-38.8%</w:t>
+            </w:r>
+          </w:p>
+        </w:tc>
+        <w:tc>
+          <w:tcPr>
+            <w:tcW w:type="dxa" w:w="1440"/>
+          </w:tcPr>
+          <w:p>
+            <w:pPr>
+              <w:jc w:val="center"/>
+            </w:pPr>
+            <w:r>
+              <w:rPr>
+                <w:b/>
+                <w:color w:val="C0392B"/>
+                <w:sz w:val="17"/>
+              </w:rPr>
+              <w:t>-2.08%</w:t>
+            </w:r>
+          </w:p>
+        </w:tc>
+        <w:tc>
+          <w:tcPr>
+            <w:tcW w:type="dxa" w:w="1440"/>
+          </w:tcPr>
+          <w:p>
+            <w:pPr>
+              <w:jc w:val="center"/>
+            </w:pPr>
+            <w:r>
+              <w:rPr>
+                <w:sz w:val="17"/>
+              </w:rPr>
+              <w:t>23.6%</w:t>
+            </w:r>
+          </w:p>
+        </w:tc>
+        <w:tc>
+          <w:tcPr>
+            <w:tcW w:type="dxa" w:w="1440"/>
+          </w:tcPr>
+          <w:p>
+            <w:pPr>
+              <w:jc w:val="center"/>
+            </w:pPr>
+            <w:r>
+              <w:rPr>
+                <w:sz w:val="17"/>
+              </w:rPr>
+              <w:t>27%</w:t>
+            </w:r>
+          </w:p>
+        </w:tc>
+      </w:tr>
+      <w:tr>
+        <w:tc>
+          <w:tcPr>
+            <w:tcW w:type="dxa" w:w="1440"/>
+          </w:tcPr>
+          <w:p>
+            <w:pPr>
+              <w:jc w:val="center"/>
+            </w:pPr>
+            <w:r>
+              <w:rPr>
+                <w:sz w:val="17"/>
+              </w:rPr>
+              <w:t>18</w:t>
+            </w:r>
+          </w:p>
+        </w:tc>
+        <w:tc>
+          <w:tcPr>
+            <w:tcW w:type="dxa" w:w="1440"/>
+          </w:tcPr>
+          <w:p>
+            <w:pPr>
+              <w:jc w:val="center"/>
+            </w:pPr>
+            <w:r>
+              <w:rPr>
+                <w:sz w:val="17"/>
+              </w:rPr>
+              <w:t>通信</w:t>
             </w:r>
           </w:p>
         </w:tc>
@@ -8009,7 +8723,7 @@
                 <w:color w:val="27AE60"/>
                 <w:sz w:val="17"/>
               </w:rPr>
-              <w:t>16.5%</w:t>
+              <w:t>104.4%</w:t>
             </w:r>
           </w:p>
         </w:tc>
@@ -8027,23 +8741,23 @@
                 <w:color w:val="27AE60"/>
                 <w:sz w:val="17"/>
               </w:rPr>
-              <w:t>3.86%</w:t>
-            </w:r>
-          </w:p>
-        </w:tc>
-        <w:tc>
-          <w:tcPr>
-            <w:tcW w:type="dxa" w:w="1440"/>
-          </w:tcPr>
-          <w:p>
-            <w:pPr>
-              <w:jc w:val="center"/>
-            </w:pPr>
-            <w:r>
-              <w:rPr>
-                <w:sz w:val="17"/>
-              </w:rPr>
-              <w:t>23.1%</w:t>
+              <w:t>10.59%</w:t>
+            </w:r>
+          </w:p>
+        </w:tc>
+        <w:tc>
+          <w:tcPr>
+            <w:tcW w:type="dxa" w:w="1440"/>
+          </w:tcPr>
+          <w:p>
+            <w:pPr>
+              <w:jc w:val="center"/>
+            </w:pPr>
+            <w:r>
+              <w:rPr>
+                <w:sz w:val="17"/>
+              </w:rPr>
+              <w:t>32.8%</w:t>
             </w:r>
           </w:p>
         </w:tc>
@@ -8077,23 +8791,23 @@
               <w:rPr>
                 <w:sz w:val="17"/>
               </w:rPr>
-              <w:t>12</w:t>
-            </w:r>
-          </w:p>
-        </w:tc>
-        <w:tc>
-          <w:tcPr>
-            <w:tcW w:type="dxa" w:w="1440"/>
-          </w:tcPr>
-          <w:p>
-            <w:pPr>
-              <w:jc w:val="center"/>
-            </w:pPr>
-            <w:r>
-              <w:rPr>
-                <w:sz w:val="17"/>
-              </w:rPr>
-              <w:t>基础化工</w:t>
+              <w:t>19</w:t>
+            </w:r>
+          </w:p>
+        </w:tc>
+        <w:tc>
+          <w:tcPr>
+            <w:tcW w:type="dxa" w:w="1440"/>
+          </w:tcPr>
+          <w:p>
+            <w:pPr>
+              <w:jc w:val="center"/>
+            </w:pPr>
+            <w:r>
+              <w:rPr>
+                <w:sz w:val="17"/>
+              </w:rPr>
+              <w:t>国防军工</w:t>
             </w:r>
           </w:p>
         </w:tc>
@@ -8108,10 +8822,10 @@
             <w:r>
               <w:rPr>
                 <w:b/>
-                <w:color w:val="27AE60"/>
-                <w:sz w:val="17"/>
-              </w:rPr>
-              <w:t>18.9%</w:t>
+                <w:color w:val="C0392B"/>
+                <w:sz w:val="17"/>
+              </w:rPr>
+              <w:t>-17.2%</w:t>
             </w:r>
           </w:p>
         </w:tc>
@@ -8126,26 +8840,26 @@
             <w:r>
               <w:rPr>
                 <w:b/>
-                <w:color w:val="27AE60"/>
-                <w:sz w:val="17"/>
-              </w:rPr>
-              <w:t>4.14%</w:t>
-            </w:r>
-          </w:p>
-        </w:tc>
-        <w:tc>
-          <w:tcPr>
-            <w:tcW w:type="dxa" w:w="1440"/>
-          </w:tcPr>
-          <w:p>
-            <w:pPr>
-              <w:jc w:val="center"/>
-            </w:pPr>
-            <w:r>
-              <w:rPr>
-                <w:sz w:val="17"/>
-              </w:rPr>
-              <w:t>24.0%</w:t>
+                <w:color w:val="C0392B"/>
+                <w:sz w:val="17"/>
+              </w:rPr>
+              <w:t>1.60%</w:t>
+            </w:r>
+          </w:p>
+        </w:tc>
+        <w:tc>
+          <w:tcPr>
+            <w:tcW w:type="dxa" w:w="1440"/>
+          </w:tcPr>
+          <w:p>
+            <w:pPr>
+              <w:jc w:val="center"/>
+            </w:pPr>
+            <w:r>
+              <w:rPr>
+                <w:sz w:val="17"/>
+              </w:rPr>
+              <w:t>28.3%</w:t>
             </w:r>
           </w:p>
         </w:tc>
@@ -8179,23 +8893,23 @@
               <w:rPr>
                 <w:sz w:val="17"/>
               </w:rPr>
-              <w:t>13</w:t>
-            </w:r>
-          </w:p>
-        </w:tc>
-        <w:tc>
-          <w:tcPr>
-            <w:tcW w:type="dxa" w:w="1440"/>
-          </w:tcPr>
-          <w:p>
-            <w:pPr>
-              <w:jc w:val="center"/>
-            </w:pPr>
-            <w:r>
-              <w:rPr>
-                <w:sz w:val="17"/>
-              </w:rPr>
-              <w:t>建筑材料</w:t>
+              <w:t>20</w:t>
+            </w:r>
+          </w:p>
+        </w:tc>
+        <w:tc>
+          <w:tcPr>
+            <w:tcW w:type="dxa" w:w="1440"/>
+          </w:tcPr>
+          <w:p>
+            <w:pPr>
+              <w:jc w:val="center"/>
+            </w:pPr>
+            <w:r>
+              <w:rPr>
+                <w:sz w:val="17"/>
+              </w:rPr>
+              <w:t>房地产</w:t>
             </w:r>
           </w:p>
         </w:tc>
@@ -8210,10 +8924,10 @@
             <w:r>
               <w:rPr>
                 <w:b/>
-                <w:color w:val="27AE60"/>
-                <w:sz w:val="17"/>
-              </w:rPr>
-              <w:t>1.0%</w:t>
+                <w:color w:val="C0392B"/>
+                <w:sz w:val="17"/>
+              </w:rPr>
+              <w:t>-66.5%</w:t>
             </w:r>
           </w:p>
         </w:tc>
@@ -8228,42 +8942,42 @@
             <w:r>
               <w:rPr>
                 <w:b/>
-                <w:color w:val="27AE60"/>
-                <w:sz w:val="17"/>
-              </w:rPr>
-              <w:t>2.81%</w:t>
-            </w:r>
-          </w:p>
-        </w:tc>
-        <w:tc>
-          <w:tcPr>
-            <w:tcW w:type="dxa" w:w="1440"/>
-          </w:tcPr>
-          <w:p>
-            <w:pPr>
-              <w:jc w:val="center"/>
-            </w:pPr>
-            <w:r>
-              <w:rPr>
-                <w:sz w:val="17"/>
-              </w:rPr>
-              <w:t>24.8%</w:t>
-            </w:r>
-          </w:p>
-        </w:tc>
-        <w:tc>
-          <w:tcPr>
-            <w:tcW w:type="dxa" w:w="1440"/>
-          </w:tcPr>
-          <w:p>
-            <w:pPr>
-              <w:jc w:val="center"/>
-            </w:pPr>
-            <w:r>
-              <w:rPr>
-                <w:sz w:val="17"/>
-              </w:rPr>
-              <w:t>64%</w:t>
+                <w:color w:val="C0392B"/>
+                <w:sz w:val="17"/>
+              </w:rPr>
+              <w:t>-8.38%</w:t>
+            </w:r>
+          </w:p>
+        </w:tc>
+        <w:tc>
+          <w:tcPr>
+            <w:tcW w:type="dxa" w:w="1440"/>
+          </w:tcPr>
+          <w:p>
+            <w:pPr>
+              <w:jc w:val="center"/>
+            </w:pPr>
+            <w:r>
+              <w:rPr>
+                <w:sz w:val="17"/>
+              </w:rPr>
+              <w:t>15.0%</w:t>
+            </w:r>
+          </w:p>
+        </w:tc>
+        <w:tc>
+          <w:tcPr>
+            <w:tcW w:type="dxa" w:w="1440"/>
+          </w:tcPr>
+          <w:p>
+            <w:pPr>
+              <w:jc w:val="center"/>
+            </w:pPr>
+            <w:r>
+              <w:rPr>
+                <w:sz w:val="17"/>
+              </w:rPr>
+              <w:t>27%</w:t>
             </w:r>
           </w:p>
         </w:tc>
@@ -8281,23 +8995,23 @@
               <w:rPr>
                 <w:sz w:val="17"/>
               </w:rPr>
-              <w:t>14</w:t>
-            </w:r>
-          </w:p>
-        </w:tc>
-        <w:tc>
-          <w:tcPr>
-            <w:tcW w:type="dxa" w:w="1440"/>
-          </w:tcPr>
-          <w:p>
-            <w:pPr>
-              <w:jc w:val="center"/>
-            </w:pPr>
-            <w:r>
-              <w:rPr>
-                <w:sz w:val="17"/>
-              </w:rPr>
-              <w:t>商贸零售</w:t>
+              <w:t>21</w:t>
+            </w:r>
+          </w:p>
+        </w:tc>
+        <w:tc>
+          <w:tcPr>
+            <w:tcW w:type="dxa" w:w="1440"/>
+          </w:tcPr>
+          <w:p>
+            <w:pPr>
+              <w:jc w:val="center"/>
+            </w:pPr>
+            <w:r>
+              <w:rPr>
+                <w:sz w:val="17"/>
+              </w:rPr>
+              <w:t>公用事业</w:t>
             </w:r>
           </w:p>
         </w:tc>
@@ -8315,7 +9029,7 @@
                 <w:color w:val="C0392B"/>
                 <w:sz w:val="17"/>
               </w:rPr>
-              <w:t>-69.7%</w:t>
+              <w:t>-24.6%</w:t>
             </w:r>
           </w:p>
         </w:tc>
@@ -8333,39 +9047,39 @@
                 <w:color w:val="C0392B"/>
                 <w:sz w:val="17"/>
               </w:rPr>
-              <w:t>-8.87%</w:t>
-            </w:r>
-          </w:p>
-        </w:tc>
-        <w:tc>
-          <w:tcPr>
-            <w:tcW w:type="dxa" w:w="1440"/>
-          </w:tcPr>
-          <w:p>
-            <w:pPr>
-              <w:jc w:val="center"/>
-            </w:pPr>
-            <w:r>
-              <w:rPr>
-                <w:sz w:val="17"/>
-              </w:rPr>
-              <w:t>16.4%</w:t>
-            </w:r>
-          </w:p>
-        </w:tc>
-        <w:tc>
-          <w:tcPr>
-            <w:tcW w:type="dxa" w:w="1440"/>
-          </w:tcPr>
-          <w:p>
-            <w:pPr>
-              <w:jc w:val="center"/>
-            </w:pPr>
-            <w:r>
-              <w:rPr>
-                <w:sz w:val="17"/>
-              </w:rPr>
-              <w:t>27%</w:t>
+              <w:t>-1.40%</w:t>
+            </w:r>
+          </w:p>
+        </w:tc>
+        <w:tc>
+          <w:tcPr>
+            <w:tcW w:type="dxa" w:w="1440"/>
+          </w:tcPr>
+          <w:p>
+            <w:pPr>
+              <w:jc w:val="center"/>
+            </w:pPr>
+            <w:r>
+              <w:rPr>
+                <w:sz w:val="17"/>
+              </w:rPr>
+              <w:t>15.5%</w:t>
+            </w:r>
+          </w:p>
+        </w:tc>
+        <w:tc>
+          <w:tcPr>
+            <w:tcW w:type="dxa" w:w="1440"/>
+          </w:tcPr>
+          <w:p>
+            <w:pPr>
+              <w:jc w:val="center"/>
+            </w:pPr>
+            <w:r>
+              <w:rPr>
+                <w:sz w:val="17"/>
+              </w:rPr>
+              <w:t>55%</w:t>
             </w:r>
           </w:p>
         </w:tc>
@@ -8383,23 +9097,23 @@
               <w:rPr>
                 <w:sz w:val="17"/>
               </w:rPr>
-              <w:t>15</w:t>
-            </w:r>
-          </w:p>
-        </w:tc>
-        <w:tc>
-          <w:tcPr>
-            <w:tcW w:type="dxa" w:w="1440"/>
-          </w:tcPr>
-          <w:p>
-            <w:pPr>
-              <w:jc w:val="center"/>
-            </w:pPr>
-            <w:r>
-              <w:rPr>
-                <w:sz w:val="17"/>
-              </w:rPr>
-              <w:t>家用电器</w:t>
+              <w:t>22</w:t>
+            </w:r>
+          </w:p>
+        </w:tc>
+        <w:tc>
+          <w:tcPr>
+            <w:tcW w:type="dxa" w:w="1440"/>
+          </w:tcPr>
+          <w:p>
+            <w:pPr>
+              <w:jc w:val="center"/>
+            </w:pPr>
+            <w:r>
+              <w:rPr>
+                <w:sz w:val="17"/>
+              </w:rPr>
+              <w:t>建筑装饰</w:t>
             </w:r>
           </w:p>
         </w:tc>
@@ -8414,10 +9128,10 @@
             <w:r>
               <w:rPr>
                 <w:b/>
-                <w:color w:val="27AE60"/>
-                <w:sz w:val="17"/>
-              </w:rPr>
-              <w:t>63.8%</w:t>
+                <w:color w:val="C0392B"/>
+                <w:sz w:val="17"/>
+              </w:rPr>
+              <w:t>-36.6%</w:t>
             </w:r>
           </w:p>
         </w:tc>
@@ -8432,42 +9146,42 @@
             <w:r>
               <w:rPr>
                 <w:b/>
-                <w:color w:val="27AE60"/>
-                <w:sz w:val="17"/>
-              </w:rPr>
-              <w:t>7.95%</w:t>
-            </w:r>
-          </w:p>
-        </w:tc>
-        <w:tc>
-          <w:tcPr>
-            <w:tcW w:type="dxa" w:w="1440"/>
-          </w:tcPr>
-          <w:p>
-            <w:pPr>
-              <w:jc w:val="center"/>
-            </w:pPr>
-            <w:r>
-              <w:rPr>
-                <w:sz w:val="17"/>
-              </w:rPr>
-              <w:t>28.1%</w:t>
-            </w:r>
-          </w:p>
-        </w:tc>
-        <w:tc>
-          <w:tcPr>
-            <w:tcW w:type="dxa" w:w="1440"/>
-          </w:tcPr>
-          <w:p>
-            <w:pPr>
-              <w:jc w:val="center"/>
-            </w:pPr>
-            <w:r>
-              <w:rPr>
-                <w:sz w:val="17"/>
-              </w:rPr>
-              <w:t>64%</w:t>
+                <w:color w:val="C0392B"/>
+                <w:sz w:val="17"/>
+              </w:rPr>
+              <w:t>-3.22%</w:t>
+            </w:r>
+          </w:p>
+        </w:tc>
+        <w:tc>
+          <w:tcPr>
+            <w:tcW w:type="dxa" w:w="1440"/>
+          </w:tcPr>
+          <w:p>
+            <w:pPr>
+              <w:jc w:val="center"/>
+            </w:pPr>
+            <w:r>
+              <w:rPr>
+                <w:sz w:val="17"/>
+              </w:rPr>
+              <w:t>13.0%</w:t>
+            </w:r>
+          </w:p>
+        </w:tc>
+        <w:tc>
+          <w:tcPr>
+            <w:tcW w:type="dxa" w:w="1440"/>
+          </w:tcPr>
+          <w:p>
+            <w:pPr>
+              <w:jc w:val="center"/>
+            </w:pPr>
+            <w:r>
+              <w:rPr>
+                <w:sz w:val="17"/>
+              </w:rPr>
+              <w:t>36%</w:t>
             </w:r>
           </w:p>
         </w:tc>
@@ -8485,23 +9199,23 @@
               <w:rPr>
                 <w:sz w:val="17"/>
               </w:rPr>
-              <w:t>16</w:t>
-            </w:r>
-          </w:p>
-        </w:tc>
-        <w:tc>
-          <w:tcPr>
-            <w:tcW w:type="dxa" w:w="1440"/>
-          </w:tcPr>
-          <w:p>
-            <w:pPr>
-              <w:jc w:val="center"/>
-            </w:pPr>
-            <w:r>
-              <w:rPr>
-                <w:sz w:val="17"/>
-              </w:rPr>
-              <w:t>钢铁</w:t>
+              <w:t>23</w:t>
+            </w:r>
+          </w:p>
+        </w:tc>
+        <w:tc>
+          <w:tcPr>
+            <w:tcW w:type="dxa" w:w="1440"/>
+          </w:tcPr>
+          <w:p>
+            <w:pPr>
+              <w:jc w:val="center"/>
+            </w:pPr>
+            <w:r>
+              <w:rPr>
+                <w:sz w:val="17"/>
+              </w:rPr>
+              <w:t>交通运输</w:t>
             </w:r>
           </w:p>
         </w:tc>
@@ -8519,7 +9233,7 @@
                 <w:color w:val="C0392B"/>
                 <w:sz w:val="17"/>
               </w:rPr>
-              <w:t>-21.1%</w:t>
+              <w:t>-37.3%</w:t>
             </w:r>
           </w:p>
         </w:tc>
@@ -8537,737 +9251,23 @@
                 <w:color w:val="C0392B"/>
                 <w:sz w:val="17"/>
               </w:rPr>
-              <w:t>-0.19%</w:t>
-            </w:r>
-          </w:p>
-        </w:tc>
-        <w:tc>
-          <w:tcPr>
-            <w:tcW w:type="dxa" w:w="1440"/>
-          </w:tcPr>
-          <w:p>
-            <w:pPr>
-              <w:jc w:val="center"/>
-            </w:pPr>
-            <w:r>
-              <w:rPr>
-                <w:sz w:val="17"/>
-              </w:rPr>
-              <w:t>20.5%</w:t>
-            </w:r>
-          </w:p>
-        </w:tc>
-        <w:tc>
-          <w:tcPr>
-            <w:tcW w:type="dxa" w:w="1440"/>
-          </w:tcPr>
-          <w:p>
-            <w:pPr>
-              <w:jc w:val="center"/>
-            </w:pPr>
-            <w:r>
-              <w:rPr>
-                <w:sz w:val="17"/>
-              </w:rPr>
-              <w:t>36%</w:t>
-            </w:r>
-          </w:p>
-        </w:tc>
-      </w:tr>
-      <w:tr>
-        <w:tc>
-          <w:tcPr>
-            <w:tcW w:type="dxa" w:w="1440"/>
-          </w:tcPr>
-          <w:p>
-            <w:pPr>
-              <w:jc w:val="center"/>
-            </w:pPr>
-            <w:r>
-              <w:rPr>
-                <w:sz w:val="17"/>
-              </w:rPr>
-              <w:t>17</w:t>
-            </w:r>
-          </w:p>
-        </w:tc>
-        <w:tc>
-          <w:tcPr>
-            <w:tcW w:type="dxa" w:w="1440"/>
-          </w:tcPr>
-          <w:p>
-            <w:pPr>
-              <w:jc w:val="center"/>
-            </w:pPr>
-            <w:r>
-              <w:rPr>
-                <w:sz w:val="17"/>
-              </w:rPr>
-              <w:t>美容护理</w:t>
-            </w:r>
-          </w:p>
-        </w:tc>
-        <w:tc>
-          <w:tcPr>
-            <w:tcW w:type="dxa" w:w="1440"/>
-          </w:tcPr>
-          <w:p>
-            <w:pPr>
-              <w:jc w:val="center"/>
-            </w:pPr>
-            <w:r>
-              <w:rPr>
-                <w:b/>
-                <w:color w:val="C0392B"/>
-                <w:sz w:val="17"/>
-              </w:rPr>
-              <w:t>-40.7%</w:t>
-            </w:r>
-          </w:p>
-        </w:tc>
-        <w:tc>
-          <w:tcPr>
-            <w:tcW w:type="dxa" w:w="1440"/>
-          </w:tcPr>
-          <w:p>
-            <w:pPr>
-              <w:jc w:val="center"/>
-            </w:pPr>
-            <w:r>
-              <w:rPr>
-                <w:b/>
-                <w:color w:val="C0392B"/>
-                <w:sz w:val="17"/>
-              </w:rPr>
-              <w:t>-2.30%</w:t>
-            </w:r>
-          </w:p>
-        </w:tc>
-        <w:tc>
-          <w:tcPr>
-            <w:tcW w:type="dxa" w:w="1440"/>
-          </w:tcPr>
-          <w:p>
-            <w:pPr>
-              <w:jc w:val="center"/>
-            </w:pPr>
-            <w:r>
-              <w:rPr>
-                <w:sz w:val="17"/>
-              </w:rPr>
-              <w:t>23.8%</w:t>
-            </w:r>
-          </w:p>
-        </w:tc>
-        <w:tc>
-          <w:tcPr>
-            <w:tcW w:type="dxa" w:w="1440"/>
-          </w:tcPr>
-          <w:p>
-            <w:pPr>
-              <w:jc w:val="center"/>
-            </w:pPr>
-            <w:r>
-              <w:rPr>
-                <w:sz w:val="17"/>
-              </w:rPr>
-              <w:t>27%</w:t>
-            </w:r>
-          </w:p>
-        </w:tc>
-      </w:tr>
-      <w:tr>
-        <w:tc>
-          <w:tcPr>
-            <w:tcW w:type="dxa" w:w="1440"/>
-          </w:tcPr>
-          <w:p>
-            <w:pPr>
-              <w:jc w:val="center"/>
-            </w:pPr>
-            <w:r>
-              <w:rPr>
-                <w:sz w:val="17"/>
-              </w:rPr>
-              <w:t>18</w:t>
-            </w:r>
-          </w:p>
-        </w:tc>
-        <w:tc>
-          <w:tcPr>
-            <w:tcW w:type="dxa" w:w="1440"/>
-          </w:tcPr>
-          <w:p>
-            <w:pPr>
-              <w:jc w:val="center"/>
-            </w:pPr>
-            <w:r>
-              <w:rPr>
-                <w:sz w:val="17"/>
-              </w:rPr>
-              <w:t>通信</w:t>
-            </w:r>
-          </w:p>
-        </w:tc>
-        <w:tc>
-          <w:tcPr>
-            <w:tcW w:type="dxa" w:w="1440"/>
-          </w:tcPr>
-          <w:p>
-            <w:pPr>
-              <w:jc w:val="center"/>
-            </w:pPr>
-            <w:r>
-              <w:rPr>
-                <w:b/>
-                <w:color w:val="27AE60"/>
-                <w:sz w:val="17"/>
-              </w:rPr>
-              <w:t>117.6%</w:t>
-            </w:r>
-          </w:p>
-        </w:tc>
-        <w:tc>
-          <w:tcPr>
-            <w:tcW w:type="dxa" w:w="1440"/>
-          </w:tcPr>
-          <w:p>
-            <w:pPr>
-              <w:jc w:val="center"/>
-            </w:pPr>
-            <w:r>
-              <w:rPr>
-                <w:b/>
-                <w:color w:val="27AE60"/>
-                <w:sz w:val="17"/>
-              </w:rPr>
-              <w:t>11.33%</w:t>
-            </w:r>
-          </w:p>
-        </w:tc>
-        <w:tc>
-          <w:tcPr>
-            <w:tcW w:type="dxa" w:w="1440"/>
-          </w:tcPr>
-          <w:p>
-            <w:pPr>
-              <w:jc w:val="center"/>
-            </w:pPr>
-            <w:r>
-              <w:rPr>
-                <w:sz w:val="17"/>
-              </w:rPr>
-              <w:t>33.3%</w:t>
-            </w:r>
-          </w:p>
-        </w:tc>
-        <w:tc>
-          <w:tcPr>
-            <w:tcW w:type="dxa" w:w="1440"/>
-          </w:tcPr>
-          <w:p>
-            <w:pPr>
-              <w:jc w:val="center"/>
-            </w:pPr>
-            <w:r>
-              <w:rPr>
-                <w:sz w:val="17"/>
-              </w:rPr>
-              <w:t>55%</w:t>
-            </w:r>
-          </w:p>
-        </w:tc>
-      </w:tr>
-      <w:tr>
-        <w:tc>
-          <w:tcPr>
-            <w:tcW w:type="dxa" w:w="1440"/>
-          </w:tcPr>
-          <w:p>
-            <w:pPr>
-              <w:jc w:val="center"/>
-            </w:pPr>
-            <w:r>
-              <w:rPr>
-                <w:sz w:val="17"/>
-              </w:rPr>
-              <w:t>19</w:t>
-            </w:r>
-          </w:p>
-        </w:tc>
-        <w:tc>
-          <w:tcPr>
-            <w:tcW w:type="dxa" w:w="1440"/>
-          </w:tcPr>
-          <w:p>
-            <w:pPr>
-              <w:jc w:val="center"/>
-            </w:pPr>
-            <w:r>
-              <w:rPr>
-                <w:sz w:val="17"/>
-              </w:rPr>
-              <w:t>国防军工</w:t>
-            </w:r>
-          </w:p>
-        </w:tc>
-        <w:tc>
-          <w:tcPr>
-            <w:tcW w:type="dxa" w:w="1440"/>
-          </w:tcPr>
-          <w:p>
-            <w:pPr>
-              <w:jc w:val="center"/>
-            </w:pPr>
-            <w:r>
-              <w:rPr>
-                <w:b/>
-                <w:color w:val="C0392B"/>
-                <w:sz w:val="17"/>
-              </w:rPr>
-              <w:t>-20.5%</w:t>
-            </w:r>
-          </w:p>
-        </w:tc>
-        <w:tc>
-          <w:tcPr>
-            <w:tcW w:type="dxa" w:w="1440"/>
-          </w:tcPr>
-          <w:p>
-            <w:pPr>
-              <w:jc w:val="center"/>
-            </w:pPr>
-            <w:r>
-              <w:rPr>
-                <w:b/>
-                <w:color w:val="C0392B"/>
-                <w:sz w:val="17"/>
-              </w:rPr>
-              <w:t>1.31%</w:t>
-            </w:r>
-          </w:p>
-        </w:tc>
-        <w:tc>
-          <w:tcPr>
-            <w:tcW w:type="dxa" w:w="1440"/>
-          </w:tcPr>
-          <w:p>
-            <w:pPr>
-              <w:jc w:val="center"/>
-            </w:pPr>
-            <w:r>
-              <w:rPr>
-                <w:sz w:val="17"/>
-              </w:rPr>
-              <w:t>28.5%</w:t>
-            </w:r>
-          </w:p>
-        </w:tc>
-        <w:tc>
-          <w:tcPr>
-            <w:tcW w:type="dxa" w:w="1440"/>
-          </w:tcPr>
-          <w:p>
-            <w:pPr>
-              <w:jc w:val="center"/>
-            </w:pPr>
-            <w:r>
-              <w:rPr>
-                <w:sz w:val="17"/>
-              </w:rPr>
-              <w:t>45%</w:t>
-            </w:r>
-          </w:p>
-        </w:tc>
-      </w:tr>
-      <w:tr>
-        <w:tc>
-          <w:tcPr>
-            <w:tcW w:type="dxa" w:w="1440"/>
-          </w:tcPr>
-          <w:p>
-            <w:pPr>
-              <w:jc w:val="center"/>
-            </w:pPr>
-            <w:r>
-              <w:rPr>
-                <w:sz w:val="17"/>
-              </w:rPr>
-              <w:t>20</w:t>
-            </w:r>
-          </w:p>
-        </w:tc>
-        <w:tc>
-          <w:tcPr>
-            <w:tcW w:type="dxa" w:w="1440"/>
-          </w:tcPr>
-          <w:p>
-            <w:pPr>
-              <w:jc w:val="center"/>
-            </w:pPr>
-            <w:r>
-              <w:rPr>
-                <w:sz w:val="17"/>
-              </w:rPr>
-              <w:t>房地产</w:t>
-            </w:r>
-          </w:p>
-        </w:tc>
-        <w:tc>
-          <w:tcPr>
-            <w:tcW w:type="dxa" w:w="1440"/>
-          </w:tcPr>
-          <w:p>
-            <w:pPr>
-              <w:jc w:val="center"/>
-            </w:pPr>
-            <w:r>
-              <w:rPr>
-                <w:b/>
-                <w:color w:val="C0392B"/>
-                <w:sz w:val="17"/>
-              </w:rPr>
-              <w:t>-67.8%</w:t>
-            </w:r>
-          </w:p>
-        </w:tc>
-        <w:tc>
-          <w:tcPr>
-            <w:tcW w:type="dxa" w:w="1440"/>
-          </w:tcPr>
-          <w:p>
-            <w:pPr>
-              <w:jc w:val="center"/>
-            </w:pPr>
-            <w:r>
-              <w:rPr>
-                <w:b/>
-                <w:color w:val="C0392B"/>
-                <w:sz w:val="17"/>
-              </w:rPr>
-              <w:t>-8.68%</w:t>
-            </w:r>
-          </w:p>
-        </w:tc>
-        <w:tc>
-          <w:tcPr>
-            <w:tcW w:type="dxa" w:w="1440"/>
-          </w:tcPr>
-          <w:p>
-            <w:pPr>
-              <w:jc w:val="center"/>
-            </w:pPr>
-            <w:r>
-              <w:rPr>
-                <w:sz w:val="17"/>
-              </w:rPr>
-              <w:t>15.2%</w:t>
-            </w:r>
-          </w:p>
-        </w:tc>
-        <w:tc>
-          <w:tcPr>
-            <w:tcW w:type="dxa" w:w="1440"/>
-          </w:tcPr>
-          <w:p>
-            <w:pPr>
-              <w:jc w:val="center"/>
-            </w:pPr>
-            <w:r>
-              <w:rPr>
-                <w:sz w:val="17"/>
-              </w:rPr>
-              <w:t>27%</w:t>
-            </w:r>
-          </w:p>
-        </w:tc>
-      </w:tr>
-      <w:tr>
-        <w:tc>
-          <w:tcPr>
-            <w:tcW w:type="dxa" w:w="1440"/>
-          </w:tcPr>
-          <w:p>
-            <w:pPr>
-              <w:jc w:val="center"/>
-            </w:pPr>
-            <w:r>
-              <w:rPr>
-                <w:sz w:val="17"/>
-              </w:rPr>
-              <w:t>21</w:t>
-            </w:r>
-          </w:p>
-        </w:tc>
-        <w:tc>
-          <w:tcPr>
-            <w:tcW w:type="dxa" w:w="1440"/>
-          </w:tcPr>
-          <w:p>
-            <w:pPr>
-              <w:jc w:val="center"/>
-            </w:pPr>
-            <w:r>
-              <w:rPr>
-                <w:sz w:val="17"/>
-              </w:rPr>
-              <w:t>公用事业</w:t>
-            </w:r>
-          </w:p>
-        </w:tc>
-        <w:tc>
-          <w:tcPr>
-            <w:tcW w:type="dxa" w:w="1440"/>
-          </w:tcPr>
-          <w:p>
-            <w:pPr>
-              <w:jc w:val="center"/>
-            </w:pPr>
-            <w:r>
-              <w:rPr>
-                <w:b/>
-                <w:color w:val="C0392B"/>
-                <w:sz w:val="17"/>
-              </w:rPr>
-              <w:t>-23.0%</w:t>
-            </w:r>
-          </w:p>
-        </w:tc>
-        <w:tc>
-          <w:tcPr>
-            <w:tcW w:type="dxa" w:w="1440"/>
-          </w:tcPr>
-          <w:p>
-            <w:pPr>
-              <w:jc w:val="center"/>
-            </w:pPr>
-            <w:r>
-              <w:rPr>
-                <w:b/>
-                <w:color w:val="C0392B"/>
-                <w:sz w:val="17"/>
-              </w:rPr>
-              <w:t>-1.20%</w:t>
-            </w:r>
-          </w:p>
-        </w:tc>
-        <w:tc>
-          <w:tcPr>
-            <w:tcW w:type="dxa" w:w="1440"/>
-          </w:tcPr>
-          <w:p>
-            <w:pPr>
-              <w:jc w:val="center"/>
-            </w:pPr>
-            <w:r>
-              <w:rPr>
-                <w:sz w:val="17"/>
-              </w:rPr>
-              <w:t>15.6%</w:t>
-            </w:r>
-          </w:p>
-        </w:tc>
-        <w:tc>
-          <w:tcPr>
-            <w:tcW w:type="dxa" w:w="1440"/>
-          </w:tcPr>
-          <w:p>
-            <w:pPr>
-              <w:jc w:val="center"/>
-            </w:pPr>
-            <w:r>
-              <w:rPr>
-                <w:sz w:val="17"/>
-              </w:rPr>
-              <w:t>55%</w:t>
-            </w:r>
-          </w:p>
-        </w:tc>
-      </w:tr>
-      <w:tr>
-        <w:tc>
-          <w:tcPr>
-            <w:tcW w:type="dxa" w:w="1440"/>
-          </w:tcPr>
-          <w:p>
-            <w:pPr>
-              <w:jc w:val="center"/>
-            </w:pPr>
-            <w:r>
-              <w:rPr>
-                <w:sz w:val="17"/>
-              </w:rPr>
-              <w:t>22</w:t>
-            </w:r>
-          </w:p>
-        </w:tc>
-        <w:tc>
-          <w:tcPr>
-            <w:tcW w:type="dxa" w:w="1440"/>
-          </w:tcPr>
-          <w:p>
-            <w:pPr>
-              <w:jc w:val="center"/>
-            </w:pPr>
-            <w:r>
-              <w:rPr>
-                <w:sz w:val="17"/>
-              </w:rPr>
-              <w:t>建筑装饰</w:t>
-            </w:r>
-          </w:p>
-        </w:tc>
-        <w:tc>
-          <w:tcPr>
-            <w:tcW w:type="dxa" w:w="1440"/>
-          </w:tcPr>
-          <w:p>
-            <w:pPr>
-              <w:jc w:val="center"/>
-            </w:pPr>
-            <w:r>
-              <w:rPr>
-                <w:b/>
-                <w:color w:val="C0392B"/>
-                <w:sz w:val="17"/>
-              </w:rPr>
-              <w:t>-38.4%</w:t>
-            </w:r>
-          </w:p>
-        </w:tc>
-        <w:tc>
-          <w:tcPr>
-            <w:tcW w:type="dxa" w:w="1440"/>
-          </w:tcPr>
-          <w:p>
-            <w:pPr>
-              <w:jc w:val="center"/>
-            </w:pPr>
-            <w:r>
-              <w:rPr>
-                <w:b/>
-                <w:color w:val="C0392B"/>
-                <w:sz w:val="17"/>
-              </w:rPr>
-              <w:t>-3.45%</w:t>
-            </w:r>
-          </w:p>
-        </w:tc>
-        <w:tc>
-          <w:tcPr>
-            <w:tcW w:type="dxa" w:w="1440"/>
-          </w:tcPr>
-          <w:p>
-            <w:pPr>
-              <w:jc w:val="center"/>
-            </w:pPr>
-            <w:r>
-              <w:rPr>
-                <w:sz w:val="17"/>
-              </w:rPr>
-              <w:t>13.2%</w:t>
-            </w:r>
-          </w:p>
-        </w:tc>
-        <w:tc>
-          <w:tcPr>
-            <w:tcW w:type="dxa" w:w="1440"/>
-          </w:tcPr>
-          <w:p>
-            <w:pPr>
-              <w:jc w:val="center"/>
-            </w:pPr>
-            <w:r>
-              <w:rPr>
-                <w:sz w:val="17"/>
-              </w:rPr>
-              <w:t>36%</w:t>
-            </w:r>
-          </w:p>
-        </w:tc>
-      </w:tr>
-      <w:tr>
-        <w:tc>
-          <w:tcPr>
-            <w:tcW w:type="dxa" w:w="1440"/>
-          </w:tcPr>
-          <w:p>
-            <w:pPr>
-              <w:jc w:val="center"/>
-            </w:pPr>
-            <w:r>
-              <w:rPr>
-                <w:sz w:val="17"/>
-              </w:rPr>
-              <w:t>23</w:t>
-            </w:r>
-          </w:p>
-        </w:tc>
-        <w:tc>
-          <w:tcPr>
-            <w:tcW w:type="dxa" w:w="1440"/>
-          </w:tcPr>
-          <w:p>
-            <w:pPr>
-              <w:jc w:val="center"/>
-            </w:pPr>
-            <w:r>
-              <w:rPr>
-                <w:sz w:val="17"/>
-              </w:rPr>
-              <w:t>交通运输</w:t>
-            </w:r>
-          </w:p>
-        </w:tc>
-        <w:tc>
-          <w:tcPr>
-            <w:tcW w:type="dxa" w:w="1440"/>
-          </w:tcPr>
-          <w:p>
-            <w:pPr>
-              <w:jc w:val="center"/>
-            </w:pPr>
-            <w:r>
-              <w:rPr>
-                <w:b/>
-                <w:color w:val="C0392B"/>
-                <w:sz w:val="17"/>
-              </w:rPr>
-              <w:t>-38.8%</w:t>
-            </w:r>
-          </w:p>
-        </w:tc>
-        <w:tc>
-          <w:tcPr>
-            <w:tcW w:type="dxa" w:w="1440"/>
-          </w:tcPr>
-          <w:p>
-            <w:pPr>
-              <w:jc w:val="center"/>
-            </w:pPr>
-            <w:r>
-              <w:rPr>
-                <w:b/>
-                <w:color w:val="C0392B"/>
-                <w:sz w:val="17"/>
-              </w:rPr>
-              <w:t>-3.39%</w:t>
-            </w:r>
-          </w:p>
-        </w:tc>
-        <w:tc>
-          <w:tcPr>
-            <w:tcW w:type="dxa" w:w="1440"/>
-          </w:tcPr>
-          <w:p>
-            <w:pPr>
-              <w:jc w:val="center"/>
-            </w:pPr>
-            <w:r>
-              <w:rPr>
-                <w:sz w:val="17"/>
-              </w:rPr>
-              <w:t>14.0%</w:t>
+              <w:t>-3.20%</w:t>
+            </w:r>
+          </w:p>
+        </w:tc>
+        <w:tc>
+          <w:tcPr>
+            <w:tcW w:type="dxa" w:w="1440"/>
+          </w:tcPr>
+          <w:p>
+            <w:pPr>
+              <w:jc w:val="center"/>
+            </w:pPr>
+            <w:r>
+              <w:rPr>
+                <w:sz w:val="17"/>
+              </w:rPr>
+              <w:t>13.9%</w:t>
             </w:r>
           </w:p>
         </w:tc>
@@ -9499,7 +9499,7 @@
                 <w:color w:val="27AE60"/>
                 <w:sz w:val="17"/>
               </w:rPr>
-              <w:t>118.4%</w:t>
+              <w:t>122.3%</w:t>
             </w:r>
           </w:p>
         </w:tc>
@@ -9517,23 +9517,23 @@
                 <w:color w:val="27AE60"/>
                 <w:sz w:val="17"/>
               </w:rPr>
-              <w:t>12.77%</w:t>
-            </w:r>
-          </w:p>
-        </w:tc>
-        <w:tc>
-          <w:tcPr>
-            <w:tcW w:type="dxa" w:w="1440"/>
-          </w:tcPr>
-          <w:p>
-            <w:pPr>
-              <w:jc w:val="center"/>
-            </w:pPr>
-            <w:r>
-              <w:rPr>
-                <w:sz w:val="17"/>
-              </w:rPr>
-              <w:t>39.7%</w:t>
+              <w:t>12.91%</w:t>
+            </w:r>
+          </w:p>
+        </w:tc>
+        <w:tc>
+          <w:tcPr>
+            <w:tcW w:type="dxa" w:w="1440"/>
+          </w:tcPr>
+          <w:p>
+            <w:pPr>
+              <w:jc w:val="center"/>
+            </w:pPr>
+            <w:r>
+              <w:rPr>
+                <w:sz w:val="17"/>
+              </w:rPr>
+              <w:t>39.5%</w:t>
             </w:r>
           </w:p>
         </w:tc>
@@ -9583,7 +9583,7 @@
               <w:rPr>
                 <w:sz w:val="17"/>
               </w:rPr>
-              <w:t>通信</w:t>
+              <w:t>电子</w:t>
             </w:r>
           </w:p>
         </w:tc>
@@ -9601,7 +9601,7 @@
                 <w:color w:val="27AE60"/>
                 <w:sz w:val="17"/>
               </w:rPr>
-              <w:t>117.6%</w:t>
+              <w:t>150.5%</w:t>
             </w:r>
           </w:p>
         </w:tc>
@@ -9619,39 +9619,39 @@
                 <w:color w:val="27AE60"/>
                 <w:sz w:val="17"/>
               </w:rPr>
-              <w:t>11.33%</w:t>
-            </w:r>
-          </w:p>
-        </w:tc>
-        <w:tc>
-          <w:tcPr>
-            <w:tcW w:type="dxa" w:w="1440"/>
-          </w:tcPr>
-          <w:p>
-            <w:pPr>
-              <w:jc w:val="center"/>
-            </w:pPr>
-            <w:r>
-              <w:rPr>
-                <w:sz w:val="17"/>
-              </w:rPr>
-              <w:t>33.3%</w:t>
-            </w:r>
-          </w:p>
-        </w:tc>
-        <w:tc>
-          <w:tcPr>
-            <w:tcW w:type="dxa" w:w="1440"/>
-          </w:tcPr>
-          <w:p>
-            <w:pPr>
-              <w:jc w:val="center"/>
-            </w:pPr>
-            <w:r>
-              <w:rPr>
-                <w:sz w:val="17"/>
-              </w:rPr>
-              <w:t>55%</w:t>
+              <w:t>13.99%</w:t>
+            </w:r>
+          </w:p>
+        </w:tc>
+        <w:tc>
+          <w:tcPr>
+            <w:tcW w:type="dxa" w:w="1440"/>
+          </w:tcPr>
+          <w:p>
+            <w:pPr>
+              <w:jc w:val="center"/>
+            </w:pPr>
+            <w:r>
+              <w:rPr>
+                <w:sz w:val="17"/>
+              </w:rPr>
+              <w:t>34.5%</w:t>
+            </w:r>
+          </w:p>
+        </w:tc>
+        <w:tc>
+          <w:tcPr>
+            <w:tcW w:type="dxa" w:w="1440"/>
+          </w:tcPr>
+          <w:p>
+            <w:pPr>
+              <w:jc w:val="center"/>
+            </w:pPr>
+            <w:r>
+              <w:rPr>
+                <w:sz w:val="17"/>
+              </w:rPr>
+              <w:t>73%</w:t>
             </w:r>
           </w:p>
         </w:tc>
@@ -9685,7 +9685,7 @@
               <w:rPr>
                 <w:sz w:val="17"/>
               </w:rPr>
-              <w:t>电子</w:t>
+              <w:t>通信</w:t>
             </w:r>
           </w:p>
         </w:tc>
@@ -9703,7 +9703,7 @@
                 <w:color w:val="27AE60"/>
                 <w:sz w:val="17"/>
               </w:rPr>
-              <w:t>158.5%</w:t>
+              <w:t>104.4%</w:t>
             </w:r>
           </w:p>
         </w:tc>
@@ -9721,39 +9721,39 @@
                 <w:color w:val="27AE60"/>
                 <w:sz w:val="17"/>
               </w:rPr>
-              <w:t>14.35%</w:t>
-            </w:r>
-          </w:p>
-        </w:tc>
-        <w:tc>
-          <w:tcPr>
-            <w:tcW w:type="dxa" w:w="1440"/>
-          </w:tcPr>
-          <w:p>
-            <w:pPr>
-              <w:jc w:val="center"/>
-            </w:pPr>
-            <w:r>
-              <w:rPr>
-                <w:sz w:val="17"/>
-              </w:rPr>
-              <w:t>34.6%</w:t>
-            </w:r>
-          </w:p>
-        </w:tc>
-        <w:tc>
-          <w:tcPr>
-            <w:tcW w:type="dxa" w:w="1440"/>
-          </w:tcPr>
-          <w:p>
-            <w:pPr>
-              <w:jc w:val="center"/>
-            </w:pPr>
-            <w:r>
-              <w:rPr>
-                <w:sz w:val="17"/>
-              </w:rPr>
-              <w:t>73%</w:t>
+              <w:t>10.59%</w:t>
+            </w:r>
+          </w:p>
+        </w:tc>
+        <w:tc>
+          <w:tcPr>
+            <w:tcW w:type="dxa" w:w="1440"/>
+          </w:tcPr>
+          <w:p>
+            <w:pPr>
+              <w:jc w:val="center"/>
+            </w:pPr>
+            <w:r>
+              <w:rPr>
+                <w:sz w:val="17"/>
+              </w:rPr>
+              <w:t>32.8%</w:t>
+            </w:r>
+          </w:p>
+        </w:tc>
+        <w:tc>
+          <w:tcPr>
+            <w:tcW w:type="dxa" w:w="1440"/>
+          </w:tcPr>
+          <w:p>
+            <w:pPr>
+              <w:jc w:val="center"/>
+            </w:pPr>
+            <w:r>
+              <w:rPr>
+                <w:sz w:val="17"/>
+              </w:rPr>
+              <w:t>55%</w:t>
             </w:r>
           </w:p>
         </w:tc>
@@ -9805,7 +9805,7 @@
                 <w:color w:val="27AE60"/>
                 <w:sz w:val="17"/>
               </w:rPr>
-              <w:t>106.2%</w:t>
+              <w:t>115.7%</w:t>
             </w:r>
           </w:p>
         </w:tc>
@@ -9823,23 +9823,23 @@
                 <w:color w:val="27AE60"/>
                 <w:sz w:val="17"/>
               </w:rPr>
-              <w:t>11.75%</w:t>
-            </w:r>
-          </w:p>
-        </w:tc>
-        <w:tc>
-          <w:tcPr>
-            <w:tcW w:type="dxa" w:w="1440"/>
-          </w:tcPr>
-          <w:p>
-            <w:pPr>
-              <w:jc w:val="center"/>
-            </w:pPr>
-            <w:r>
-              <w:rPr>
-                <w:sz w:val="17"/>
-              </w:rPr>
-              <w:t>36.2%</w:t>
+              <w:t>12.14%</w:t>
+            </w:r>
+          </w:p>
+        </w:tc>
+        <w:tc>
+          <w:tcPr>
+            <w:tcW w:type="dxa" w:w="1440"/>
+          </w:tcPr>
+          <w:p>
+            <w:pPr>
+              <w:jc w:val="center"/>
+            </w:pPr>
+            <w:r>
+              <w:rPr>
+                <w:sz w:val="17"/>
+              </w:rPr>
+              <w:t>36.0%</w:t>
             </w:r>
           </w:p>
         </w:tc>
@@ -9907,7 +9907,7 @@
                 <w:color w:val="27AE60"/>
                 <w:sz w:val="17"/>
               </w:rPr>
-              <w:t>63.8%</w:t>
+              <w:t>67.8%</w:t>
             </w:r>
           </w:p>
         </w:tc>
@@ -9925,23 +9925,23 @@
                 <w:color w:val="27AE60"/>
                 <w:sz w:val="17"/>
               </w:rPr>
-              <w:t>7.95%</w:t>
-            </w:r>
-          </w:p>
-        </w:tc>
-        <w:tc>
-          <w:tcPr>
-            <w:tcW w:type="dxa" w:w="1440"/>
-          </w:tcPr>
-          <w:p>
-            <w:pPr>
-              <w:jc w:val="center"/>
-            </w:pPr>
-            <w:r>
-              <w:rPr>
-                <w:sz w:val="17"/>
-              </w:rPr>
-              <w:t>28.1%</w:t>
+              <w:t>8.15%</w:t>
+            </w:r>
+          </w:p>
+        </w:tc>
+        <w:tc>
+          <w:tcPr>
+            <w:tcW w:type="dxa" w:w="1440"/>
+          </w:tcPr>
+          <w:p>
+            <w:pPr>
+              <w:jc w:val="center"/>
+            </w:pPr>
+            <w:r>
+              <w:rPr>
+                <w:sz w:val="17"/>
+              </w:rPr>
+              <w:t>28.0%</w:t>
             </w:r>
           </w:p>
         </w:tc>
@@ -10009,7 +10009,7 @@
                 <w:color w:val="27AE60"/>
                 <w:sz w:val="17"/>
               </w:rPr>
-              <w:t>67.1%</w:t>
+              <w:t>59.4%</w:t>
             </w:r>
           </w:p>
         </w:tc>
@@ -10027,23 +10027,23 @@
                 <w:color w:val="27AE60"/>
                 <w:sz w:val="17"/>
               </w:rPr>
-              <w:t>6.23%</w:t>
-            </w:r>
-          </w:p>
-        </w:tc>
-        <w:tc>
-          <w:tcPr>
-            <w:tcW w:type="dxa" w:w="1440"/>
-          </w:tcPr>
-          <w:p>
-            <w:pPr>
-              <w:jc w:val="center"/>
-            </w:pPr>
-            <w:r>
-              <w:rPr>
-                <w:sz w:val="17"/>
-              </w:rPr>
-              <w:t>17.2%</w:t>
+              <w:t>5.74%</w:t>
+            </w:r>
+          </w:p>
+        </w:tc>
+        <w:tc>
+          <w:tcPr>
+            <w:tcW w:type="dxa" w:w="1440"/>
+          </w:tcPr>
+          <w:p>
+            <w:pPr>
+              <w:jc w:val="center"/>
+            </w:pPr>
+            <w:r>
+              <w:rPr>
+                <w:sz w:val="17"/>
+              </w:rPr>
+              <w:t>16.9%</w:t>
             </w:r>
           </w:p>
         </w:tc>
@@ -10111,7 +10111,7 @@
                 <w:color w:val="27AE60"/>
                 <w:sz w:val="17"/>
               </w:rPr>
-              <w:t>26.1%</w:t>
+              <w:t>25.6%</w:t>
             </w:r>
           </w:p>
         </w:tc>
@@ -10129,7 +10129,7 @@
                 <w:color w:val="27AE60"/>
                 <w:sz w:val="17"/>
               </w:rPr>
-              <w:t>3.16%</w:t>
+              <w:t>3.13%</w:t>
             </w:r>
           </w:p>
         </w:tc>
@@ -10213,7 +10213,7 @@
                 <w:color w:val="27AE60"/>
                 <w:sz w:val="17"/>
               </w:rPr>
-              <w:t>33.9%</w:t>
+              <w:t>38.9%</w:t>
             </w:r>
           </w:p>
         </w:tc>
@@ -10231,23 +10231,23 @@
                 <w:color w:val="27AE60"/>
                 <w:sz w:val="17"/>
               </w:rPr>
-              <w:t>8.11%</w:t>
-            </w:r>
-          </w:p>
-        </w:tc>
-        <w:tc>
-          <w:tcPr>
-            <w:tcW w:type="dxa" w:w="1440"/>
-          </w:tcPr>
-          <w:p>
-            <w:pPr>
-              <w:jc w:val="center"/>
-            </w:pPr>
-            <w:r>
-              <w:rPr>
-                <w:sz w:val="17"/>
-              </w:rPr>
-              <w:t>37.9%</w:t>
+              <w:t>8.41%</w:t>
+            </w:r>
+          </w:p>
+        </w:tc>
+        <w:tc>
+          <w:tcPr>
+            <w:tcW w:type="dxa" w:w="1440"/>
+          </w:tcPr>
+          <w:p>
+            <w:pPr>
+              <w:jc w:val="center"/>
+            </w:pPr>
+            <w:r>
+              <w:rPr>
+                <w:sz w:val="17"/>
+              </w:rPr>
+              <w:t>37.8%</w:t>
             </w:r>
           </w:p>
         </w:tc>
@@ -10315,7 +10315,7 @@
                 <w:color w:val="27AE60"/>
                 <w:sz w:val="17"/>
               </w:rPr>
-              <w:t>18.9%</w:t>
+              <w:t>22.7%</w:t>
             </w:r>
           </w:p>
         </w:tc>
@@ -10333,23 +10333,23 @@
                 <w:color w:val="27AE60"/>
                 <w:sz w:val="17"/>
               </w:rPr>
-              <w:t>4.14%</w:t>
-            </w:r>
-          </w:p>
-        </w:tc>
-        <w:tc>
-          <w:tcPr>
-            <w:tcW w:type="dxa" w:w="1440"/>
-          </w:tcPr>
-          <w:p>
-            <w:pPr>
-              <w:jc w:val="center"/>
-            </w:pPr>
-            <w:r>
-              <w:rPr>
-                <w:sz w:val="17"/>
-              </w:rPr>
-              <w:t>24.0%</w:t>
+              <w:t>4.41%</w:t>
+            </w:r>
+          </w:p>
+        </w:tc>
+        <w:tc>
+          <w:tcPr>
+            <w:tcW w:type="dxa" w:w="1440"/>
+          </w:tcPr>
+          <w:p>
+            <w:pPr>
+              <w:jc w:val="center"/>
+            </w:pPr>
+            <w:r>
+              <w:rPr>
+                <w:sz w:val="17"/>
+              </w:rPr>
+              <w:t>23.9%</w:t>
             </w:r>
           </w:p>
         </w:tc>
@@ -10417,7 +10417,7 @@
                 <w:color w:val="27AE60"/>
                 <w:sz w:val="17"/>
               </w:rPr>
-              <w:t>16.5%</w:t>
+              <w:t>21.9%</w:t>
             </w:r>
           </w:p>
         </w:tc>
@@ -10435,23 +10435,23 @@
                 <w:color w:val="27AE60"/>
                 <w:sz w:val="17"/>
               </w:rPr>
-              <w:t>3.86%</w:t>
-            </w:r>
-          </w:p>
-        </w:tc>
-        <w:tc>
-          <w:tcPr>
-            <w:tcW w:type="dxa" w:w="1440"/>
-          </w:tcPr>
-          <w:p>
-            <w:pPr>
-              <w:jc w:val="center"/>
-            </w:pPr>
-            <w:r>
-              <w:rPr>
-                <w:sz w:val="17"/>
-              </w:rPr>
-              <w:t>23.1%</w:t>
+              <w:t>4.19%</w:t>
+            </w:r>
+          </w:p>
+        </w:tc>
+        <w:tc>
+          <w:tcPr>
+            <w:tcW w:type="dxa" w:w="1440"/>
+          </w:tcPr>
+          <w:p>
+            <w:pPr>
+              <w:jc w:val="center"/>
+            </w:pPr>
+            <w:r>
+              <w:rPr>
+                <w:sz w:val="17"/>
+              </w:rPr>
+              <w:t>22.8%</w:t>
             </w:r>
           </w:p>
         </w:tc>
@@ -10501,7 +10501,7 @@
               <w:rPr>
                 <w:sz w:val="17"/>
               </w:rPr>
-              <w:t>石油石化</w:t>
+              <w:t>机械设备</w:t>
             </w:r>
           </w:p>
         </w:tc>
@@ -10519,7 +10519,7 @@
                 <w:color w:val="27AE60"/>
                 <w:sz w:val="17"/>
               </w:rPr>
-              <w:t>9.4%</w:t>
+              <w:t>15.8%</w:t>
             </w:r>
           </w:p>
         </w:tc>
@@ -10537,39 +10537,39 @@
                 <w:color w:val="27AE60"/>
                 <w:sz w:val="17"/>
               </w:rPr>
-              <w:t>1.72%</w:t>
-            </w:r>
-          </w:p>
-        </w:tc>
-        <w:tc>
-          <w:tcPr>
-            <w:tcW w:type="dxa" w:w="1440"/>
-          </w:tcPr>
-          <w:p>
-            <w:pPr>
-              <w:jc w:val="center"/>
-            </w:pPr>
-            <w:r>
-              <w:rPr>
-                <w:sz w:val="17"/>
-              </w:rPr>
-              <w:t>13.5%</w:t>
-            </w:r>
-          </w:p>
-        </w:tc>
-        <w:tc>
-          <w:tcPr>
-            <w:tcW w:type="dxa" w:w="1440"/>
-          </w:tcPr>
-          <w:p>
-            <w:pPr>
-              <w:jc w:val="center"/>
-            </w:pPr>
-            <w:r>
-              <w:rPr>
-                <w:sz w:val="17"/>
-              </w:rPr>
-              <w:t>73%</w:t>
+              <w:t>3.81%</w:t>
+            </w:r>
+          </w:p>
+        </w:tc>
+        <w:tc>
+          <w:tcPr>
+            <w:tcW w:type="dxa" w:w="1440"/>
+          </w:tcPr>
+          <w:p>
+            <w:pPr>
+              <w:jc w:val="center"/>
+            </w:pPr>
+            <w:r>
+              <w:rPr>
+                <w:sz w:val="17"/>
+              </w:rPr>
+              <w:t>23.3%</w:t>
+            </w:r>
+          </w:p>
+        </w:tc>
+        <w:tc>
+          <w:tcPr>
+            <w:tcW w:type="dxa" w:w="1440"/>
+          </w:tcPr>
+          <w:p>
+            <w:pPr>
+              <w:jc w:val="center"/>
+            </w:pPr>
+            <w:r>
+              <w:rPr>
+                <w:sz w:val="17"/>
+              </w:rPr>
+              <w:t>64%</w:t>
             </w:r>
           </w:p>
         </w:tc>
@@ -10603,7 +10603,7 @@
               <w:rPr>
                 <w:sz w:val="17"/>
               </w:rPr>
-              <w:t>机械设备</w:t>
+              <w:t>石油石化</w:t>
             </w:r>
           </w:p>
         </w:tc>
@@ -10621,7 +10621,7 @@
                 <w:color w:val="27AE60"/>
                 <w:sz w:val="17"/>
               </w:rPr>
-              <w:t>11.7%</w:t>
+              <w:t>7.3%</w:t>
             </w:r>
           </w:p>
         </w:tc>
@@ -10639,39 +10639,39 @@
                 <w:color w:val="27AE60"/>
                 <w:sz w:val="17"/>
               </w:rPr>
-              <w:t>3.49%</w:t>
-            </w:r>
-          </w:p>
-        </w:tc>
-        <w:tc>
-          <w:tcPr>
-            <w:tcW w:type="dxa" w:w="1440"/>
-          </w:tcPr>
-          <w:p>
-            <w:pPr>
-              <w:jc w:val="center"/>
-            </w:pPr>
-            <w:r>
-              <w:rPr>
-                <w:sz w:val="17"/>
-              </w:rPr>
-              <w:t>23.4%</w:t>
-            </w:r>
-          </w:p>
-        </w:tc>
-        <w:tc>
-          <w:tcPr>
-            <w:tcW w:type="dxa" w:w="1440"/>
-          </w:tcPr>
-          <w:p>
-            <w:pPr>
-              <w:jc w:val="center"/>
-            </w:pPr>
-            <w:r>
-              <w:rPr>
-                <w:sz w:val="17"/>
-              </w:rPr>
-              <w:t>55%</w:t>
+              <w:t>1.54%</w:t>
+            </w:r>
+          </w:p>
+        </w:tc>
+        <w:tc>
+          <w:tcPr>
+            <w:tcW w:type="dxa" w:w="1440"/>
+          </w:tcPr>
+          <w:p>
+            <w:pPr>
+              <w:jc w:val="center"/>
+            </w:pPr>
+            <w:r>
+              <w:rPr>
+                <w:sz w:val="17"/>
+              </w:rPr>
+              <w:t>13.5%</w:t>
+            </w:r>
+          </w:p>
+        </w:tc>
+        <w:tc>
+          <w:tcPr>
+            <w:tcW w:type="dxa" w:w="1440"/>
+          </w:tcPr>
+          <w:p>
+            <w:pPr>
+              <w:jc w:val="center"/>
+            </w:pPr>
+            <w:r>
+              <w:rPr>
+                <w:sz w:val="17"/>
+              </w:rPr>
+              <w:t>73%</w:t>
             </w:r>
           </w:p>
         </w:tc>
@@ -10705,7 +10705,7 @@
               <w:rPr>
                 <w:sz w:val="17"/>
               </w:rPr>
-              <w:t>非银金融</w:t>
+              <w:t>社会服务</w:t>
             </w:r>
           </w:p>
         </w:tc>
@@ -10723,7 +10723,7 @@
                 <w:color w:val="27AE60"/>
                 <w:sz w:val="17"/>
               </w:rPr>
-              <w:t>1.1%</w:t>
+              <w:t>4.3%</w:t>
             </w:r>
           </w:p>
         </w:tc>
@@ -10741,39 +10741,39 @@
                 <w:color w:val="27AE60"/>
                 <w:sz w:val="17"/>
               </w:rPr>
-              <w:t>2.40%</w:t>
-            </w:r>
-          </w:p>
-        </w:tc>
-        <w:tc>
-          <w:tcPr>
-            <w:tcW w:type="dxa" w:w="1440"/>
-          </w:tcPr>
-          <w:p>
-            <w:pPr>
-              <w:jc w:val="center"/>
-            </w:pPr>
-            <w:r>
-              <w:rPr>
-                <w:sz w:val="17"/>
-              </w:rPr>
-              <w:t>23.3%</w:t>
-            </w:r>
-          </w:p>
-        </w:tc>
-        <w:tc>
-          <w:tcPr>
-            <w:tcW w:type="dxa" w:w="1440"/>
-          </w:tcPr>
-          <w:p>
-            <w:pPr>
-              <w:jc w:val="center"/>
-            </w:pPr>
-            <w:r>
-              <w:rPr>
-                <w:sz w:val="17"/>
-              </w:rPr>
-              <w:t>45%</w:t>
+              <w:t>4.10%</w:t>
+            </w:r>
+          </w:p>
+        </w:tc>
+        <w:tc>
+          <w:tcPr>
+            <w:tcW w:type="dxa" w:w="1440"/>
+          </w:tcPr>
+          <w:p>
+            <w:pPr>
+              <w:jc w:val="center"/>
+            </w:pPr>
+            <w:r>
+              <w:rPr>
+                <w:sz w:val="17"/>
+              </w:rPr>
+              <w:t>33.9%</w:t>
+            </w:r>
+          </w:p>
+        </w:tc>
+        <w:tc>
+          <w:tcPr>
+            <w:tcW w:type="dxa" w:w="1440"/>
+          </w:tcPr>
+          <w:p>
+            <w:pPr>
+              <w:jc w:val="center"/>
+            </w:pPr>
+            <w:r>
+              <w:rPr>
+                <w:sz w:val="17"/>
+              </w:rPr>
+              <w:t>27%</w:t>
             </w:r>
           </w:p>
         </w:tc>
@@ -10825,7 +10825,7 @@
                 <w:color w:val="27AE60"/>
                 <w:sz w:val="17"/>
               </w:rPr>
-              <w:t>1.0%</w:t>
+              <w:t>3.9%</w:t>
             </w:r>
           </w:p>
         </w:tc>
@@ -10843,7 +10843,7 @@
                 <w:color w:val="27AE60"/>
                 <w:sz w:val="17"/>
               </w:rPr>
-              <w:t>2.81%</w:t>
+              <w:t>3.07%</w:t>
             </w:r>
           </w:p>
         </w:tc>
@@ -10924,10 +10924,94 @@
             <w:r>
               <w:rPr>
                 <w:b/>
-                <w:color w:val="C0392B"/>
-                <w:sz w:val="17"/>
-              </w:rPr>
-              <w:t>-5.3%</w:t>
+                <w:color w:val="27AE60"/>
+                <w:sz w:val="17"/>
+              </w:rPr>
+              <w:t>0.9%</w:t>
+            </w:r>
+          </w:p>
+        </w:tc>
+        <w:tc>
+          <w:tcPr>
+            <w:tcW w:type="dxa" w:w="1440"/>
+          </w:tcPr>
+          <w:p>
+            <w:pPr>
+              <w:jc w:val="center"/>
+            </w:pPr>
+            <w:r>
+              <w:rPr>
+                <w:b/>
+                <w:color w:val="27AE60"/>
+                <w:sz w:val="17"/>
+              </w:rPr>
+              <w:t>2.51%</w:t>
+            </w:r>
+          </w:p>
+        </w:tc>
+        <w:tc>
+          <w:tcPr>
+            <w:tcW w:type="dxa" w:w="1440"/>
+          </w:tcPr>
+          <w:p>
+            <w:pPr>
+              <w:jc w:val="center"/>
+            </w:pPr>
+            <w:r>
+              <w:rPr>
+                <w:sz w:val="17"/>
+              </w:rPr>
+              <w:t>22.6%</w:t>
+            </w:r>
+          </w:p>
+        </w:tc>
+        <w:tc>
+          <w:tcPr>
+            <w:tcW w:type="dxa" w:w="1440"/>
+          </w:tcPr>
+          <w:p>
+            <w:pPr>
+              <w:jc w:val="center"/>
+            </w:pPr>
+            <w:r>
+              <w:rPr>
+                <w:sz w:val="17"/>
+              </w:rPr>
+              <w:t>64%</w:t>
+            </w:r>
+          </w:p>
+        </w:tc>
+      </w:tr>
+      <w:tr>
+        <w:tc>
+          <w:tcPr>
+            <w:tcW w:type="dxa" w:w="1440"/>
+          </w:tcPr>
+          <w:p>
+            <w:pPr>
+              <w:jc w:val="center"/>
+            </w:pPr>
+            <w:r>
+              <w:rPr>
+                <w:sz w:val="17"/>
+              </w:rPr>
+              <w:t>16</w:t>
+            </w:r>
+          </w:p>
+        </w:tc>
+        <w:tc>
+          <w:tcPr>
+            <w:tcW w:type="dxa" w:w="1440"/>
+          </w:tcPr>
+          <w:p>
+            <w:pPr>
+              <w:jc w:val="center"/>
+            </w:pPr>
+            <w:r>
+              <w:rPr>
+                <w:sz w:val="17"/>
+              </w:rPr>
+              <w:t>非银金融</w:t>
             </w:r>
           </w:p>
         </w:tc>
@@ -10945,39 +11029,57 @@
                 <w:color w:val="C0392B"/>
                 <w:sz w:val="17"/>
               </w:rPr>
-              <w:t>1.93%</w:t>
-            </w:r>
-          </w:p>
-        </w:tc>
-        <w:tc>
-          <w:tcPr>
-            <w:tcW w:type="dxa" w:w="1440"/>
-          </w:tcPr>
-          <w:p>
-            <w:pPr>
-              <w:jc w:val="center"/>
-            </w:pPr>
-            <w:r>
-              <w:rPr>
-                <w:sz w:val="17"/>
-              </w:rPr>
-              <w:t>22.6%</w:t>
-            </w:r>
-          </w:p>
-        </w:tc>
-        <w:tc>
-          <w:tcPr>
-            <w:tcW w:type="dxa" w:w="1440"/>
-          </w:tcPr>
-          <w:p>
-            <w:pPr>
-              <w:jc w:val="center"/>
-            </w:pPr>
-            <w:r>
-              <w:rPr>
-                <w:sz w:val="17"/>
-              </w:rPr>
-              <w:t>55%</w:t>
+              <w:t>-0.4%</w:t>
+            </w:r>
+          </w:p>
+        </w:tc>
+        <w:tc>
+          <w:tcPr>
+            <w:tcW w:type="dxa" w:w="1440"/>
+          </w:tcPr>
+          <w:p>
+            <w:pPr>
+              <w:jc w:val="center"/>
+            </w:pPr>
+            <w:r>
+              <w:rPr>
+                <w:b/>
+                <w:color w:val="C0392B"/>
+                <w:sz w:val="17"/>
+              </w:rPr>
+              <w:t>2.29%</w:t>
+            </w:r>
+          </w:p>
+        </w:tc>
+        <w:tc>
+          <w:tcPr>
+            <w:tcW w:type="dxa" w:w="1440"/>
+          </w:tcPr>
+          <w:p>
+            <w:pPr>
+              <w:jc w:val="center"/>
+            </w:pPr>
+            <w:r>
+              <w:rPr>
+                <w:sz w:val="17"/>
+              </w:rPr>
+              <w:t>23.4%</w:t>
+            </w:r>
+          </w:p>
+        </w:tc>
+        <w:tc>
+          <w:tcPr>
+            <w:tcW w:type="dxa" w:w="1440"/>
+          </w:tcPr>
+          <w:p>
+            <w:pPr>
+              <w:jc w:val="center"/>
+            </w:pPr>
+            <w:r>
+              <w:rPr>
+                <w:sz w:val="17"/>
+              </w:rPr>
+              <w:t>45%</w:t>
             </w:r>
           </w:p>
         </w:tc>
@@ -10995,23 +11097,23 @@
               <w:rPr>
                 <w:sz w:val="17"/>
               </w:rPr>
-              <w:t>16</w:t>
-            </w:r>
-          </w:p>
-        </w:tc>
-        <w:tc>
-          <w:tcPr>
-            <w:tcW w:type="dxa" w:w="1440"/>
-          </w:tcPr>
-          <w:p>
-            <w:pPr>
-              <w:jc w:val="center"/>
-            </w:pPr>
-            <w:r>
-              <w:rPr>
-                <w:sz w:val="17"/>
-              </w:rPr>
-              <w:t>社会服务</w:t>
+              <w:t>17</w:t>
+            </w:r>
+          </w:p>
+        </w:tc>
+        <w:tc>
+          <w:tcPr>
+            <w:tcW w:type="dxa" w:w="1440"/>
+          </w:tcPr>
+          <w:p>
+            <w:pPr>
+              <w:jc w:val="center"/>
+            </w:pPr>
+            <w:r>
+              <w:rPr>
+                <w:sz w:val="17"/>
+              </w:rPr>
+              <w:t>医药生物</w:t>
             </w:r>
           </w:p>
         </w:tc>
@@ -11029,7 +11131,7 @@
                 <w:color w:val="C0392B"/>
                 <w:sz w:val="17"/>
               </w:rPr>
-              <w:t>-4.3%</w:t>
+              <w:t>-5.2%</w:t>
             </w:r>
           </w:p>
         </w:tc>
@@ -11047,39 +11149,39 @@
                 <w:color w:val="C0392B"/>
                 <w:sz w:val="17"/>
               </w:rPr>
-              <w:t>3.48%</w:t>
-            </w:r>
-          </w:p>
-        </w:tc>
-        <w:tc>
-          <w:tcPr>
-            <w:tcW w:type="dxa" w:w="1440"/>
-          </w:tcPr>
-          <w:p>
-            <w:pPr>
-              <w:jc w:val="center"/>
-            </w:pPr>
-            <w:r>
-              <w:rPr>
-                <w:sz w:val="17"/>
-              </w:rPr>
-              <w:t>34.4%</w:t>
-            </w:r>
-          </w:p>
-        </w:tc>
-        <w:tc>
-          <w:tcPr>
-            <w:tcW w:type="dxa" w:w="1440"/>
-          </w:tcPr>
-          <w:p>
-            <w:pPr>
-              <w:jc w:val="center"/>
-            </w:pPr>
-            <w:r>
-              <w:rPr>
-                <w:sz w:val="17"/>
-              </w:rPr>
-              <w:t>27%</w:t>
+              <w:t>1.91%</w:t>
+            </w:r>
+          </w:p>
+        </w:tc>
+        <w:tc>
+          <w:tcPr>
+            <w:tcW w:type="dxa" w:w="1440"/>
+          </w:tcPr>
+          <w:p>
+            <w:pPr>
+              <w:jc w:val="center"/>
+            </w:pPr>
+            <w:r>
+              <w:rPr>
+                <w:sz w:val="17"/>
+              </w:rPr>
+              <w:t>24.4%</w:t>
+            </w:r>
+          </w:p>
+        </w:tc>
+        <w:tc>
+          <w:tcPr>
+            <w:tcW w:type="dxa" w:w="1440"/>
+          </w:tcPr>
+          <w:p>
+            <w:pPr>
+              <w:jc w:val="center"/>
+            </w:pPr>
+            <w:r>
+              <w:rPr>
+                <w:sz w:val="17"/>
+              </w:rPr>
+              <w:t>36%</w:t>
             </w:r>
           </w:p>
         </w:tc>
@@ -11097,23 +11199,23 @@
               <w:rPr>
                 <w:sz w:val="17"/>
               </w:rPr>
-              <w:t>17</w:t>
-            </w:r>
-          </w:p>
-        </w:tc>
-        <w:tc>
-          <w:tcPr>
-            <w:tcW w:type="dxa" w:w="1440"/>
-          </w:tcPr>
-          <w:p>
-            <w:pPr>
-              <w:jc w:val="center"/>
-            </w:pPr>
-            <w:r>
-              <w:rPr>
-                <w:sz w:val="17"/>
-              </w:rPr>
-              <w:t>医药生物</w:t>
+              <w:t>18</w:t>
+            </w:r>
+          </w:p>
+        </w:tc>
+        <w:tc>
+          <w:tcPr>
+            <w:tcW w:type="dxa" w:w="1440"/>
+          </w:tcPr>
+          <w:p>
+            <w:pPr>
+              <w:jc w:val="center"/>
+            </w:pPr>
+            <w:r>
+              <w:rPr>
+                <w:sz w:val="17"/>
+              </w:rPr>
+              <w:t>国防军工</w:t>
             </w:r>
           </w:p>
         </w:tc>
@@ -11131,7 +11233,7 @@
                 <w:color w:val="C0392B"/>
                 <w:sz w:val="17"/>
               </w:rPr>
-              <w:t>-6.6%</w:t>
+              <w:t>-17.2%</w:t>
             </w:r>
           </w:p>
         </w:tc>
@@ -11149,39 +11251,39 @@
                 <w:color w:val="C0392B"/>
                 <w:sz w:val="17"/>
               </w:rPr>
-              <w:t>1.78%</w:t>
-            </w:r>
-          </w:p>
-        </w:tc>
-        <w:tc>
-          <w:tcPr>
-            <w:tcW w:type="dxa" w:w="1440"/>
-          </w:tcPr>
-          <w:p>
-            <w:pPr>
-              <w:jc w:val="center"/>
-            </w:pPr>
-            <w:r>
-              <w:rPr>
-                <w:sz w:val="17"/>
-              </w:rPr>
-              <w:t>24.5%</w:t>
-            </w:r>
-          </w:p>
-        </w:tc>
-        <w:tc>
-          <w:tcPr>
-            <w:tcW w:type="dxa" w:w="1440"/>
-          </w:tcPr>
-          <w:p>
-            <w:pPr>
-              <w:jc w:val="center"/>
-            </w:pPr>
-            <w:r>
-              <w:rPr>
-                <w:sz w:val="17"/>
-              </w:rPr>
-              <w:t>36%</w:t>
+              <w:t>1.60%</w:t>
+            </w:r>
+          </w:p>
+        </w:tc>
+        <w:tc>
+          <w:tcPr>
+            <w:tcW w:type="dxa" w:w="1440"/>
+          </w:tcPr>
+          <w:p>
+            <w:pPr>
+              <w:jc w:val="center"/>
+            </w:pPr>
+            <w:r>
+              <w:rPr>
+                <w:sz w:val="17"/>
+              </w:rPr>
+              <w:t>28.3%</w:t>
+            </w:r>
+          </w:p>
+        </w:tc>
+        <w:tc>
+          <w:tcPr>
+            <w:tcW w:type="dxa" w:w="1440"/>
+          </w:tcPr>
+          <w:p>
+            <w:pPr>
+              <w:jc w:val="center"/>
+            </w:pPr>
+            <w:r>
+              <w:rPr>
+                <w:sz w:val="17"/>
+              </w:rPr>
+              <w:t>45%</w:t>
             </w:r>
           </w:p>
         </w:tc>
@@ -11199,23 +11301,23 @@
               <w:rPr>
                 <w:sz w:val="17"/>
               </w:rPr>
-              <w:t>18</w:t>
-            </w:r>
-          </w:p>
-        </w:tc>
-        <w:tc>
-          <w:tcPr>
-            <w:tcW w:type="dxa" w:w="1440"/>
-          </w:tcPr>
-          <w:p>
-            <w:pPr>
-              <w:jc w:val="center"/>
-            </w:pPr>
-            <w:r>
-              <w:rPr>
-                <w:sz w:val="17"/>
-              </w:rPr>
-              <w:t>国防军工</w:t>
+              <w:t>19</w:t>
+            </w:r>
+          </w:p>
+        </w:tc>
+        <w:tc>
+          <w:tcPr>
+            <w:tcW w:type="dxa" w:w="1440"/>
+          </w:tcPr>
+          <w:p>
+            <w:pPr>
+              <w:jc w:val="center"/>
+            </w:pPr>
+            <w:r>
+              <w:rPr>
+                <w:sz w:val="17"/>
+              </w:rPr>
+              <w:t>钢铁</w:t>
             </w:r>
           </w:p>
         </w:tc>
@@ -11233,7 +11335,7 @@
                 <w:color w:val="C0392B"/>
                 <w:sz w:val="17"/>
               </w:rPr>
-              <w:t>-20.5%</w:t>
+              <w:t>-19.5%</w:t>
             </w:r>
           </w:p>
         </w:tc>
@@ -11251,39 +11353,39 @@
                 <w:color w:val="C0392B"/>
                 <w:sz w:val="17"/>
               </w:rPr>
-              <w:t>1.31%</w:t>
-            </w:r>
-          </w:p>
-        </w:tc>
-        <w:tc>
-          <w:tcPr>
-            <w:tcW w:type="dxa" w:w="1440"/>
-          </w:tcPr>
-          <w:p>
-            <w:pPr>
-              <w:jc w:val="center"/>
-            </w:pPr>
-            <w:r>
-              <w:rPr>
-                <w:sz w:val="17"/>
-              </w:rPr>
-              <w:t>28.5%</w:t>
-            </w:r>
-          </w:p>
-        </w:tc>
-        <w:tc>
-          <w:tcPr>
-            <w:tcW w:type="dxa" w:w="1440"/>
-          </w:tcPr>
-          <w:p>
-            <w:pPr>
-              <w:jc w:val="center"/>
-            </w:pPr>
-            <w:r>
-              <w:rPr>
-                <w:sz w:val="17"/>
-              </w:rPr>
-              <w:t>45%</w:t>
+              <w:t>-0.04%</w:t>
+            </w:r>
+          </w:p>
+        </w:tc>
+        <w:tc>
+          <w:tcPr>
+            <w:tcW w:type="dxa" w:w="1440"/>
+          </w:tcPr>
+          <w:p>
+            <w:pPr>
+              <w:jc w:val="center"/>
+            </w:pPr>
+            <w:r>
+              <w:rPr>
+                <w:sz w:val="17"/>
+              </w:rPr>
+              <w:t>20.4%</w:t>
+            </w:r>
+          </w:p>
+        </w:tc>
+        <w:tc>
+          <w:tcPr>
+            <w:tcW w:type="dxa" w:w="1440"/>
+          </w:tcPr>
+          <w:p>
+            <w:pPr>
+              <w:jc w:val="center"/>
+            </w:pPr>
+            <w:r>
+              <w:rPr>
+                <w:sz w:val="17"/>
+              </w:rPr>
+              <w:t>36%</w:t>
             </w:r>
           </w:p>
         </w:tc>
@@ -11301,23 +11403,23 @@
               <w:rPr>
                 <w:sz w:val="17"/>
               </w:rPr>
-              <w:t>19</w:t>
-            </w:r>
-          </w:p>
-        </w:tc>
-        <w:tc>
-          <w:tcPr>
-            <w:tcW w:type="dxa" w:w="1440"/>
-          </w:tcPr>
-          <w:p>
-            <w:pPr>
-              <w:jc w:val="center"/>
-            </w:pPr>
-            <w:r>
-              <w:rPr>
-                <w:sz w:val="17"/>
-              </w:rPr>
-              <w:t>钢铁</w:t>
+              <w:t>20</w:t>
+            </w:r>
+          </w:p>
+        </w:tc>
+        <w:tc>
+          <w:tcPr>
+            <w:tcW w:type="dxa" w:w="1440"/>
+          </w:tcPr>
+          <w:p>
+            <w:pPr>
+              <w:jc w:val="center"/>
+            </w:pPr>
+            <w:r>
+              <w:rPr>
+                <w:sz w:val="17"/>
+              </w:rPr>
+              <w:t>公用事业</w:t>
             </w:r>
           </w:p>
         </w:tc>
@@ -11335,7 +11437,7 @@
                 <w:color w:val="C0392B"/>
                 <w:sz w:val="17"/>
               </w:rPr>
-              <w:t>-21.1%</w:t>
+              <w:t>-24.6%</w:t>
             </w:r>
           </w:p>
         </w:tc>
@@ -11353,39 +11455,39 @@
                 <w:color w:val="C0392B"/>
                 <w:sz w:val="17"/>
               </w:rPr>
-              <w:t>-0.19%</w:t>
-            </w:r>
-          </w:p>
-        </w:tc>
-        <w:tc>
-          <w:tcPr>
-            <w:tcW w:type="dxa" w:w="1440"/>
-          </w:tcPr>
-          <w:p>
-            <w:pPr>
-              <w:jc w:val="center"/>
-            </w:pPr>
-            <w:r>
-              <w:rPr>
-                <w:sz w:val="17"/>
-              </w:rPr>
-              <w:t>20.5%</w:t>
-            </w:r>
-          </w:p>
-        </w:tc>
-        <w:tc>
-          <w:tcPr>
-            <w:tcW w:type="dxa" w:w="1440"/>
-          </w:tcPr>
-          <w:p>
-            <w:pPr>
-              <w:jc w:val="center"/>
-            </w:pPr>
-            <w:r>
-              <w:rPr>
-                <w:sz w:val="17"/>
-              </w:rPr>
-              <w:t>36%</w:t>
+              <w:t>-1.40%</w:t>
+            </w:r>
+          </w:p>
+        </w:tc>
+        <w:tc>
+          <w:tcPr>
+            <w:tcW w:type="dxa" w:w="1440"/>
+          </w:tcPr>
+          <w:p>
+            <w:pPr>
+              <w:jc w:val="center"/>
+            </w:pPr>
+            <w:r>
+              <w:rPr>
+                <w:sz w:val="17"/>
+              </w:rPr>
+              <w:t>15.5%</w:t>
+            </w:r>
+          </w:p>
+        </w:tc>
+        <w:tc>
+          <w:tcPr>
+            <w:tcW w:type="dxa" w:w="1440"/>
+          </w:tcPr>
+          <w:p>
+            <w:pPr>
+              <w:jc w:val="center"/>
+            </w:pPr>
+            <w:r>
+              <w:rPr>
+                <w:sz w:val="17"/>
+              </w:rPr>
+              <w:t>55%</w:t>
             </w:r>
           </w:p>
         </w:tc>
@@ -11403,23 +11505,23 @@
               <w:rPr>
                 <w:sz w:val="17"/>
               </w:rPr>
-              <w:t>20</w:t>
-            </w:r>
-          </w:p>
-        </w:tc>
-        <w:tc>
-          <w:tcPr>
-            <w:tcW w:type="dxa" w:w="1440"/>
-          </w:tcPr>
-          <w:p>
-            <w:pPr>
-              <w:jc w:val="center"/>
-            </w:pPr>
-            <w:r>
-              <w:rPr>
-                <w:sz w:val="17"/>
-              </w:rPr>
-              <w:t>公用事业</w:t>
+              <w:t>21</w:t>
+            </w:r>
+          </w:p>
+        </w:tc>
+        <w:tc>
+          <w:tcPr>
+            <w:tcW w:type="dxa" w:w="1440"/>
+          </w:tcPr>
+          <w:p>
+            <w:pPr>
+              <w:jc w:val="center"/>
+            </w:pPr>
+            <w:r>
+              <w:rPr>
+                <w:sz w:val="17"/>
+              </w:rPr>
+              <w:t>环保</w:t>
             </w:r>
           </w:p>
         </w:tc>
@@ -11437,7 +11539,7 @@
                 <w:color w:val="C0392B"/>
                 <w:sz w:val="17"/>
               </w:rPr>
-              <w:t>-23.0%</w:t>
+              <w:t>-53.3%</w:t>
             </w:r>
           </w:p>
         </w:tc>
@@ -11455,39 +11557,39 @@
                 <w:color w:val="C0392B"/>
                 <w:sz w:val="17"/>
               </w:rPr>
-              <w:t>-1.20%</w:t>
-            </w:r>
-          </w:p>
-        </w:tc>
-        <w:tc>
-          <w:tcPr>
-            <w:tcW w:type="dxa" w:w="1440"/>
-          </w:tcPr>
-          <w:p>
-            <w:pPr>
-              <w:jc w:val="center"/>
-            </w:pPr>
-            <w:r>
-              <w:rPr>
-                <w:sz w:val="17"/>
-              </w:rPr>
-              <w:t>15.6%</w:t>
-            </w:r>
-          </w:p>
-        </w:tc>
-        <w:tc>
-          <w:tcPr>
-            <w:tcW w:type="dxa" w:w="1440"/>
-          </w:tcPr>
-          <w:p>
-            <w:pPr>
-              <w:jc w:val="center"/>
-            </w:pPr>
-            <w:r>
-              <w:rPr>
-                <w:sz w:val="17"/>
-              </w:rPr>
-              <w:t>55%</w:t>
+              <w:t>-4.80%</w:t>
+            </w:r>
+          </w:p>
+        </w:tc>
+        <w:tc>
+          <w:tcPr>
+            <w:tcW w:type="dxa" w:w="1440"/>
+          </w:tcPr>
+          <w:p>
+            <w:pPr>
+              <w:jc w:val="center"/>
+            </w:pPr>
+            <w:r>
+              <w:rPr>
+                <w:sz w:val="17"/>
+              </w:rPr>
+              <w:t>18.4%</w:t>
+            </w:r>
+          </w:p>
+        </w:tc>
+        <w:tc>
+          <w:tcPr>
+            <w:tcW w:type="dxa" w:w="1440"/>
+          </w:tcPr>
+          <w:p>
+            <w:pPr>
+              <w:jc w:val="center"/>
+            </w:pPr>
+            <w:r>
+              <w:rPr>
+                <w:sz w:val="17"/>
+              </w:rPr>
+              <w:t>36%</w:t>
             </w:r>
           </w:p>
         </w:tc>
@@ -11505,23 +11607,23 @@
               <w:rPr>
                 <w:sz w:val="17"/>
               </w:rPr>
-              <w:t>21</w:t>
-            </w:r>
-          </w:p>
-        </w:tc>
-        <w:tc>
-          <w:tcPr>
-            <w:tcW w:type="dxa" w:w="1440"/>
-          </w:tcPr>
-          <w:p>
-            <w:pPr>
-              <w:jc w:val="center"/>
-            </w:pPr>
-            <w:r>
-              <w:rPr>
-                <w:sz w:val="17"/>
-              </w:rPr>
-              <w:t>环保</w:t>
+              <w:t>22</w:t>
+            </w:r>
+          </w:p>
+        </w:tc>
+        <w:tc>
+          <w:tcPr>
+            <w:tcW w:type="dxa" w:w="1440"/>
+          </w:tcPr>
+          <w:p>
+            <w:pPr>
+              <w:jc w:val="center"/>
+            </w:pPr>
+            <w:r>
+              <w:rPr>
+                <w:sz w:val="17"/>
+              </w:rPr>
+              <w:t>计算机</w:t>
             </w:r>
           </w:p>
         </w:tc>
@@ -11539,7 +11641,7 @@
                 <w:color w:val="C0392B"/>
                 <w:sz w:val="17"/>
               </w:rPr>
-              <w:t>-55.8%</w:t>
+              <w:t>-30.7%</w:t>
             </w:r>
           </w:p>
         </w:tc>
@@ -11557,39 +11659,39 @@
                 <w:color w:val="C0392B"/>
                 <w:sz w:val="17"/>
               </w:rPr>
-              <w:t>-5.26%</w:t>
-            </w:r>
-          </w:p>
-        </w:tc>
-        <w:tc>
-          <w:tcPr>
-            <w:tcW w:type="dxa" w:w="1440"/>
-          </w:tcPr>
-          <w:p>
-            <w:pPr>
-              <w:jc w:val="center"/>
-            </w:pPr>
-            <w:r>
-              <w:rPr>
-                <w:sz w:val="17"/>
-              </w:rPr>
-              <w:t>18.4%</w:t>
-            </w:r>
-          </w:p>
-        </w:tc>
-        <w:tc>
-          <w:tcPr>
-            <w:tcW w:type="dxa" w:w="1440"/>
-          </w:tcPr>
-          <w:p>
-            <w:pPr>
-              <w:jc w:val="center"/>
-            </w:pPr>
-            <w:r>
-              <w:rPr>
-                <w:sz w:val="17"/>
-              </w:rPr>
-              <w:t>36%</w:t>
+              <w:t>-1.07%</w:t>
+            </w:r>
+          </w:p>
+        </w:tc>
+        <w:tc>
+          <w:tcPr>
+            <w:tcW w:type="dxa" w:w="1440"/>
+          </w:tcPr>
+          <w:p>
+            <w:pPr>
+              <w:jc w:val="center"/>
+            </w:pPr>
+            <w:r>
+              <w:rPr>
+                <w:sz w:val="17"/>
+              </w:rPr>
+              <w:t>22.8%</w:t>
+            </w:r>
+          </w:p>
+        </w:tc>
+        <w:tc>
+          <w:tcPr>
+            <w:tcW w:type="dxa" w:w="1440"/>
+          </w:tcPr>
+          <w:p>
+            <w:pPr>
+              <w:jc w:val="center"/>
+            </w:pPr>
+            <w:r>
+              <w:rPr>
+                <w:sz w:val="17"/>
+              </w:rPr>
+              <w:t>45%</w:t>
             </w:r>
           </w:p>
         </w:tc>
@@ -11607,7 +11709,7 @@
               <w:rPr>
                 <w:sz w:val="17"/>
               </w:rPr>
-              <w:t>22</w:t>
+              <w:t>23</w:t>
             </w:r>
           </w:p>
         </w:tc>
@@ -11641,7 +11743,7 @@
                 <w:color w:val="C0392B"/>
                 <w:sz w:val="17"/>
               </w:rPr>
-              <w:t>-38.4%</w:t>
+              <w:t>-36.6%</w:t>
             </w:r>
           </w:p>
         </w:tc>
@@ -11659,23 +11761,23 @@
                 <w:color w:val="C0392B"/>
                 <w:sz w:val="17"/>
               </w:rPr>
-              <w:t>-3.45%</w:t>
-            </w:r>
-          </w:p>
-        </w:tc>
-        <w:tc>
-          <w:tcPr>
-            <w:tcW w:type="dxa" w:w="1440"/>
-          </w:tcPr>
-          <w:p>
-            <w:pPr>
-              <w:jc w:val="center"/>
-            </w:pPr>
-            <w:r>
-              <w:rPr>
-                <w:sz w:val="17"/>
-              </w:rPr>
-              <w:t>13.2%</w:t>
+              <w:t>-3.22%</w:t>
+            </w:r>
+          </w:p>
+        </w:tc>
+        <w:tc>
+          <w:tcPr>
+            <w:tcW w:type="dxa" w:w="1440"/>
+          </w:tcPr>
+          <w:p>
+            <w:pPr>
+              <w:jc w:val="center"/>
+            </w:pPr>
+            <w:r>
+              <w:rPr>
+                <w:sz w:val="17"/>
+              </w:rPr>
+              <w:t>13.0%</w:t>
             </w:r>
           </w:p>
         </w:tc>
@@ -11709,7 +11811,7 @@
               <w:rPr>
                 <w:sz w:val="17"/>
               </w:rPr>
-              <w:t>23</w:t>
+              <w:t>24</w:t>
             </w:r>
           </w:p>
         </w:tc>
@@ -11743,7 +11845,7 @@
                 <w:color w:val="C0392B"/>
                 <w:sz w:val="17"/>
               </w:rPr>
-              <w:t>-38.8%</w:t>
+              <w:t>-37.3%</w:t>
             </w:r>
           </w:p>
         </w:tc>
@@ -11761,23 +11863,23 @@
                 <w:color w:val="C0392B"/>
                 <w:sz w:val="17"/>
               </w:rPr>
-              <w:t>-3.39%</w:t>
-            </w:r>
-          </w:p>
-        </w:tc>
-        <w:tc>
-          <w:tcPr>
-            <w:tcW w:type="dxa" w:w="1440"/>
-          </w:tcPr>
-          <w:p>
-            <w:pPr>
-              <w:jc w:val="center"/>
-            </w:pPr>
-            <w:r>
-              <w:rPr>
-                <w:sz w:val="17"/>
-              </w:rPr>
-              <w:t>14.0%</w:t>
+              <w:t>-3.20%</w:t>
+            </w:r>
+          </w:p>
+        </w:tc>
+        <w:tc>
+          <w:tcPr>
+            <w:tcW w:type="dxa" w:w="1440"/>
+          </w:tcPr>
+          <w:p>
+            <w:pPr>
+              <w:jc w:val="center"/>
+            </w:pPr>
+            <w:r>
+              <w:rPr>
+                <w:sz w:val="17"/>
+              </w:rPr>
+              <w:t>13.9%</w:t>
             </w:r>
           </w:p>
         </w:tc>
@@ -11811,7 +11913,7 @@
               <w:rPr>
                 <w:sz w:val="17"/>
               </w:rPr>
-              <w:t>24</w:t>
+              <w:t>25</w:t>
             </w:r>
           </w:p>
         </w:tc>
@@ -11845,7 +11947,7 @@
                 <w:color w:val="C0392B"/>
                 <w:sz w:val="17"/>
               </w:rPr>
-              <w:t>-40.7%</w:t>
+              <w:t>-38.8%</w:t>
             </w:r>
           </w:p>
         </w:tc>
@@ -11863,23 +11965,23 @@
                 <w:color w:val="C0392B"/>
                 <w:sz w:val="17"/>
               </w:rPr>
-              <w:t>-2.30%</w:t>
-            </w:r>
-          </w:p>
-        </w:tc>
-        <w:tc>
-          <w:tcPr>
-            <w:tcW w:type="dxa" w:w="1440"/>
-          </w:tcPr>
-          <w:p>
-            <w:pPr>
-              <w:jc w:val="center"/>
-            </w:pPr>
-            <w:r>
-              <w:rPr>
-                <w:sz w:val="17"/>
-              </w:rPr>
-              <w:t>23.8%</w:t>
+              <w:t>-2.08%</w:t>
+            </w:r>
+          </w:p>
+        </w:tc>
+        <w:tc>
+          <w:tcPr>
+            <w:tcW w:type="dxa" w:w="1440"/>
+          </w:tcPr>
+          <w:p>
+            <w:pPr>
+              <w:jc w:val="center"/>
+            </w:pPr>
+            <w:r>
+              <w:rPr>
+                <w:sz w:val="17"/>
+              </w:rPr>
+              <w:t>23.6%</w:t>
             </w:r>
           </w:p>
         </w:tc>
@@ -11913,23 +12015,23 @@
               <w:rPr>
                 <w:sz w:val="17"/>
               </w:rPr>
-              <w:t>25</w:t>
-            </w:r>
-          </w:p>
-        </w:tc>
-        <w:tc>
-          <w:tcPr>
-            <w:tcW w:type="dxa" w:w="1440"/>
-          </w:tcPr>
-          <w:p>
-            <w:pPr>
-              <w:jc w:val="center"/>
-            </w:pPr>
-            <w:r>
-              <w:rPr>
-                <w:sz w:val="17"/>
-              </w:rPr>
-              <w:t>计算机</w:t>
+              <w:t>26</w:t>
+            </w:r>
+          </w:p>
+        </w:tc>
+        <w:tc>
+          <w:tcPr>
+            <w:tcW w:type="dxa" w:w="1440"/>
+          </w:tcPr>
+          <w:p>
+            <w:pPr>
+              <w:jc w:val="center"/>
+            </w:pPr>
+            <w:r>
+              <w:rPr>
+                <w:sz w:val="17"/>
+              </w:rPr>
+              <w:t>轻工制造</w:t>
             </w:r>
           </w:p>
         </w:tc>
@@ -11947,7 +12049,7 @@
                 <w:color w:val="C0392B"/>
                 <w:sz w:val="17"/>
               </w:rPr>
-              <w:t>-35.8%</w:t>
+              <w:t>-47.9%</w:t>
             </w:r>
           </w:p>
         </w:tc>
@@ -11965,39 +12067,39 @@
                 <w:color w:val="C0392B"/>
                 <w:sz w:val="17"/>
               </w:rPr>
-              <w:t>-1.65%</w:t>
-            </w:r>
-          </w:p>
-        </w:tc>
-        <w:tc>
-          <w:tcPr>
-            <w:tcW w:type="dxa" w:w="1440"/>
-          </w:tcPr>
-          <w:p>
-            <w:pPr>
-              <w:jc w:val="center"/>
-            </w:pPr>
-            <w:r>
-              <w:rPr>
-                <w:sz w:val="17"/>
-              </w:rPr>
-              <w:t>23.1%</w:t>
-            </w:r>
-          </w:p>
-        </w:tc>
-        <w:tc>
-          <w:tcPr>
-            <w:tcW w:type="dxa" w:w="1440"/>
-          </w:tcPr>
-          <w:p>
-            <w:pPr>
-              <w:jc w:val="center"/>
-            </w:pPr>
-            <w:r>
-              <w:rPr>
-                <w:sz w:val="17"/>
-              </w:rPr>
-              <w:t>45%</w:t>
+              <w:t>-4.09%</w:t>
+            </w:r>
+          </w:p>
+        </w:tc>
+        <w:tc>
+          <w:tcPr>
+            <w:tcW w:type="dxa" w:w="1440"/>
+          </w:tcPr>
+          <w:p>
+            <w:pPr>
+              <w:jc w:val="center"/>
+            </w:pPr>
+            <w:r>
+              <w:rPr>
+                <w:sz w:val="17"/>
+              </w:rPr>
+              <w:t>18.3%</w:t>
+            </w:r>
+          </w:p>
+        </w:tc>
+        <w:tc>
+          <w:tcPr>
+            <w:tcW w:type="dxa" w:w="1440"/>
+          </w:tcPr>
+          <w:p>
+            <w:pPr>
+              <w:jc w:val="center"/>
+            </w:pPr>
+            <w:r>
+              <w:rPr>
+                <w:sz w:val="17"/>
+              </w:rPr>
+              <w:t>36%</w:t>
             </w:r>
           </w:p>
         </w:tc>
@@ -12015,23 +12117,23 @@
               <w:rPr>
                 <w:sz w:val="17"/>
               </w:rPr>
-              <w:t>26</w:t>
-            </w:r>
-          </w:p>
-        </w:tc>
-        <w:tc>
-          <w:tcPr>
-            <w:tcW w:type="dxa" w:w="1440"/>
-          </w:tcPr>
-          <w:p>
-            <w:pPr>
-              <w:jc w:val="center"/>
-            </w:pPr>
-            <w:r>
-              <w:rPr>
-                <w:sz w:val="17"/>
-              </w:rPr>
-              <w:t>轻工制造</w:t>
+              <w:t>27</w:t>
+            </w:r>
+          </w:p>
+        </w:tc>
+        <w:tc>
+          <w:tcPr>
+            <w:tcW w:type="dxa" w:w="1440"/>
+          </w:tcPr>
+          <w:p>
+            <w:pPr>
+              <w:jc w:val="center"/>
+            </w:pPr>
+            <w:r>
+              <w:rPr>
+                <w:sz w:val="17"/>
+              </w:rPr>
+              <w:t>传媒</w:t>
             </w:r>
           </w:p>
         </w:tc>
@@ -12049,7 +12151,7 @@
                 <w:color w:val="C0392B"/>
                 <w:sz w:val="17"/>
               </w:rPr>
-              <w:t>-51.0%</w:t>
+              <w:t>-61.6%</w:t>
             </w:r>
           </w:p>
         </w:tc>
@@ -12067,39 +12169,39 @@
                 <w:color w:val="C0392B"/>
                 <w:sz w:val="17"/>
               </w:rPr>
-              <w:t>-4.55%</w:t>
-            </w:r>
-          </w:p>
-        </w:tc>
-        <w:tc>
-          <w:tcPr>
-            <w:tcW w:type="dxa" w:w="1440"/>
-          </w:tcPr>
-          <w:p>
-            <w:pPr>
-              <w:jc w:val="center"/>
-            </w:pPr>
-            <w:r>
-              <w:rPr>
-                <w:sz w:val="17"/>
-              </w:rPr>
-              <w:t>18.7%</w:t>
-            </w:r>
-          </w:p>
-        </w:tc>
-        <w:tc>
-          <w:tcPr>
-            <w:tcW w:type="dxa" w:w="1440"/>
-          </w:tcPr>
-          <w:p>
-            <w:pPr>
-              <w:jc w:val="center"/>
-            </w:pPr>
-            <w:r>
-              <w:rPr>
-                <w:sz w:val="17"/>
-              </w:rPr>
-              <w:t>36%</w:t>
+              <w:t>-5.81%</w:t>
+            </w:r>
+          </w:p>
+        </w:tc>
+        <w:tc>
+          <w:tcPr>
+            <w:tcW w:type="dxa" w:w="1440"/>
+          </w:tcPr>
+          <w:p>
+            <w:pPr>
+              <w:jc w:val="center"/>
+            </w:pPr>
+            <w:r>
+              <w:rPr>
+                <w:sz w:val="17"/>
+              </w:rPr>
+              <w:t>22.6%</w:t>
+            </w:r>
+          </w:p>
+        </w:tc>
+        <w:tc>
+          <w:tcPr>
+            <w:tcW w:type="dxa" w:w="1440"/>
+          </w:tcPr>
+          <w:p>
+            <w:pPr>
+              <w:jc w:val="center"/>
+            </w:pPr>
+            <w:r>
+              <w:rPr>
+                <w:sz w:val="17"/>
+              </w:rPr>
+              <w:t>45%</w:t>
             </w:r>
           </w:p>
         </w:tc>
@@ -12117,23 +12219,23 @@
               <w:rPr>
                 <w:sz w:val="17"/>
               </w:rPr>
-              <w:t>27</w:t>
-            </w:r>
-          </w:p>
-        </w:tc>
-        <w:tc>
-          <w:tcPr>
-            <w:tcW w:type="dxa" w:w="1440"/>
-          </w:tcPr>
-          <w:p>
-            <w:pPr>
-              <w:jc w:val="center"/>
-            </w:pPr>
-            <w:r>
-              <w:rPr>
-                <w:sz w:val="17"/>
-              </w:rPr>
-              <w:t>传媒</w:t>
+              <w:t>28</w:t>
+            </w:r>
+          </w:p>
+        </w:tc>
+        <w:tc>
+          <w:tcPr>
+            <w:tcW w:type="dxa" w:w="1440"/>
+          </w:tcPr>
+          <w:p>
+            <w:pPr>
+              <w:jc w:val="center"/>
+            </w:pPr>
+            <w:r>
+              <w:rPr>
+                <w:sz w:val="17"/>
+              </w:rPr>
+              <w:t>农林牧渔</w:t>
             </w:r>
           </w:p>
         </w:tc>
@@ -12151,7 +12253,7 @@
                 <w:color w:val="C0392B"/>
                 <w:sz w:val="17"/>
               </w:rPr>
-              <w:t>-66.2%</w:t>
+              <w:t>-37.6%</w:t>
             </w:r>
           </w:p>
         </w:tc>
@@ -12169,39 +12271,39 @@
                 <w:color w:val="C0392B"/>
                 <w:sz w:val="17"/>
               </w:rPr>
-              <w:t>-6.73%</w:t>
-            </w:r>
-          </w:p>
-        </w:tc>
-        <w:tc>
-          <w:tcPr>
-            <w:tcW w:type="dxa" w:w="1440"/>
-          </w:tcPr>
-          <w:p>
-            <w:pPr>
-              <w:jc w:val="center"/>
-            </w:pPr>
-            <w:r>
-              <w:rPr>
-                <w:sz w:val="17"/>
-              </w:rPr>
-              <w:t>23.3%</w:t>
-            </w:r>
-          </w:p>
-        </w:tc>
-        <w:tc>
-          <w:tcPr>
-            <w:tcW w:type="dxa" w:w="1440"/>
-          </w:tcPr>
-          <w:p>
-            <w:pPr>
-              <w:jc w:val="center"/>
-            </w:pPr>
-            <w:r>
-              <w:rPr>
-                <w:sz w:val="17"/>
-              </w:rPr>
-              <w:t>45%</w:t>
+              <w:t>-2.40%</w:t>
+            </w:r>
+          </w:p>
+        </w:tc>
+        <w:tc>
+          <w:tcPr>
+            <w:tcW w:type="dxa" w:w="1440"/>
+          </w:tcPr>
+          <w:p>
+            <w:pPr>
+              <w:jc w:val="center"/>
+            </w:pPr>
+            <w:r>
+              <w:rPr>
+                <w:sz w:val="17"/>
+              </w:rPr>
+              <w:t>21.0%</w:t>
+            </w:r>
+          </w:p>
+        </w:tc>
+        <w:tc>
+          <w:tcPr>
+            <w:tcW w:type="dxa" w:w="1440"/>
+          </w:tcPr>
+          <w:p>
+            <w:pPr>
+              <w:jc w:val="center"/>
+            </w:pPr>
+            <w:r>
+              <w:rPr>
+                <w:sz w:val="17"/>
+              </w:rPr>
+              <w:t>27%</w:t>
             </w:r>
           </w:p>
         </w:tc>
@@ -12219,23 +12321,23 @@
               <w:rPr>
                 <w:sz w:val="17"/>
               </w:rPr>
-              <w:t>28</w:t>
-            </w:r>
-          </w:p>
-        </w:tc>
-        <w:tc>
-          <w:tcPr>
-            <w:tcW w:type="dxa" w:w="1440"/>
-          </w:tcPr>
-          <w:p>
-            <w:pPr>
-              <w:jc w:val="center"/>
-            </w:pPr>
-            <w:r>
-              <w:rPr>
-                <w:sz w:val="17"/>
-              </w:rPr>
-              <w:t>农林牧渔</w:t>
+              <w:t>29</w:t>
+            </w:r>
+          </w:p>
+        </w:tc>
+        <w:tc>
+          <w:tcPr>
+            <w:tcW w:type="dxa" w:w="1440"/>
+          </w:tcPr>
+          <w:p>
+            <w:pPr>
+              <w:jc w:val="center"/>
+            </w:pPr>
+            <w:r>
+              <w:rPr>
+                <w:sz w:val="17"/>
+              </w:rPr>
+              <w:t>纺织服饰</w:t>
             </w:r>
           </w:p>
         </w:tc>
@@ -12253,7 +12355,7 @@
                 <w:color w:val="C0392B"/>
                 <w:sz w:val="17"/>
               </w:rPr>
-              <w:t>-38.5%</w:t>
+              <w:t>-63.2%</w:t>
             </w:r>
           </w:p>
         </w:tc>
@@ -12271,23 +12373,23 @@
                 <w:color w:val="C0392B"/>
                 <w:sz w:val="17"/>
               </w:rPr>
-              <w:t>-2.50%</w:t>
-            </w:r>
-          </w:p>
-        </w:tc>
-        <w:tc>
-          <w:tcPr>
-            <w:tcW w:type="dxa" w:w="1440"/>
-          </w:tcPr>
-          <w:p>
-            <w:pPr>
-              <w:jc w:val="center"/>
-            </w:pPr>
-            <w:r>
-              <w:rPr>
-                <w:sz w:val="17"/>
-              </w:rPr>
-              <w:t>21.1%</w:t>
+              <w:t>-7.66%</w:t>
+            </w:r>
+          </w:p>
+        </w:tc>
+        <w:tc>
+          <w:tcPr>
+            <w:tcW w:type="dxa" w:w="1440"/>
+          </w:tcPr>
+          <w:p>
+            <w:pPr>
+              <w:jc w:val="center"/>
+            </w:pPr>
+            <w:r>
+              <w:rPr>
+                <w:sz w:val="17"/>
+              </w:rPr>
+              <w:t>14.0%</w:t>
             </w:r>
           </w:p>
         </w:tc>
@@ -12321,23 +12423,23 @@
               <w:rPr>
                 <w:sz w:val="17"/>
               </w:rPr>
-              <w:t>29</w:t>
-            </w:r>
-          </w:p>
-        </w:tc>
-        <w:tc>
-          <w:tcPr>
-            <w:tcW w:type="dxa" w:w="1440"/>
-          </w:tcPr>
-          <w:p>
-            <w:pPr>
-              <w:jc w:val="center"/>
-            </w:pPr>
-            <w:r>
-              <w:rPr>
-                <w:sz w:val="17"/>
-              </w:rPr>
-              <w:t>纺织服饰</w:t>
+              <w:t>30</w:t>
+            </w:r>
+          </w:p>
+        </w:tc>
+        <w:tc>
+          <w:tcPr>
+            <w:tcW w:type="dxa" w:w="1440"/>
+          </w:tcPr>
+          <w:p>
+            <w:pPr>
+              <w:jc w:val="center"/>
+            </w:pPr>
+            <w:r>
+              <w:rPr>
+                <w:sz w:val="17"/>
+              </w:rPr>
+              <w:t>商贸零售</w:t>
             </w:r>
           </w:p>
         </w:tc>
@@ -12355,7 +12457,7 @@
                 <w:color w:val="C0392B"/>
                 <w:sz w:val="17"/>
               </w:rPr>
-              <w:t>-65.7%</w:t>
+              <w:t>-67.8%</w:t>
             </w:r>
           </w:p>
         </w:tc>
@@ -12373,23 +12475,23 @@
                 <w:color w:val="C0392B"/>
                 <w:sz w:val="17"/>
               </w:rPr>
-              <w:t>-8.21%</w:t>
-            </w:r>
-          </w:p>
-        </w:tc>
-        <w:tc>
-          <w:tcPr>
-            <w:tcW w:type="dxa" w:w="1440"/>
-          </w:tcPr>
-          <w:p>
-            <w:pPr>
-              <w:jc w:val="center"/>
-            </w:pPr>
-            <w:r>
-              <w:rPr>
-                <w:sz w:val="17"/>
-              </w:rPr>
-              <w:t>14.3%</w:t>
+              <w:t>-8.47%</w:t>
+            </w:r>
+          </w:p>
+        </w:tc>
+        <w:tc>
+          <w:tcPr>
+            <w:tcW w:type="dxa" w:w="1440"/>
+          </w:tcPr>
+          <w:p>
+            <w:pPr>
+              <w:jc w:val="center"/>
+            </w:pPr>
+            <w:r>
+              <w:rPr>
+                <w:sz w:val="17"/>
+              </w:rPr>
+              <w:t>15.9%</w:t>
             </w:r>
           </w:p>
         </w:tc>
@@ -12423,23 +12525,23 @@
               <w:rPr>
                 <w:sz w:val="17"/>
               </w:rPr>
-              <w:t>30</w:t>
-            </w:r>
-          </w:p>
-        </w:tc>
-        <w:tc>
-          <w:tcPr>
-            <w:tcW w:type="dxa" w:w="1440"/>
-          </w:tcPr>
-          <w:p>
-            <w:pPr>
-              <w:jc w:val="center"/>
-            </w:pPr>
-            <w:r>
-              <w:rPr>
-                <w:sz w:val="17"/>
-              </w:rPr>
-              <w:t>商贸零售</w:t>
+              <w:t>31</w:t>
+            </w:r>
+          </w:p>
+        </w:tc>
+        <w:tc>
+          <w:tcPr>
+            <w:tcW w:type="dxa" w:w="1440"/>
+          </w:tcPr>
+          <w:p>
+            <w:pPr>
+              <w:jc w:val="center"/>
+            </w:pPr>
+            <w:r>
+              <w:rPr>
+                <w:sz w:val="17"/>
+              </w:rPr>
+              <w:t>房地产</w:t>
             </w:r>
           </w:p>
         </w:tc>
@@ -12457,7 +12559,7 @@
                 <w:color w:val="C0392B"/>
                 <w:sz w:val="17"/>
               </w:rPr>
-              <w:t>-69.7%</w:t>
+              <w:t>-66.5%</w:t>
             </w:r>
           </w:p>
         </w:tc>
@@ -12475,125 +12577,23 @@
                 <w:color w:val="C0392B"/>
                 <w:sz w:val="17"/>
               </w:rPr>
-              <w:t>-8.87%</w:t>
-            </w:r>
-          </w:p>
-        </w:tc>
-        <w:tc>
-          <w:tcPr>
-            <w:tcW w:type="dxa" w:w="1440"/>
-          </w:tcPr>
-          <w:p>
-            <w:pPr>
-              <w:jc w:val="center"/>
-            </w:pPr>
-            <w:r>
-              <w:rPr>
-                <w:sz w:val="17"/>
-              </w:rPr>
-              <w:t>16.4%</w:t>
-            </w:r>
-          </w:p>
-        </w:tc>
-        <w:tc>
-          <w:tcPr>
-            <w:tcW w:type="dxa" w:w="1440"/>
-          </w:tcPr>
-          <w:p>
-            <w:pPr>
-              <w:jc w:val="center"/>
-            </w:pPr>
-            <w:r>
-              <w:rPr>
-                <w:sz w:val="17"/>
-              </w:rPr>
-              <w:t>27%</w:t>
-            </w:r>
-          </w:p>
-        </w:tc>
-      </w:tr>
-      <w:tr>
-        <w:tc>
-          <w:tcPr>
-            <w:tcW w:type="dxa" w:w="1440"/>
-          </w:tcPr>
-          <w:p>
-            <w:pPr>
-              <w:jc w:val="center"/>
-            </w:pPr>
-            <w:r>
-              <w:rPr>
-                <w:sz w:val="17"/>
-              </w:rPr>
-              <w:t>31</w:t>
-            </w:r>
-          </w:p>
-        </w:tc>
-        <w:tc>
-          <w:tcPr>
-            <w:tcW w:type="dxa" w:w="1440"/>
-          </w:tcPr>
-          <w:p>
-            <w:pPr>
-              <w:jc w:val="center"/>
-            </w:pPr>
-            <w:r>
-              <w:rPr>
-                <w:sz w:val="17"/>
-              </w:rPr>
-              <w:t>房地产</w:t>
-            </w:r>
-          </w:p>
-        </w:tc>
-        <w:tc>
-          <w:tcPr>
-            <w:tcW w:type="dxa" w:w="1440"/>
-          </w:tcPr>
-          <w:p>
-            <w:pPr>
-              <w:jc w:val="center"/>
-            </w:pPr>
-            <w:r>
-              <w:rPr>
-                <w:b/>
-                <w:color w:val="C0392B"/>
-                <w:sz w:val="17"/>
-              </w:rPr>
-              <w:t>-67.8%</w:t>
-            </w:r>
-          </w:p>
-        </w:tc>
-        <w:tc>
-          <w:tcPr>
-            <w:tcW w:type="dxa" w:w="1440"/>
-          </w:tcPr>
-          <w:p>
-            <w:pPr>
-              <w:jc w:val="center"/>
-            </w:pPr>
-            <w:r>
-              <w:rPr>
-                <w:b/>
-                <w:color w:val="C0392B"/>
-                <w:sz w:val="17"/>
-              </w:rPr>
-              <w:t>-8.68%</w:t>
-            </w:r>
-          </w:p>
-        </w:tc>
-        <w:tc>
-          <w:tcPr>
-            <w:tcW w:type="dxa" w:w="1440"/>
-          </w:tcPr>
-          <w:p>
-            <w:pPr>
-              <w:jc w:val="center"/>
-            </w:pPr>
-            <w:r>
-              <w:rPr>
-                <w:sz w:val="17"/>
-              </w:rPr>
-              <w:t>15.2%</w:t>
+              <w:t>-8.38%</w:t>
+            </w:r>
+          </w:p>
+        </w:tc>
+        <w:tc>
+          <w:tcPr>
+            <w:tcW w:type="dxa" w:w="1440"/>
+          </w:tcPr>
+          <w:p>
+            <w:pPr>
+              <w:jc w:val="center"/>
+            </w:pPr>
+            <w:r>
+              <w:rPr>
+                <w:sz w:val="17"/>
+              </w:rPr>
+              <w:t>15.0%</w:t>
             </w:r>
           </w:p>
         </w:tc>
